--- a/Product Docs/Submission/InvestigateIQ_Deck_Presenter_Guide.docx
+++ b/Product Docs/Submission/InvestigateIQ_Deck_Presenter_Guide.docx
@@ -361,7 +361,7 @@
                 <w:sz w:val="18"/>
                 <w:szCs w:val="18"/>
               </w:rPr>
-              <w:t xml:space="preserve">0:40</w:t>
+              <w:t xml:space="preserve">0:35</w:t>
             </w:r>
           </w:p>
         </w:tc>
@@ -498,7 +498,7 @@
                 <w:sz w:val="18"/>
                 <w:szCs w:val="18"/>
               </w:rPr>
-              <w:t xml:space="preserve">0:45</w:t>
+              <w:t xml:space="preserve">0:40</w:t>
             </w:r>
           </w:p>
         </w:tc>
@@ -554,7 +554,7 @@
                 <w:sz w:val="18"/>
                 <w:szCs w:val="18"/>
               </w:rPr>
-              <w:t xml:space="preserve">The problem</w:t>
+              <w:t xml:space="preserve">Program statement</w:t>
             </w:r>
           </w:p>
         </w:tc>
@@ -608,7 +608,7 @@
                 <w:sz w:val="18"/>
                 <w:szCs w:val="18"/>
               </w:rPr>
-              <w:t xml:space="preserve">Explain why a monitoring alert is not a conclusion.</w:t>
+              <w:t xml:space="preserve">State the capstone commitment, success measures, and non-goals before the product tour.</w:t>
             </w:r>
           </w:p>
         </w:tc>
@@ -691,7 +691,7 @@
                 <w:sz w:val="18"/>
                 <w:szCs w:val="18"/>
               </w:rPr>
-              <w:t xml:space="preserve">Product workflow</w:t>
+              <w:t xml:space="preserve">The problem</w:t>
             </w:r>
           </w:p>
         </w:tc>
@@ -745,7 +745,7 @@
                 <w:sz w:val="18"/>
                 <w:szCs w:val="18"/>
               </w:rPr>
-              <w:t xml:space="preserve">Walk through the one-case journey end to end.</w:t>
+              <w:t xml:space="preserve">Explain why a monitoring alert is not a conclusion.</w:t>
             </w:r>
           </w:p>
         </w:tc>
@@ -772,7 +772,7 @@
                 <w:sz w:val="18"/>
                 <w:szCs w:val="18"/>
               </w:rPr>
-              <w:t xml:space="preserve">0:55</w:t>
+              <w:t xml:space="preserve">0:40</w:t>
             </w:r>
           </w:p>
         </w:tc>
@@ -828,7 +828,7 @@
                 <w:sz w:val="18"/>
                 <w:szCs w:val="18"/>
               </w:rPr>
-              <w:t xml:space="preserve">Product navigation</w:t>
+              <w:t xml:space="preserve">Product workflow</w:t>
             </w:r>
           </w:p>
         </w:tc>
@@ -882,7 +882,7 @@
                 <w:sz w:val="18"/>
                 <w:szCs w:val="18"/>
               </w:rPr>
-              <w:t xml:space="preserve">Show that the left navigation follows the same work sequence.</w:t>
+              <w:t xml:space="preserve">Walk through the one-case journey end to end.</w:t>
             </w:r>
           </w:p>
         </w:tc>
@@ -909,7 +909,7 @@
                 <w:sz w:val="18"/>
                 <w:szCs w:val="18"/>
               </w:rPr>
-              <w:t xml:space="preserve">0:40</w:t>
+              <w:t xml:space="preserve">0:50</w:t>
             </w:r>
           </w:p>
         </w:tc>
@@ -965,7 +965,7 @@
                 <w:sz w:val="18"/>
                 <w:szCs w:val="18"/>
               </w:rPr>
-              <w:t xml:space="preserve">Case Queue</w:t>
+              <w:t xml:space="preserve">Product navigation</w:t>
             </w:r>
           </w:p>
         </w:tc>
@@ -1019,7 +1019,7 @@
                 <w:sz w:val="18"/>
                 <w:szCs w:val="18"/>
               </w:rPr>
-              <w:t xml:space="preserve">Explain filters and distinguish status, rules, and the action button.</w:t>
+              <w:t xml:space="preserve">Show that the left navigation follows the same work sequence.</w:t>
             </w:r>
           </w:p>
         </w:tc>
@@ -1046,7 +1046,7 @@
                 <w:sz w:val="18"/>
                 <w:szCs w:val="18"/>
               </w:rPr>
-              <w:t xml:space="preserve">1:05</w:t>
+              <w:t xml:space="preserve">0:35</w:t>
             </w:r>
           </w:p>
         </w:tc>
@@ -1102,7 +1102,7 @@
                 <w:sz w:val="18"/>
                 <w:szCs w:val="18"/>
               </w:rPr>
-              <w:t xml:space="preserve">Investigation Workspace</w:t>
+              <w:t xml:space="preserve">Case Queue</w:t>
             </w:r>
           </w:p>
         </w:tc>
@@ -1156,7 +1156,7 @@
                 <w:sz w:val="18"/>
                 <w:szCs w:val="18"/>
               </w:rPr>
-              <w:t xml:space="preserve">Explain the report modes, validator, and decision boundary.</w:t>
+              <w:t xml:space="preserve">Explain filters and distinguish status, rules, and the action button.</w:t>
             </w:r>
           </w:p>
         </w:tc>
@@ -1183,7 +1183,7 @@
                 <w:sz w:val="18"/>
                 <w:szCs w:val="18"/>
               </w:rPr>
-              <w:t xml:space="preserve">1:10</w:t>
+              <w:t xml:space="preserve">0:50</w:t>
             </w:r>
           </w:p>
         </w:tc>
@@ -1239,7 +1239,7 @@
                 <w:sz w:val="18"/>
                 <w:szCs w:val="18"/>
               </w:rPr>
-              <w:t xml:space="preserve">Evidence confidence</w:t>
+              <w:t xml:space="preserve">Investigation Workspace</w:t>
             </w:r>
           </w:p>
         </w:tc>
@@ -1293,7 +1293,7 @@
                 <w:sz w:val="18"/>
                 <w:szCs w:val="18"/>
               </w:rPr>
-              <w:t xml:space="preserve">Present the responsible-AI score with its limitations.</w:t>
+              <w:t xml:space="preserve">Explain the report modes, validator, and decision boundary.</w:t>
             </w:r>
           </w:p>
         </w:tc>
@@ -1320,7 +1320,7 @@
                 <w:sz w:val="18"/>
                 <w:szCs w:val="18"/>
               </w:rPr>
-              <w:t xml:space="preserve">0:55</w:t>
+              <w:t xml:space="preserve">1:00</w:t>
             </w:r>
           </w:p>
         </w:tc>
@@ -1376,7 +1376,7 @@
                 <w:sz w:val="18"/>
                 <w:szCs w:val="18"/>
               </w:rPr>
-              <w:t xml:space="preserve">OKF, chunks, and RAG</w:t>
+              <w:t xml:space="preserve">Evidence confidence</w:t>
             </w:r>
           </w:p>
         </w:tc>
@@ -1430,7 +1430,7 @@
                 <w:sz w:val="18"/>
                 <w:szCs w:val="18"/>
               </w:rPr>
-              <w:t xml:space="preserve">Explain the key coding logic behind source ingestion, retrieval, and citations.</w:t>
+              <w:t xml:space="preserve">Present the responsible-AI score with its limitations.</w:t>
             </w:r>
           </w:p>
         </w:tc>
@@ -1457,7 +1457,7 @@
                 <w:sz w:val="18"/>
                 <w:szCs w:val="18"/>
               </w:rPr>
-              <w:t xml:space="preserve">1:20</w:t>
+              <w:t xml:space="preserve">0:50</w:t>
             </w:r>
           </w:p>
         </w:tc>
@@ -1513,7 +1513,7 @@
                 <w:sz w:val="18"/>
                 <w:szCs w:val="18"/>
               </w:rPr>
-              <w:t xml:space="preserve">InvestigateIQ Copilot</w:t>
+              <w:t xml:space="preserve">OKF, chunks, and RAG</w:t>
             </w:r>
           </w:p>
         </w:tc>
@@ -1567,7 +1567,7 @@
                 <w:sz w:val="18"/>
                 <w:szCs w:val="18"/>
               </w:rPr>
-              <w:t xml:space="preserve">Show the Copilot’s limited, evidence-bound role.</w:t>
+              <w:t xml:space="preserve">Explain the key coding logic behind source ingestion, retrieval, and citations.</w:t>
             </w:r>
           </w:p>
         </w:tc>
@@ -1594,7 +1594,7 @@
                 <w:sz w:val="18"/>
                 <w:szCs w:val="18"/>
               </w:rPr>
-              <w:t xml:space="preserve">0:50</w:t>
+              <w:t xml:space="preserve">1:20</w:t>
             </w:r>
           </w:p>
         </w:tc>
@@ -1650,7 +1650,7 @@
                 <w:sz w:val="18"/>
                 <w:szCs w:val="18"/>
               </w:rPr>
-              <w:t xml:space="preserve">Human decisions and Compliance</w:t>
+              <w:t xml:space="preserve">InvestigateIQ Copilot</w:t>
             </w:r>
           </w:p>
         </w:tc>
@@ -1704,7 +1704,7 @@
                 <w:sz w:val="18"/>
                 <w:szCs w:val="18"/>
               </w:rPr>
-              <w:t xml:space="preserve">Explain append-only decisions and the three separate Compliance outcomes.</w:t>
+              <w:t xml:space="preserve">Show the Copilot’s limited, evidence-bound role.</w:t>
             </w:r>
           </w:p>
         </w:tc>
@@ -1731,7 +1731,7 @@
                 <w:sz w:val="18"/>
                 <w:szCs w:val="18"/>
               </w:rPr>
-              <w:t xml:space="preserve">1:05</w:t>
+              <w:t xml:space="preserve">0:40</w:t>
             </w:r>
           </w:p>
         </w:tc>
@@ -1787,7 +1787,7 @@
                 <w:sz w:val="18"/>
                 <w:szCs w:val="18"/>
               </w:rPr>
-              <w:t xml:space="preserve">Analytics</w:t>
+              <w:t xml:space="preserve">Human decisions and Compliance</w:t>
             </w:r>
           </w:p>
         </w:tc>
@@ -1841,7 +1841,7 @@
                 <w:sz w:val="18"/>
                 <w:szCs w:val="18"/>
               </w:rPr>
-              <w:t xml:space="preserve">Explain every graph as descriptive stored-data analysis.</w:t>
+              <w:t xml:space="preserve">Explain append-only decisions and the three separate Compliance outcomes.</w:t>
             </w:r>
           </w:p>
         </w:tc>
@@ -1924,7 +1924,7 @@
                 <w:sz w:val="18"/>
                 <w:szCs w:val="18"/>
               </w:rPr>
-              <w:t xml:space="preserve">Context and ownership</w:t>
+              <w:t xml:space="preserve">Analytics</w:t>
             </w:r>
           </w:p>
         </w:tc>
@@ -1978,7 +1978,7 @@
                 <w:sz w:val="18"/>
                 <w:szCs w:val="18"/>
               </w:rPr>
-              <w:t xml:space="preserve">Explain Global Search and the role guide.</w:t>
+              <w:t xml:space="preserve">Explain every graph as descriptive stored-data analysis.</w:t>
             </w:r>
           </w:p>
         </w:tc>
@@ -2005,7 +2005,7 @@
                 <w:sz w:val="18"/>
                 <w:szCs w:val="18"/>
               </w:rPr>
-              <w:t xml:space="preserve">0:40</w:t>
+              <w:t xml:space="preserve">0:55</w:t>
             </w:r>
           </w:p>
         </w:tc>
@@ -2061,7 +2061,7 @@
                 <w:sz w:val="18"/>
                 <w:szCs w:val="18"/>
               </w:rPr>
-              <w:t xml:space="preserve">Technical architecture and code logic</w:t>
+              <w:t xml:space="preserve">Context and ownership</w:t>
             </w:r>
           </w:p>
         </w:tc>
@@ -2115,7 +2115,7 @@
                 <w:sz w:val="18"/>
                 <w:szCs w:val="18"/>
               </w:rPr>
-              <w:t xml:space="preserve">Connect the page experience to the actual implementation layers.</w:t>
+              <w:t xml:space="preserve">Explain Global Search and the role guide.</w:t>
             </w:r>
           </w:p>
         </w:tc>
@@ -2142,7 +2142,7 @@
                 <w:sz w:val="18"/>
                 <w:szCs w:val="18"/>
               </w:rPr>
-              <w:t xml:space="preserve">1:20</w:t>
+              <w:t xml:space="preserve">0:35</w:t>
             </w:r>
           </w:p>
         </w:tc>
@@ -2198,7 +2198,7 @@
                 <w:sz w:val="18"/>
                 <w:szCs w:val="18"/>
               </w:rPr>
-              <w:t xml:space="preserve">Protected administration</w:t>
+              <w:t xml:space="preserve">Technical architecture and code logic</w:t>
             </w:r>
           </w:p>
         </w:tc>
@@ -2252,7 +2252,7 @@
                 <w:sz w:val="18"/>
                 <w:szCs w:val="18"/>
               </w:rPr>
-              <w:t xml:space="preserve">Show the protected boundary without demonstrating the passcode.</w:t>
+              <w:t xml:space="preserve">Connect the page experience to the actual implementation layers.</w:t>
             </w:r>
           </w:p>
         </w:tc>
@@ -2279,7 +2279,7 @@
                 <w:sz w:val="18"/>
                 <w:szCs w:val="18"/>
               </w:rPr>
-              <w:t xml:space="preserve">0:40</w:t>
+              <w:t xml:space="preserve">1:10</w:t>
             </w:r>
           </w:p>
         </w:tc>
@@ -2335,7 +2335,7 @@
                 <w:sz w:val="18"/>
                 <w:szCs w:val="18"/>
               </w:rPr>
-              <w:t xml:space="preserve">Validation and deployment</w:t>
+              <w:t xml:space="preserve">Protected administration</w:t>
             </w:r>
           </w:p>
         </w:tc>
@@ -2389,7 +2389,7 @@
                 <w:sz w:val="18"/>
                 <w:szCs w:val="18"/>
               </w:rPr>
-              <w:t xml:space="preserve">Summarize how changes are checked and released.</w:t>
+              <w:t xml:space="preserve">Show the protected boundary without demonstrating the passcode.</w:t>
             </w:r>
           </w:p>
         </w:tc>
@@ -2416,7 +2416,7 @@
                 <w:sz w:val="18"/>
                 <w:szCs w:val="18"/>
               </w:rPr>
-              <w:t xml:space="preserve">0:45</w:t>
+              <w:t xml:space="preserve">0:35</w:t>
             </w:r>
           </w:p>
         </w:tc>
@@ -2472,6 +2472,280 @@
                 <w:sz w:val="18"/>
                 <w:szCs w:val="18"/>
               </w:rPr>
+              <w:t xml:space="preserve">Validation and deployment</w:t>
+            </w:r>
+          </w:p>
+        </w:tc>
+        <w:tc>
+          <w:tcPr>
+            <w:tcW w:type="dxa" w:w="1700"/>
+            <w:tcMar>
+              <w:top w:type="dxa" w:w="80"/>
+              <w:left w:type="dxa" w:w="100"/>
+              <w:bottom w:type="dxa" w:w="80"/>
+              <w:right w:type="dxa" w:w="100"/>
+            </w:tcMar>
+          </w:tcPr>
+          <w:p>
+            <w:pPr>
+              <w:spacing w:after="130" w:before="0" w:line="276"/>
+            </w:pPr>
+            <w:r>
+              <w:rPr>
+                <w:rFonts w:ascii="Arial" w:cs="Arial" w:eastAsia="Arial" w:hAnsi="Arial"/>
+                <w:b w:val="false"/>
+                <w:bCs w:val="false"/>
+                <w:color w:val="12233F"/>
+                <w:sz w:val="18"/>
+                <w:szCs w:val="18"/>
+              </w:rPr>
+              <w:t xml:space="preserve">Pankaj Bharsakale</w:t>
+            </w:r>
+          </w:p>
+        </w:tc>
+        <w:tc>
+          <w:tcPr>
+            <w:tcW w:type="dxa" w:w="4300"/>
+            <w:tcMar>
+              <w:top w:type="dxa" w:w="80"/>
+              <w:left w:type="dxa" w:w="100"/>
+              <w:bottom w:type="dxa" w:w="80"/>
+              <w:right w:type="dxa" w:w="100"/>
+            </w:tcMar>
+          </w:tcPr>
+          <w:p>
+            <w:pPr>
+              <w:spacing w:after="130" w:before="0" w:line="276"/>
+            </w:pPr>
+            <w:r>
+              <w:rPr>
+                <w:rFonts w:ascii="Arial" w:cs="Arial" w:eastAsia="Arial" w:hAnsi="Arial"/>
+                <w:b w:val="false"/>
+                <w:bCs w:val="false"/>
+                <w:color w:val="12233F"/>
+                <w:sz w:val="18"/>
+                <w:szCs w:val="18"/>
+              </w:rPr>
+              <w:t xml:space="preserve">Summarize how changes are checked and released.</w:t>
+            </w:r>
+          </w:p>
+        </w:tc>
+        <w:tc>
+          <w:tcPr>
+            <w:tcW w:type="dxa" w:w="1040"/>
+            <w:tcMar>
+              <w:top w:type="dxa" w:w="80"/>
+              <w:left w:type="dxa" w:w="100"/>
+              <w:bottom w:type="dxa" w:w="80"/>
+              <w:right w:type="dxa" w:w="100"/>
+            </w:tcMar>
+          </w:tcPr>
+          <w:p>
+            <w:pPr>
+              <w:spacing w:after="130" w:before="0" w:line="276"/>
+            </w:pPr>
+            <w:r>
+              <w:rPr>
+                <w:rFonts w:ascii="Arial" w:cs="Arial" w:eastAsia="Arial" w:hAnsi="Arial"/>
+                <w:b w:val="false"/>
+                <w:bCs w:val="false"/>
+                <w:color w:val="12233F"/>
+                <w:sz w:val="18"/>
+                <w:szCs w:val="18"/>
+              </w:rPr>
+              <w:t xml:space="preserve">0:45</w:t>
+            </w:r>
+          </w:p>
+        </w:tc>
+      </w:tr>
+      <w:tr>
+        <w:tc>
+          <w:tcPr>
+            <w:tcW w:type="dxa" w:w="520"/>
+            <w:tcMar>
+              <w:top w:type="dxa" w:w="80"/>
+              <w:left w:type="dxa" w:w="100"/>
+              <w:bottom w:type="dxa" w:w="80"/>
+              <w:right w:type="dxa" w:w="100"/>
+            </w:tcMar>
+          </w:tcPr>
+          <w:p>
+            <w:pPr>
+              <w:spacing w:after="130" w:before="0" w:line="276"/>
+            </w:pPr>
+            <w:r>
+              <w:rPr>
+                <w:rFonts w:ascii="Arial" w:cs="Arial" w:eastAsia="Arial" w:hAnsi="Arial"/>
+                <w:b w:val="false"/>
+                <w:bCs w:val="false"/>
+                <w:color w:val="12233F"/>
+                <w:sz w:val="18"/>
+                <w:szCs w:val="18"/>
+              </w:rPr>
+              <w:t xml:space="preserve">18</w:t>
+            </w:r>
+          </w:p>
+        </w:tc>
+        <w:tc>
+          <w:tcPr>
+            <w:tcW w:type="dxa" w:w="1800"/>
+            <w:tcMar>
+              <w:top w:type="dxa" w:w="80"/>
+              <w:left w:type="dxa" w:w="100"/>
+              <w:bottom w:type="dxa" w:w="80"/>
+              <w:right w:type="dxa" w:w="100"/>
+            </w:tcMar>
+          </w:tcPr>
+          <w:p>
+            <w:pPr>
+              <w:spacing w:after="130" w:before="0" w:line="276"/>
+            </w:pPr>
+            <w:r>
+              <w:rPr>
+                <w:rFonts w:ascii="Arial" w:cs="Arial" w:eastAsia="Arial" w:hAnsi="Arial"/>
+                <w:b w:val="false"/>
+                <w:bCs w:val="false"/>
+                <w:color w:val="12233F"/>
+                <w:sz w:val="18"/>
+                <w:szCs w:val="18"/>
+              </w:rPr>
+              <w:t xml:space="preserve">Value realization, ROI, and roadmap</w:t>
+            </w:r>
+          </w:p>
+        </w:tc>
+        <w:tc>
+          <w:tcPr>
+            <w:tcW w:type="dxa" w:w="1700"/>
+            <w:tcMar>
+              <w:top w:type="dxa" w:w="80"/>
+              <w:left w:type="dxa" w:w="100"/>
+              <w:bottom w:type="dxa" w:w="80"/>
+              <w:right w:type="dxa" w:w="100"/>
+            </w:tcMar>
+          </w:tcPr>
+          <w:p>
+            <w:pPr>
+              <w:spacing w:after="130" w:before="0" w:line="276"/>
+            </w:pPr>
+            <w:r>
+              <w:rPr>
+                <w:rFonts w:ascii="Arial" w:cs="Arial" w:eastAsia="Arial" w:hAnsi="Arial"/>
+                <w:b w:val="false"/>
+                <w:bCs w:val="false"/>
+                <w:color w:val="12233F"/>
+                <w:sz w:val="18"/>
+                <w:szCs w:val="18"/>
+              </w:rPr>
+              <w:t xml:space="preserve">Pankaj Bharsakale</w:t>
+            </w:r>
+          </w:p>
+        </w:tc>
+        <w:tc>
+          <w:tcPr>
+            <w:tcW w:type="dxa" w:w="4300"/>
+            <w:tcMar>
+              <w:top w:type="dxa" w:w="80"/>
+              <w:left w:type="dxa" w:w="100"/>
+              <w:bottom w:type="dxa" w:w="80"/>
+              <w:right w:type="dxa" w:w="100"/>
+            </w:tcMar>
+          </w:tcPr>
+          <w:p>
+            <w:pPr>
+              <w:spacing w:after="130" w:before="0" w:line="276"/>
+            </w:pPr>
+            <w:r>
+              <w:rPr>
+                <w:rFonts w:ascii="Arial" w:cs="Arial" w:eastAsia="Arial" w:hAnsi="Arial"/>
+                <w:b w:val="false"/>
+                <w:bCs w:val="false"/>
+                <w:color w:val="12233F"/>
+                <w:sz w:val="18"/>
+                <w:szCs w:val="18"/>
+              </w:rPr>
+              <w:t xml:space="preserve">Present a measurable ROI planning model and the future roadmap without claiming a financial result from fictional data.</w:t>
+            </w:r>
+          </w:p>
+        </w:tc>
+        <w:tc>
+          <w:tcPr>
+            <w:tcW w:type="dxa" w:w="1040"/>
+            <w:tcMar>
+              <w:top w:type="dxa" w:w="80"/>
+              <w:left w:type="dxa" w:w="100"/>
+              <w:bottom w:type="dxa" w:w="80"/>
+              <w:right w:type="dxa" w:w="100"/>
+            </w:tcMar>
+          </w:tcPr>
+          <w:p>
+            <w:pPr>
+              <w:spacing w:after="130" w:before="0" w:line="276"/>
+            </w:pPr>
+            <w:r>
+              <w:rPr>
+                <w:rFonts w:ascii="Arial" w:cs="Arial" w:eastAsia="Arial" w:hAnsi="Arial"/>
+                <w:b w:val="false"/>
+                <w:bCs w:val="false"/>
+                <w:color w:val="12233F"/>
+                <w:sz w:val="18"/>
+                <w:szCs w:val="18"/>
+              </w:rPr>
+              <w:t xml:space="preserve">0:45</w:t>
+            </w:r>
+          </w:p>
+        </w:tc>
+      </w:tr>
+      <w:tr>
+        <w:tc>
+          <w:tcPr>
+            <w:tcW w:type="dxa" w:w="520"/>
+            <w:tcMar>
+              <w:top w:type="dxa" w:w="80"/>
+              <w:left w:type="dxa" w:w="100"/>
+              <w:bottom w:type="dxa" w:w="80"/>
+              <w:right w:type="dxa" w:w="100"/>
+            </w:tcMar>
+          </w:tcPr>
+          <w:p>
+            <w:pPr>
+              <w:spacing w:after="130" w:before="0" w:line="276"/>
+            </w:pPr>
+            <w:r>
+              <w:rPr>
+                <w:rFonts w:ascii="Arial" w:cs="Arial" w:eastAsia="Arial" w:hAnsi="Arial"/>
+                <w:b w:val="false"/>
+                <w:bCs w:val="false"/>
+                <w:color w:val="12233F"/>
+                <w:sz w:val="18"/>
+                <w:szCs w:val="18"/>
+              </w:rPr>
+              <w:t xml:space="preserve">19</w:t>
+            </w:r>
+          </w:p>
+        </w:tc>
+        <w:tc>
+          <w:tcPr>
+            <w:tcW w:type="dxa" w:w="1800"/>
+            <w:tcMar>
+              <w:top w:type="dxa" w:w="80"/>
+              <w:left w:type="dxa" w:w="100"/>
+              <w:bottom w:type="dxa" w:w="80"/>
+              <w:right w:type="dxa" w:w="100"/>
+            </w:tcMar>
+          </w:tcPr>
+          <w:p>
+            <w:pPr>
+              <w:spacing w:after="130" w:before="0" w:line="276"/>
+            </w:pPr>
+            <w:r>
+              <w:rPr>
+                <w:rFonts w:ascii="Arial" w:cs="Arial" w:eastAsia="Arial" w:hAnsi="Arial"/>
+                <w:b w:val="false"/>
+                <w:bCs w:val="false"/>
+                <w:color w:val="12233F"/>
+                <w:sz w:val="18"/>
+                <w:szCs w:val="18"/>
+              </w:rPr>
               <w:t xml:space="preserve">Closing</w:t>
             </w:r>
           </w:p>
@@ -2553,7 +2827,7 @@
                 <w:sz w:val="18"/>
                 <w:szCs w:val="18"/>
               </w:rPr>
-              <w:t xml:space="preserve">0:25</w:t>
+              <w:t xml:space="preserve">0:30</w:t>
             </w:r>
           </w:p>
         </w:tc>
@@ -2590,7 +2864,7 @@
           <w:sz w:val="24"/>
           <w:szCs w:val="24"/>
         </w:rPr>
-        <w:t xml:space="preserve">1. InvestigateIQ — 0:40</w:t>
+        <w:t xml:space="preserve">1. InvestigateIQ — 0:35</w:t>
       </w:r>
     </w:p>
     <w:p>
@@ -2655,7 +2929,7 @@
           <w:sz w:val="24"/>
           <w:szCs w:val="24"/>
         </w:rPr>
-        <w:t xml:space="preserve">2. Project team — 0:45</w:t>
+        <w:t xml:space="preserve">2. Project team — 0:40</w:t>
       </w:r>
     </w:p>
     <w:p>
@@ -2720,7 +2994,7 @@
           <w:sz w:val="24"/>
           <w:szCs w:val="24"/>
         </w:rPr>
-        <w:t xml:space="preserve">3. The problem — 0:45</w:t>
+        <w:t xml:space="preserve">3. Program statement — 0:45</w:t>
       </w:r>
     </w:p>
     <w:p>
@@ -2736,7 +3010,7 @@
           <w:sz w:val="19"/>
           <w:szCs w:val="19"/>
         </w:rPr>
-        <w:t xml:space="preserve">Pankaj says: “A monitoring alert can prioritize a review, but it does not by itself prove wrongdoing. An investigator still needs the underlying records, a clear view of missing evidence, and a reasoned next action. InvestigateIQ connects those pieces instead of presenting an alert as a verdict.”</w:t>
+        <w:t xml:space="preserve">Pankaj says: “Our program statement is simple: we are designing and demonstrating a transparent, AI-assisted workflow for fictional AML case review. Every report claim should be traceable to supplied material, every limitation should be visible, and every workflow action must remain a named human decision. We measure success through traceability, clear states, visible gaps, and required rationale—not automated outcomes.”</w:t>
       </w:r>
     </w:p>
     <w:p>
@@ -2752,7 +3026,7 @@
           <w:sz w:val="18"/>
           <w:szCs w:val="18"/>
         </w:rPr>
-        <w:t xml:space="preserve">Pointer and pacing: Point first to the alert metadata items, then to the Case Queue image.</w:t>
+        <w:t xml:space="preserve">Pointer and pacing: Hold the pointer on the central Program Statement, then move through Problem, Program outcome, Success measures, and Non-goals.</w:t>
       </w:r>
     </w:p>
     <w:p>
@@ -2768,7 +3042,7 @@
           <w:sz w:val="18"/>
           <w:szCs w:val="18"/>
         </w:rPr>
-        <w:t xml:space="preserve">Rahul prepares: Do not call any fictional alert suspicious, illegal, or confirmed. Say ‘needs review’ or ‘requires human assessment.’</w:t>
+        <w:t xml:space="preserve">Rahul prepares: Do not shorten the program statement to an AI claim. Read the non-goals: no real data, autonomous action, legal conclusion, or external filing.</w:t>
       </w:r>
     </w:p>
     <w:p>
@@ -2785,7 +3059,7 @@
           <w:sz w:val="24"/>
           <w:szCs w:val="24"/>
         </w:rPr>
-        <w:t xml:space="preserve">4. Product workflow — 0:55</w:t>
+        <w:t xml:space="preserve">4. The problem — 0:40</w:t>
       </w:r>
     </w:p>
     <w:p>
@@ -2801,7 +3075,7 @@
           <w:sz w:val="19"/>
           <w:szCs w:val="19"/>
         </w:rPr>
-        <w:t xml:space="preserve">Pankaj says: “We follow one visible workflow. First, an investigator finds a case in the queue. Next, the workspace builds or replays a report. Then Evidence and RAG opens the exact stored material behind the report. A named person records a rationale, and Compliance can perform a separate second review. The system never closes, escalates, refers, or files an action automatically.”</w:t>
+        <w:t xml:space="preserve">Pankaj says: “A monitoring alert can prioritize a review, but it does not by itself prove wrongdoing. An investigator still needs the underlying records, a clear view of missing evidence, and a reasoned next action. InvestigateIQ connects those pieces instead of presenting an alert as a verdict.”</w:t>
       </w:r>
     </w:p>
     <w:p>
@@ -2817,7 +3091,7 @@
           <w:sz w:val="18"/>
           <w:szCs w:val="18"/>
         </w:rPr>
-        <w:t xml:space="preserve">Pointer and pacing: Reveal or point to the five steps from left to right, pausing briefly on Evidence &amp; RAG and Human action.</w:t>
+        <w:t xml:space="preserve">Pointer and pacing: Point first to the alert metadata items, then to the Case Queue image.</w:t>
       </w:r>
     </w:p>
     <w:p>
@@ -2833,7 +3107,7 @@
           <w:sz w:val="18"/>
           <w:szCs w:val="18"/>
         </w:rPr>
-        <w:t xml:space="preserve">Rahul prepares: Let the fade transition complete before speaking to each stage. Keep the pointer on the stage being named.</w:t>
+        <w:t xml:space="preserve">Rahul prepares: Do not call any fictional alert suspicious, illegal, or confirmed. Say ‘needs review’ or ‘requires human assessment.’</w:t>
       </w:r>
     </w:p>
     <w:p>
@@ -2850,7 +3124,7 @@
           <w:sz w:val="24"/>
           <w:szCs w:val="24"/>
         </w:rPr>
-        <w:t xml:space="preserve">5. Product navigation — 0:40</w:t>
+        <w:t xml:space="preserve">5. Product workflow — 0:50</w:t>
       </w:r>
     </w:p>
     <w:p>
@@ -2866,7 +3140,7 @@
           <w:sz w:val="19"/>
           <w:szCs w:val="19"/>
         </w:rPr>
-        <w:t xml:space="preserve">Pankaj says: “The reordered navigation mirrors the investigation sequence. We begin with the Home and Case Queue pages, move into the Investigation Workspace, then use Evidence and RAG to inspect support. Compliance, Analytics, and Global Search serve the later review and context steps. This reduces unnecessary navigation during an investigation.”</w:t>
+        <w:t xml:space="preserve">Pankaj says: “We follow one visible workflow. First, an investigator finds a case in the queue. Next, the workspace builds or replays a report. Then Evidence and RAG opens the exact stored material behind the report. A named person records a rationale, and Compliance can perform a separate second review. The system never closes, escalates, refers, or files an action automatically.”</w:t>
       </w:r>
     </w:p>
     <w:p>
@@ -2882,7 +3156,7 @@
           <w:sz w:val="18"/>
           <w:szCs w:val="18"/>
         </w:rPr>
-        <w:t xml:space="preserve">Pointer and pacing: Trace only the core workspaces on the right-side list; do not wave across the screenshot.</w:t>
+        <w:t xml:space="preserve">Pointer and pacing: Reveal or point to the five steps from left to right, pausing briefly on Evidence &amp; RAG and Human action.</w:t>
       </w:r>
     </w:p>
     <w:p>
@@ -2898,7 +3172,7 @@
           <w:sz w:val="18"/>
           <w:szCs w:val="18"/>
         </w:rPr>
-        <w:t xml:space="preserve">Rahul prepares: Mention that Admin screens are deliberately separated from normal review work.</w:t>
+        <w:t xml:space="preserve">Rahul prepares: Let the fade transition complete before speaking to each stage. Keep the pointer on the stage being named.</w:t>
       </w:r>
     </w:p>
     <w:p>
@@ -2915,7 +3189,7 @@
           <w:sz w:val="24"/>
           <w:szCs w:val="24"/>
         </w:rPr>
-        <w:t xml:space="preserve">6. Case Queue — 1:05</w:t>
+        <w:t xml:space="preserve">6. Product navigation — 0:35</w:t>
       </w:r>
     </w:p>
     <w:p>
@@ -2931,7 +3205,7 @@
           <w:sz w:val="19"/>
           <w:szCs w:val="19"/>
         </w:rPr>
-        <w:t xml:space="preserve">Pankaj says: “The Case Queue turns stored fictional alerts into a manageable workload. Filters narrow the queue by customer, status, severity, and scenario. In each row, severity is a priority label, status shows where the case is in the workflow, and Rule(s) records the trigger metadata. The action opens a current case or, for a completed case, lets us inspect the supporting evidence rather than reopening a decision.”</w:t>
+        <w:t xml:space="preserve">Pankaj says: “The reordered navigation mirrors the investigation sequence. We begin with the Home and Case Queue pages, move into the Investigation Workspace, then use Evidence and RAG to inspect support. Compliance, Analytics, and Global Search serve the later review and context steps. This reduces unnecessary navigation during an investigation.”</w:t>
       </w:r>
     </w:p>
     <w:p>
@@ -2947,7 +3221,7 @@
           <w:sz w:val="18"/>
           <w:szCs w:val="18"/>
         </w:rPr>
-        <w:t xml:space="preserve">Pointer and pacing: Point to the filters, then follow one row across Severity, Status, Rule(s), and Action.</w:t>
+        <w:t xml:space="preserve">Pointer and pacing: Trace only the core workspaces on the right-side list; do not wave across the screenshot.</w:t>
       </w:r>
     </w:p>
     <w:p>
@@ -2963,7 +3237,7 @@
           <w:sz w:val="18"/>
           <w:szCs w:val="18"/>
         </w:rPr>
-        <w:t xml:space="preserve">Rahul prepares: Use one row only. State that ‘source closed’ is not the same as a human closure or a Compliance outcome.</w:t>
+        <w:t xml:space="preserve">Rahul prepares: Mention that Admin screens are deliberately separated from normal review work.</w:t>
       </w:r>
     </w:p>
     <w:p>
@@ -2980,7 +3254,7 @@
           <w:sz w:val="24"/>
           <w:szCs w:val="24"/>
         </w:rPr>
-        <w:t xml:space="preserve">7. Investigation Workspace — 1:10</w:t>
+        <w:t xml:space="preserve">7. Case Queue — 0:50</w:t>
       </w:r>
     </w:p>
     <w:p>
@@ -2996,7 +3270,7 @@
           <w:sz w:val="19"/>
           <w:szCs w:val="19"/>
         </w:rPr>
-        <w:t xml:space="preserve">Pankaj says: “The Investigation Workspace is where the reviewer reads the case report. A saved report replays a historical snapshot for a repeatable demonstration. Calculated mode recomputes from the current stored fictional rows. The validator surfaces notes before a decision, but running or replaying a report never records a decision by itself. The human remains responsible for the next action.”</w:t>
+        <w:t xml:space="preserve">Pankaj says: “The Case Queue turns stored fictional alerts into a manageable workload. Filters narrow the queue by customer, status, severity, and scenario. In each row, severity is a priority label, status shows where the case is in the workflow, and Rule(s) records the trigger metadata. The action opens a current case or, for a completed case, lets us inspect the supporting evidence rather than reopening a decision.”</w:t>
       </w:r>
     </w:p>
     <w:p>
@@ -3012,7 +3286,7 @@
           <w:sz w:val="18"/>
           <w:szCs w:val="18"/>
         </w:rPr>
-        <w:t xml:space="preserve">Pointer and pacing: Point to Saved report, Calculated mode, and Validator in that order.</w:t>
+        <w:t xml:space="preserve">Pointer and pacing: Point to the filters, then follow one row across Severity, Status, Rule(s), and Action.</w:t>
       </w:r>
     </w:p>
     <w:p>
@@ -3028,7 +3302,7 @@
           <w:sz w:val="18"/>
           <w:szCs w:val="18"/>
         </w:rPr>
-        <w:t xml:space="preserve">Rahul prepares: Do not call a calculated result an AI decision. If asked, explain that the optional AI draft remains advisory and is checked against available material.</w:t>
+        <w:t xml:space="preserve">Rahul prepares: Use one row only. State that ‘source closed’ is not the same as a human closure or a Compliance outcome.</w:t>
       </w:r>
     </w:p>
     <w:p>
@@ -3045,7 +3319,7 @@
           <w:sz w:val="24"/>
           <w:szCs w:val="24"/>
         </w:rPr>
-        <w:t xml:space="preserve">8. Evidence confidence — 0:55</w:t>
+        <w:t xml:space="preserve">8. Investigation Workspace — 1:00</w:t>
       </w:r>
     </w:p>
     <w:p>
@@ -3061,7 +3335,7 @@
           <w:sz w:val="19"/>
           <w:szCs w:val="19"/>
         </w:rPr>
-        <w:t xml:space="preserve">Pankaj says: “After a report is available, the product shows evidence confidence. This is a deterministic support-coverage indicator: it summarizes how well the supplied records and guidance support the displayed draft, and it exposes known limitations. It is not a probability of crime, legality, money laundering, or the correct case outcome. The score is a prompt for human review, not an automated recommendation.”</w:t>
+        <w:t xml:space="preserve">Pankaj says: “The Investigation Workspace is where the reviewer reads the case report. A saved report replays a historical snapshot for a repeatable demonstration. Calculated mode recomputes from the current stored fictional rows. The validator surfaces notes before a decision, but running or replaying a report never records a decision by itself. The human remains responsible for the next action.”</w:t>
       </w:r>
     </w:p>
     <w:p>
@@ -3077,7 +3351,7 @@
           <w:sz w:val="18"/>
           <w:szCs w:val="18"/>
         </w:rPr>
-        <w:t xml:space="preserve">Pointer and pacing: Point to the score, then Coverage, Limitations, and Boundary—one at a time.</w:t>
+        <w:t xml:space="preserve">Pointer and pacing: Point to Saved report, Calculated mode, and Validator in that order.</w:t>
       </w:r>
     </w:p>
     <w:p>
@@ -3093,7 +3367,7 @@
           <w:sz w:val="18"/>
           <w:szCs w:val="18"/>
         </w:rPr>
-        <w:t xml:space="preserve">Rahul prepares: Say ‘support coverage’ every time; never shorten it to ‘risk score.’</w:t>
+        <w:t xml:space="preserve">Rahul prepares: Do not call a calculated result an AI decision. If asked, explain that the optional AI draft remains advisory and is checked against available material.</w:t>
       </w:r>
     </w:p>
     <w:p>
@@ -3110,7 +3384,7 @@
           <w:sz w:val="24"/>
           <w:szCs w:val="24"/>
         </w:rPr>
-        <w:t xml:space="preserve">9. OKF, chunks, and RAG — 1:20</w:t>
+        <w:t xml:space="preserve">9. Evidence confidence — 0:50</w:t>
       </w:r>
     </w:p>
     <w:p>
@@ -3126,7 +3400,7 @@
           <w:sz w:val="19"/>
           <w:szCs w:val="19"/>
         </w:rPr>
-        <w:t xml:space="preserve">Pankaj says: “This is the core evidence-retrieval logic. Our OKF, or Open Knowledge Format, keeps a synthetic source ID, scenario, title, criteria, and body text together. The ingestion code creates a metadata chunk, called C0, and then small body chunks of about two sentences. SQLite FTS5 performs a local keyword search, BM25 ranks the matching chunks, and the retrieved chunk IDs become the context for a cited answer. The reviewer can open the exact passage. Retrieval helps find text; it does not prove that the text is true or that an alert is wrongdoing.”</w:t>
+        <w:t xml:space="preserve">Pankaj says: “After a report is available, the product shows evidence confidence. This is a deterministic support-coverage indicator: it summarizes how well the supplied records and guidance support the displayed draft, and it exposes known limitations. It is not a probability of crime, legality, money laundering, or the correct case outcome. The score is a prompt for human review, not an automated recommendation.”</w:t>
       </w:r>
     </w:p>
     <w:p>
@@ -3142,7 +3416,7 @@
           <w:sz w:val="18"/>
           <w:szCs w:val="18"/>
         </w:rPr>
-        <w:t xml:space="preserve">Pointer and pacing: Point to the source chunks screenshot on the left while describing steps 1–2; then point to Index and RAG review on the right and finally the code-flow strip.</w:t>
+        <w:t xml:space="preserve">Pointer and pacing: Point to the score, then Coverage, Limitations, and Boundary—one at a time.</w:t>
       </w:r>
     </w:p>
     <w:p>
@@ -3158,7 +3432,7 @@
           <w:sz w:val="18"/>
           <w:szCs w:val="18"/>
         </w:rPr>
-        <w:t xml:space="preserve">Rahul prepares: Be ready to define FTS5 as SQLite full-text search and BM25 as the ranking method for keyword matches. Use ‘RAG’—retrieval-augmented generation—not ‘REG.’</w:t>
+        <w:t xml:space="preserve">Rahul prepares: Say ‘support coverage’ every time; never shorten it to ‘risk score.’</w:t>
       </w:r>
     </w:p>
     <w:p>
@@ -3175,7 +3449,7 @@
           <w:sz w:val="24"/>
           <w:szCs w:val="24"/>
         </w:rPr>
-        <w:t xml:space="preserve">10. InvestigateIQ Copilot — 0:50</w:t>
+        <w:t xml:space="preserve">10. OKF, chunks, and RAG — 1:20</w:t>
       </w:r>
     </w:p>
     <w:p>
@@ -3191,7 +3465,7 @@
           <w:sz w:val="19"/>
           <w:szCs w:val="19"/>
         </w:rPr>
-        <w:t xml:space="preserve">Pankaj says: “The InvestigateIQ Copilot can summarize the stored fictional records, cite source IDs and evidence gaps, and explain the selected case context. It remains bounded by the available material. It cannot verify an outside document, decide that funds are lawful or unlawful, or submit or change a human decision.”</w:t>
+        <w:t xml:space="preserve">Pankaj says: “This is the core evidence-retrieval logic. Our OKF, or Open Knowledge Format, keeps a synthetic source ID, scenario, title, criteria, and body text together. The ingestion code creates a metadata chunk, called C0, and then small body chunks of about two sentences. SQLite FTS5 performs a local keyword search, BM25 ranks the matching chunks, and the retrieved chunk IDs become the context for a cited answer. The reviewer can open the exact passage. Retrieval helps find text; it does not prove that the text is true or that an alert is wrongdoing.”</w:t>
       </w:r>
     </w:p>
     <w:p>
@@ -3207,7 +3481,7 @@
           <w:sz w:val="18"/>
           <w:szCs w:val="18"/>
         </w:rPr>
-        <w:t xml:space="preserve">Pointer and pacing: Point to the three allowed capabilities, then the sentence that it cannot submit or alter a decision.</w:t>
+        <w:t xml:space="preserve">Pointer and pacing: Point to the source chunks screenshot on the left while describing steps 1–2; then point to Index and RAG review on the right and finally the code-flow strip.</w:t>
       </w:r>
     </w:p>
     <w:p>
@@ -3223,7 +3497,7 @@
           <w:sz w:val="18"/>
           <w:szCs w:val="18"/>
         </w:rPr>
-        <w:t xml:space="preserve">Rahul prepares: Keep the explanation short; the detailed retrieval logic was already covered on the previous slide.</w:t>
+        <w:t xml:space="preserve">Rahul prepares: Be ready to define FTS5 as SQLite full-text search and BM25 as the ranking method for keyword matches. Use ‘RAG’—retrieval-augmented generation—not ‘REG.’</w:t>
       </w:r>
     </w:p>
     <w:p>
@@ -3240,7 +3514,7 @@
           <w:sz w:val="24"/>
           <w:szCs w:val="24"/>
         </w:rPr>
-        <w:t xml:space="preserve">11. Human decisions and Compliance — 1:05</w:t>
+        <w:t xml:space="preserve">11. InvestigateIQ Copilot — 0:40</w:t>
       </w:r>
     </w:p>
     <w:p>
@@ -3256,7 +3530,7 @@
           <w:sz w:val="19"/>
           <w:szCs w:val="19"/>
         </w:rPr>
-        <w:t xml:space="preserve">Pankaj says: “A decision becomes an accountable audit event only when a named investigator selects an allowed action and records a rationale. The completed form becomes a recorded state rather than being silently editable. Compliance is a separate human review. It can acknowledge with no further action, return the case for more information, or record an onward referral. Each result maps to a distinct queue state and audit history. The tool does not file externally.”</w:t>
+        <w:t xml:space="preserve">Pankaj says: “The InvestigateIQ Copilot can summarize the stored fictional records, cite source IDs and evidence gaps, and explain the selected case context. It remains bounded by the available material. It cannot verify an outside document, decide that funds are lawful or unlawful, or submit or change a human decision.”</w:t>
       </w:r>
     </w:p>
     <w:p>
@@ -3272,7 +3546,7 @@
           <w:sz w:val="18"/>
           <w:szCs w:val="18"/>
         </w:rPr>
-        <w:t xml:space="preserve">Pointer and pacing: Point first to Investigator, then Compliance Officer, then the no-automation statement.</w:t>
+        <w:t xml:space="preserve">Pointer and pacing: Point to the three allowed capabilities, then the sentence that it cannot submit or alter a decision.</w:t>
       </w:r>
     </w:p>
     <w:p>
@@ -3288,7 +3562,7 @@
           <w:sz w:val="18"/>
           <w:szCs w:val="18"/>
         </w:rPr>
-        <w:t xml:space="preserve">Rahul prepares: Use ‘append-only audit event’ if a technical examiner asks why the form locks. Do not describe a referral as a regulatory filing.</w:t>
+        <w:t xml:space="preserve">Rahul prepares: Keep the explanation short; the detailed retrieval logic was already covered on the previous slide.</w:t>
       </w:r>
     </w:p>
     <w:p>
@@ -3305,7 +3579,7 @@
           <w:sz w:val="24"/>
           <w:szCs w:val="24"/>
         </w:rPr>
-        <w:t xml:space="preserve">12. Analytics — 1:00</w:t>
+        <w:t xml:space="preserve">12. Human decisions and Compliance — 1:00</w:t>
       </w:r>
     </w:p>
     <w:p>
@@ -3321,7 +3595,7 @@
           <w:sz w:val="19"/>
           <w:szCs w:val="19"/>
         </w:rPr>
-        <w:t xml:space="preserve">Pankaj says: “The Analytics page uses clearly named measures. Severity charts count stored labels. Status charts count the latest workflow state. High-severity share is a percentage within a typology. Monthly records describe fictional source dates, and decision charts count saved human events. These are descriptive charts—not a prediction of crime, a staff productivity score, or a model-accuracy measure.”</w:t>
+        <w:t xml:space="preserve">Pankaj says: “A decision becomes an accountable audit event only when a named investigator selects an allowed action and records a rationale. The completed form becomes a recorded state rather than being silently editable. Compliance is a separate human review. It can acknowledge with no further action, return the case for more information, or record an onward referral. Each result maps to a distinct queue state and audit history. The tool does not file externally.”</w:t>
       </w:r>
     </w:p>
     <w:p>
@@ -3337,7 +3611,7 @@
           <w:sz w:val="18"/>
           <w:szCs w:val="18"/>
         </w:rPr>
-        <w:t xml:space="preserve">Pointer and pacing: Point to the title and axes of the chart currently being mentioned; never point at an unrelated plot.</w:t>
+        <w:t xml:space="preserve">Pointer and pacing: Point first to Investigator, then Compliance Officer, then the no-automation statement.</w:t>
       </w:r>
     </w:p>
     <w:p>
@@ -3353,7 +3627,7 @@
           <w:sz w:val="18"/>
           <w:szCs w:val="18"/>
         </w:rPr>
-        <w:t xml:space="preserve">Rahul prepares: Read both axis labels before interpreting a chart. If a graph has a small sample, say it is a count in the fictional dataset.</w:t>
+        <w:t xml:space="preserve">Rahul prepares: Use ‘append-only audit event’ if a technical examiner asks why the form locks. Do not describe a referral as a regulatory filing.</w:t>
       </w:r>
     </w:p>
     <w:p>
@@ -3370,7 +3644,7 @@
           <w:sz w:val="24"/>
           <w:szCs w:val="24"/>
         </w:rPr>
-        <w:t xml:space="preserve">13. Context and ownership — 0:40</w:t>
+        <w:t xml:space="preserve">13. Analytics — 0:55</w:t>
       </w:r>
     </w:p>
     <w:p>
@@ -3386,7 +3660,7 @@
           <w:sz w:val="19"/>
           <w:szCs w:val="19"/>
         </w:rPr>
-        <w:t xml:space="preserve">Pankaj says: “Global Search is a context-finding tool: it helps the reviewer locate a fictional customer, account, transaction, or case and return to the relevant page. The role guide explains who performs the workflow activities. A displayed role label does not authenticate a person or grant Admin permission.”</w:t>
+        <w:t xml:space="preserve">Pankaj says: “The Analytics page uses clearly named measures. Severity charts count stored labels. Status charts count the latest workflow state. High-severity share is a percentage within a typology. Monthly records describe fictional source dates, and decision charts count saved human events. These are descriptive charts—not a prediction of crime, a staff productivity score, or a model-accuracy measure.”</w:t>
       </w:r>
     </w:p>
     <w:p>
@@ -3402,7 +3676,7 @@
           <w:sz w:val="18"/>
           <w:szCs w:val="18"/>
         </w:rPr>
-        <w:t xml:space="preserve">Pointer and pacing: Point to Global Search on the left and the Role guide on the right, one after the other.</w:t>
+        <w:t xml:space="preserve">Pointer and pacing: Point to the title and axes of the chart currently being mentioned; never point at an unrelated plot.</w:t>
       </w:r>
     </w:p>
     <w:p>
@@ -3418,7 +3692,7 @@
           <w:sz w:val="18"/>
           <w:szCs w:val="18"/>
         </w:rPr>
-        <w:t xml:space="preserve">Rahul prepares: Keep the two concepts distinct: search finds context; roles clarify responsibilities.</w:t>
+        <w:t xml:space="preserve">Rahul prepares: Read both axis labels before interpreting a chart. If a graph has a small sample, say it is a count in the fictional dataset.</w:t>
       </w:r>
     </w:p>
     <w:p>
@@ -3435,7 +3709,7 @@
           <w:sz w:val="24"/>
           <w:szCs w:val="24"/>
         </w:rPr>
-        <w:t xml:space="preserve">14. Technical architecture and code logic — 1:20</w:t>
+        <w:t xml:space="preserve">14. Context and ownership — 0:35</w:t>
       </w:r>
     </w:p>
     <w:p>
@@ -3451,7 +3725,7 @@
           <w:sz w:val="19"/>
           <w:szCs w:val="19"/>
         </w:rPr>
-        <w:t xml:space="preserve">Pankaj says: “Technically, Streamlit routes each left-navigation selection to a page module. Each page reads the active case context and renders the appropriate queue, report, evidence, or Compliance interface. SQLite stores fictional alerts, sources, chunks, and audit events. FTS5 and BM25 retrieve reviewable passages, while deterministic checks calculate evidence confidence. The key flow is route to active case, then local storage and search, then cited report, then an append-only human audit event. The product favors inspectable logic instead of hidden autonomous behavior.”</w:t>
+        <w:t xml:space="preserve">Pankaj says: “Global Search is a context-finding tool: it helps the reviewer locate a fictional customer, account, transaction, or case and return to the relevant page. The role guide explains who performs the workflow activities. A displayed role label does not authenticate a person or grant Admin permission.”</w:t>
       </w:r>
     </w:p>
     <w:p>
@@ -3467,7 +3741,7 @@
           <w:sz w:val="18"/>
           <w:szCs w:val="18"/>
         </w:rPr>
-        <w:t xml:space="preserve">Pointer and pacing: Move across the six architecture cards from top left to bottom right; finish on the code-flow line.</w:t>
+        <w:t xml:space="preserve">Pointer and pacing: Point to Global Search on the left and the Role guide on the right, one after the other.</w:t>
       </w:r>
     </w:p>
     <w:p>
@@ -3483,7 +3757,7 @@
           <w:sz w:val="18"/>
           <w:szCs w:val="18"/>
         </w:rPr>
-        <w:t xml:space="preserve">Rahul prepares: Rahul Chainani should be ready for technical questions on file structure, local SQLite, the FTS5 index, and Railway deployment after the talk.</w:t>
+        <w:t xml:space="preserve">Rahul prepares: Keep the two concepts distinct: search finds context; roles clarify responsibilities.</w:t>
       </w:r>
     </w:p>
     <w:p>
@@ -3500,7 +3774,7 @@
           <w:sz w:val="24"/>
           <w:szCs w:val="24"/>
         </w:rPr>
-        <w:t xml:space="preserve">15. Protected administration — 0:40</w:t>
+        <w:t xml:space="preserve">15. Technical architecture and code logic — 1:10</w:t>
       </w:r>
     </w:p>
     <w:p>
@@ -3516,7 +3790,7 @@
           <w:sz w:val="19"/>
           <w:szCs w:val="19"/>
         </w:rPr>
-        <w:t xml:space="preserve">Pankaj says: “Administration is visibly separated from normal case review. Knowledge Base and Rule Config support inspection of source material and fictional rule settings behind a masked passcode. We do not reveal or automate that passcode. The point is to make a boundary visible in this learning environment, not to claim production authentication.”</w:t>
+        <w:t xml:space="preserve">Pankaj says: “Technically, Streamlit routes each left-navigation selection to a page module. Each page reads the active case context and renders the appropriate queue, report, evidence, or Compliance interface. SQLite stores fictional alerts, sources, chunks, and audit events. FTS5 and BM25 retrieve reviewable passages, while deterministic checks calculate evidence confidence. The key flow is route to active case, then local storage and search, then cited report, then an append-only human audit event. The product favors inspectable logic instead of hidden autonomous behavior.”</w:t>
       </w:r>
     </w:p>
     <w:p>
@@ -3532,7 +3806,7 @@
           <w:sz w:val="18"/>
           <w:szCs w:val="18"/>
         </w:rPr>
-        <w:t xml:space="preserve">Pointer and pacing: Point only to the locked screen and its explanatory text.</w:t>
+        <w:t xml:space="preserve">Pointer and pacing: Move across the six architecture cards from top left to bottom right; finish on the code-flow line.</w:t>
       </w:r>
     </w:p>
     <w:p>
@@ -3548,7 +3822,7 @@
           <w:sz w:val="18"/>
           <w:szCs w:val="18"/>
         </w:rPr>
-        <w:t xml:space="preserve">Rahul prepares: Never type or speak the passcode during a demo.</w:t>
+        <w:t xml:space="preserve">Rahul prepares: Rahul Chainani should be ready for technical questions on file structure, local SQLite, the FTS5 index, and Railway deployment after the talk.</w:t>
       </w:r>
     </w:p>
     <w:p>
@@ -3565,7 +3839,7 @@
           <w:sz w:val="24"/>
           <w:szCs w:val="24"/>
         </w:rPr>
-        <w:t xml:space="preserve">16. Validation and deployment — 0:45</w:t>
+        <w:t xml:space="preserve">16. Protected administration — 0:35</w:t>
       </w:r>
     </w:p>
     <w:p>
@@ -3581,7 +3855,7 @@
           <w:sz w:val="19"/>
           <w:szCs w:val="19"/>
         </w:rPr>
-        <w:t xml:space="preserve">Pankaj says: “Our release path starts with exercising the changed screen locally. We protect the workflow by avoiding real decision creation during a demo, run visual checks for contrast, tooltips, tables, and charts, then commit intended files, push the main branch, and verify the Railway deployment by visiting the affected page. This makes the demonstration reproducible as well as presentable.”</w:t>
+        <w:t xml:space="preserve">Pankaj says: “Administration is visibly separated from normal case review. Knowledge Base and Rule Config support inspection of source material and fictional rule settings behind a masked passcode. We do not reveal or automate that passcode. The point is to make a boundary visible in this learning environment, not to claim production authentication.”</w:t>
       </w:r>
     </w:p>
     <w:p>
@@ -3597,7 +3871,7 @@
           <w:sz w:val="18"/>
           <w:szCs w:val="18"/>
         </w:rPr>
-        <w:t xml:space="preserve">Pointer and pacing: Point to each numbered validation card clockwise, then the final release statement.</w:t>
+        <w:t xml:space="preserve">Pointer and pacing: Point only to the locked screen and its explanatory text.</w:t>
       </w:r>
     </w:p>
     <w:p>
@@ -3613,7 +3887,7 @@
           <w:sz w:val="18"/>
           <w:szCs w:val="18"/>
         </w:rPr>
-        <w:t xml:space="preserve">Rahul prepares: Do not claim a build log alone proves release success; say the live page is checked after deployment.</w:t>
+        <w:t xml:space="preserve">Rahul prepares: Never type or speak the passcode during a demo.</w:t>
       </w:r>
     </w:p>
     <w:p>
@@ -3630,7 +3904,137 @@
           <w:sz w:val="24"/>
           <w:szCs w:val="24"/>
         </w:rPr>
-        <w:t xml:space="preserve">17. Closing — 0:25</w:t>
+        <w:t xml:space="preserve">17. Validation and deployment — 0:45</w:t>
+      </w:r>
+    </w:p>
+    <w:p>
+      <w:pPr>
+        <w:spacing w:after="80" w:before="0" w:line="276"/>
+      </w:pPr>
+      <w:r>
+        <w:rPr>
+          <w:rFonts w:ascii="Arial" w:cs="Arial" w:eastAsia="Arial" w:hAnsi="Arial"/>
+          <w:b w:val="false"/>
+          <w:bCs w:val="false"/>
+          <w:color w:val="12233F"/>
+          <w:sz w:val="19"/>
+          <w:szCs w:val="19"/>
+        </w:rPr>
+        <w:t xml:space="preserve">Pankaj says: “Our release path starts with exercising the changed screen locally. We protect the workflow by avoiding real decision creation during a demo, run visual checks for contrast, tooltips, tables, and charts, then commit intended files, push the main branch, and verify the Railway deployment by visiting the affected page. This makes the demonstration reproducible as well as presentable.”</w:t>
+      </w:r>
+    </w:p>
+    <w:p>
+      <w:pPr>
+        <w:spacing w:after="60" w:before="0" w:line="276"/>
+      </w:pPr>
+      <w:r>
+        <w:rPr>
+          <w:rFonts w:ascii="Arial" w:cs="Arial" w:eastAsia="Arial" w:hAnsi="Arial"/>
+          <w:b/>
+          <w:bCs/>
+          <w:color w:val="00A79D"/>
+          <w:sz w:val="18"/>
+          <w:szCs w:val="18"/>
+        </w:rPr>
+        <w:t xml:space="preserve">Pointer and pacing: Point to each numbered validation card clockwise, then the final release statement.</w:t>
+      </w:r>
+    </w:p>
+    <w:p>
+      <w:pPr>
+        <w:spacing w:after="130" w:before="0" w:line="276"/>
+      </w:pPr>
+      <w:r>
+        <w:rPr>
+          <w:rFonts w:ascii="Arial" w:cs="Arial" w:eastAsia="Arial" w:hAnsi="Arial"/>
+          <w:b w:val="false"/>
+          <w:bCs w:val="false"/>
+          <w:color w:val="63738D"/>
+          <w:sz w:val="18"/>
+          <w:szCs w:val="18"/>
+        </w:rPr>
+        <w:t xml:space="preserve">Rahul prepares: Do not claim a build log alone proves release success; say the live page is checked after deployment.</w:t>
+      </w:r>
+    </w:p>
+    <w:p>
+      <w:pPr>
+        <w:pStyle w:val="Heading2"/>
+        <w:spacing w:after="80" w:before="220" w:line="276"/>
+      </w:pPr>
+      <w:r>
+        <w:rPr>
+          <w:rFonts w:ascii="Arial" w:cs="Arial" w:eastAsia="Arial" w:hAnsi="Arial"/>
+          <w:b/>
+          <w:bCs/>
+          <w:color w:val="0B1F3A"/>
+          <w:sz w:val="24"/>
+          <w:szCs w:val="24"/>
+        </w:rPr>
+        <w:t xml:space="preserve">18. Value realization, ROI, and roadmap — 0:45</w:t>
+      </w:r>
+    </w:p>
+    <w:p>
+      <w:pPr>
+        <w:spacing w:after="80" w:before="0" w:line="276"/>
+      </w:pPr>
+      <w:r>
+        <w:rPr>
+          <w:rFonts w:ascii="Arial" w:cs="Arial" w:eastAsia="Arial" w:hAnsi="Arial"/>
+          <w:b w:val="false"/>
+          <w:bCs w:val="false"/>
+          <w:color w:val="12233F"/>
+          <w:sz w:val="19"/>
+          <w:szCs w:val="19"/>
+        </w:rPr>
+        <w:t xml:space="preserve">Pankaj says: “We do not claim financial ROI from fictional data. Instead, we define how a real pilot would measure value: verified time saved finding records and source passages, reduced rework, faster audit reconstruction, and fewer unsupported claims or unclear workflow states. Once a baseline and approved cost boundary exist, ROI can be calculated from verified annual benefit minus implementation and run cost. Our roadmap starts with evaluation fixtures and citation tests, adds authentication and evidence-lineage versioning, and only then considers governed ingestion and approved integrations.”</w:t>
+      </w:r>
+    </w:p>
+    <w:p>
+      <w:pPr>
+        <w:spacing w:after="60" w:before="0" w:line="276"/>
+      </w:pPr>
+      <w:r>
+        <w:rPr>
+          <w:rFonts w:ascii="Arial" w:cs="Arial" w:eastAsia="Arial" w:hAnsi="Arial"/>
+          <w:b/>
+          <w:bCs/>
+          <w:color w:val="00A79D"/>
+          <w:sz w:val="18"/>
+          <w:szCs w:val="18"/>
+        </w:rPr>
+        <w:t xml:space="preserve">Pointer and pacing: Move through the four value levers, the ROI formula, then the three future steps at the bottom.</w:t>
+      </w:r>
+    </w:p>
+    <w:p>
+      <w:pPr>
+        <w:spacing w:after="130" w:before="0" w:line="276"/>
+      </w:pPr>
+      <w:r>
+        <w:rPr>
+          <w:rFonts w:ascii="Arial" w:cs="Arial" w:eastAsia="Arial" w:hAnsi="Arial"/>
+          <w:b w:val="false"/>
+          <w:bCs w:val="false"/>
+          <w:color w:val="63738D"/>
+          <w:sz w:val="18"/>
+          <w:szCs w:val="18"/>
+        </w:rPr>
+        <w:t xml:space="preserve">Rahul prepares: Call the formula a planning model, not a current result. If asked for a number, explain that it requires pilot baseline data and approved cost assumptions.</w:t>
+      </w:r>
+    </w:p>
+    <w:p>
+      <w:pPr>
+        <w:pStyle w:val="Heading2"/>
+        <w:spacing w:after="80" w:before="220" w:line="276"/>
+      </w:pPr>
+      <w:r>
+        <w:rPr>
+          <w:rFonts w:ascii="Arial" w:cs="Arial" w:eastAsia="Arial" w:hAnsi="Arial"/>
+          <w:b/>
+          <w:bCs/>
+          <w:color w:val="0B1F3A"/>
+          <w:sz w:val="24"/>
+          <w:szCs w:val="24"/>
+        </w:rPr>
+        <w:t xml:space="preserve">19. Closing — 0:30</w:t>
       </w:r>
     </w:p>
     <w:p>

--- a/Product Docs/Submission/InvestigateIQ_Deck_Presenter_Guide.docx
+++ b/Product Docs/Submission/InvestigateIQ_Deck_Presenter_Guide.docx
@@ -2017,6 +2017,151 @@
           <w:szCs w:val="20"/>
         </w:rPr>
         <w:t xml:space="preserve">Case Queue: ‘Status shows workflow position; Action opens context.’  Workspace: ‘This report is advisory; the validator and confidence card expose its limits.’  Evidence &amp; RAG: ‘This citation points to stored text; it is not proof.’  Copilot: ‘It summarizes available fictional material but cannot submit an action.’  Decision: ‘Only a named person with a rationale can create an audit event.’</w:t>
+      </w:r>
+    </w:p>
+    <w:p>
+      <w:pPr>
+        <w:pStyle w:val="Heading1"/>
+        <w:spacing w:after="120" w:before="240" w:line="270"/>
+      </w:pPr>
+      <w:r>
+        <w:rPr>
+          <w:rFonts w:ascii="Arial" w:cs="Arial" w:eastAsia="Arial" w:hAnsi="Arial"/>
+          <w:b/>
+          <w:bCs/>
+          <w:color w:val="0B1F3A"/>
+          <w:sz w:val="28"/>
+          <w:szCs w:val="28"/>
+        </w:rPr>
+        <w:t xml:space="preserve">Exact live-demo dialogue</w:t>
+      </w:r>
+    </w:p>
+    <w:p>
+      <w:pPr>
+        <w:spacing w:after="120" w:before="0" w:line="270"/>
+      </w:pPr>
+      <w:r>
+        <w:rPr>
+          <w:rFonts w:ascii="Arial" w:cs="Arial" w:eastAsia="Arial" w:hAnsi="Arial"/>
+          <w:b w:val="false"/>
+          <w:bCs w:val="false"/>
+          <w:color w:val="12233F"/>
+          <w:sz w:val="19"/>
+          <w:szCs w:val="19"/>
+        </w:rPr>
+        <w:t xml:space="preserve">Opening (0:00): ‘I will use two fictional cases. First, I will open a completed case only to show its recorded evidence. Then I will review an open or escalated case. I will not submit, close, reset, or alter any case during this demonstration.’</w:t>
+      </w:r>
+    </w:p>
+    <w:p>
+      <w:pPr>
+        <w:spacing w:after="120" w:before="0" w:line="270"/>
+      </w:pPr>
+      <w:r>
+        <w:rPr>
+          <w:rFonts w:ascii="Arial" w:cs="Arial" w:eastAsia="Arial" w:hAnsi="Arial"/>
+          <w:b w:val="false"/>
+          <w:bCs w:val="false"/>
+          <w:color w:val="12233F"/>
+          <w:sz w:val="19"/>
+          <w:szCs w:val="19"/>
+        </w:rPr>
+        <w:t xml:space="preserve">Case A — completed case (0:00–0:35): ‘In the Case Queue, this status means the workflow already has a recorded outcome. Instead of asking us to reopen it, the Evidence action lets us inspect the support behind that outcome. These links are evidence pointers; they are not a claim that the system has proved anything independently.’</w:t>
+      </w:r>
+    </w:p>
+    <w:p>
+      <w:pPr>
+        <w:spacing w:after="120" w:before="0" w:line="270"/>
+      </w:pPr>
+      <w:r>
+        <w:rPr>
+          <w:rFonts w:ascii="Arial" w:cs="Arial" w:eastAsia="Arial" w:hAnsi="Arial"/>
+          <w:b w:val="false"/>
+          <w:bCs w:val="false"/>
+          <w:color w:val="12233F"/>
+          <w:sz w:val="19"/>
+          <w:szCs w:val="19"/>
+        </w:rPr>
+        <w:t xml:space="preserve">Case B — active case (0:35–1:15): ‘For the active case, Status tells us where the workflow is, Rule(s) explains the monitoring signal, and Action opens the review context. The alert is a starting point for review, not a finding of wrongdoing.’</w:t>
+      </w:r>
+    </w:p>
+    <w:p>
+      <w:pPr>
+        <w:spacing w:after="120" w:before="0" w:line="270"/>
+      </w:pPr>
+      <w:r>
+        <w:rPr>
+          <w:rFonts w:ascii="Arial" w:cs="Arial" w:eastAsia="Arial" w:hAnsi="Arial"/>
+          <w:b w:val="false"/>
+          <w:bCs w:val="false"/>
+          <w:color w:val="12233F"/>
+          <w:sz w:val="19"/>
+          <w:szCs w:val="19"/>
+        </w:rPr>
+        <w:t xml:space="preserve">Workspace (1:15–2:05): ‘This report is advisory. The specialist components read the selected fictional case evidence; in calculated mode no model is called. If optional AI drafting is enabled, the Investigation Summary Agent drafts the report, then the Grounding Validator checks selected citations, ratios, wording, and prompt-like text. The evidence-confidence card shows support and limitations; it is not a risk score or a legal conclusion.’</w:t>
+      </w:r>
+    </w:p>
+    <w:p>
+      <w:pPr>
+        <w:spacing w:after="120" w:before="0" w:line="270"/>
+      </w:pPr>
+      <w:r>
+        <w:rPr>
+          <w:rFonts w:ascii="Arial" w:cs="Arial" w:eastAsia="Arial" w:hAnsi="Arial"/>
+          <w:b w:val="false"/>
+          <w:bCs w:val="false"/>
+          <w:color w:val="12233F"/>
+          <w:sz w:val="19"/>
+          <w:szCs w:val="19"/>
+        </w:rPr>
+        <w:t xml:space="preserve">Evidence &amp; RAG (2:05–2:55): ‘Here is the source trail. An OKF knowledge source is stored with metadata and then split into C0 metadata and reviewable body chunks. SQLite FTS5 finds lexical keyword matches and BM25 ranks them. I can open the exact cited chunk, so the reviewer can inspect the text behind the report. Retrieval finds supplied text; it does not prove that text is true.’</w:t>
+      </w:r>
+    </w:p>
+    <w:p>
+      <w:pPr>
+        <w:spacing w:after="120" w:before="0" w:line="270"/>
+      </w:pPr>
+      <w:r>
+        <w:rPr>
+          <w:rFonts w:ascii="Arial" w:cs="Arial" w:eastAsia="Arial" w:hAnsi="Arial"/>
+          <w:b w:val="false"/>
+          <w:bCs w:val="false"/>
+          <w:color w:val="12233F"/>
+          <w:sz w:val="19"/>
+          <w:szCs w:val="19"/>
+        </w:rPr>
+        <w:t xml:space="preserve">Ask InvestigateIQ (2:55–3:40): ‘I will ask one bounded question about this selected case. The response uses available fictional material and returns citations for review. The Copilot cannot submit an investigator decision, Compliance action, or regulatory filing.’</w:t>
+      </w:r>
+    </w:p>
+    <w:p>
+      <w:pPr>
+        <w:spacing w:after="120" w:before="0" w:line="270"/>
+      </w:pPr>
+      <w:r>
+        <w:rPr>
+          <w:rFonts w:ascii="Arial" w:cs="Arial" w:eastAsia="Arial" w:hAnsi="Arial"/>
+          <w:b w:val="false"/>
+          <w:bCs w:val="false"/>
+          <w:color w:val="12233F"/>
+          <w:sz w:val="19"/>
+          <w:szCs w:val="19"/>
+        </w:rPr>
+        <w:t xml:space="preserve">Human decision and audit (3:40–4:50): ‘The final choice belongs to a named human. Close, Request more information, and Escalate require a written rationale and create an audit event. A Compliance Officer can then acknowledge, return, or record an onward referral. The system records the review path; it does not make the decision for the reviewer.’</w:t>
+      </w:r>
+    </w:p>
+    <w:p>
+      <w:pPr>
+        <w:spacing w:after="120" w:before="0" w:line="270"/>
+      </w:pPr>
+      <w:r>
+        <w:rPr>
+          <w:rFonts w:ascii="Arial" w:cs="Arial" w:eastAsia="Arial" w:hAnsi="Arial"/>
+          <w:b/>
+          <w:bCs/>
+          <w:color w:val="00A79D"/>
+          <w:sz w:val="19"/>
+          <w:szCs w:val="19"/>
+        </w:rPr>
+        <w:t xml:space="preserve">Transition to questions: ‘This is how InvestigateIQ keeps the evidence trail, uncertainty, and human accountability visible from an alert to the next documented step.’</w:t>
       </w:r>
     </w:p>
     <w:sectPr>

--- a/Product Docs/Submission/InvestigateIQ_Deck_Presenter_Guide.docx
+++ b/Product Docs/Submission/InvestigateIQ_Deck_Presenter_Guide.docx
@@ -2162,6 +2162,3220 @@
           <w:szCs w:val="19"/>
         </w:rPr>
         <w:t xml:space="preserve">Transition to questions: ‘This is how InvestigateIQ keeps the evidence trail, uncertainty, and human accountability visible from an alert to the next documented step.’</w:t>
+      </w:r>
+    </w:p>
+    <w:p>
+      <w:pPr>
+        <w:pStyle w:val="Heading1"/>
+        <w:spacing w:after="120" w:before="280" w:line="270"/>
+      </w:pPr>
+      <w:r>
+        <w:rPr>
+          <w:rFonts w:ascii="Arial" w:cs="Arial" w:eastAsia="Arial" w:hAnsi="Arial"/>
+          <w:b/>
+          <w:bCs/>
+          <w:color w:val="0B1F3A"/>
+          <w:sz w:val="28"/>
+          <w:szCs w:val="28"/>
+        </w:rPr>
+        <w:t xml:space="preserve">Professor question bank</w:t>
+      </w:r>
+    </w:p>
+    <w:p>
+      <w:pPr>
+        <w:spacing w:after="120" w:before="0" w:line="270"/>
+      </w:pPr>
+      <w:r>
+        <w:rPr>
+          <w:rFonts w:ascii="Arial" w:cs="Arial" w:eastAsia="Arial" w:hAnsi="Arial"/>
+          <w:b w:val="false"/>
+          <w:bCs w:val="false"/>
+          <w:color w:val="12233F"/>
+          <w:sz w:val="20"/>
+          <w:szCs w:val="20"/>
+        </w:rPr>
+        <w:t xml:space="preserve">This is a preparation aid, not a script to read aloud. Use the concise answer first, then show the relevant screen, cited chunk, or diagram if a follow-up is needed. Keep every answer inside the factual prototype boundary.</w:t>
+      </w:r>
+    </w:p>
+    <w:p>
+      <w:pPr>
+        <w:pStyle w:val="Heading2"/>
+        <w:spacing w:after="120" w:before="200" w:line="270"/>
+      </w:pPr>
+      <w:r>
+        <w:rPr>
+          <w:rFonts w:ascii="Arial" w:cs="Arial" w:eastAsia="Arial" w:hAnsi="Arial"/>
+          <w:b/>
+          <w:bCs/>
+          <w:color w:val="00A79D"/>
+          <w:sz w:val="24"/>
+          <w:szCs w:val="24"/>
+        </w:rPr>
+        <w:t xml:space="preserve">Slides 1–2 — problem, scope, and project choices</w:t>
+      </w:r>
+    </w:p>
+    <w:tbl>
+      <w:tblPr>
+        <w:tblW w:type="dxa" w:w="9360"/>
+        <w:tblBorders>
+          <w:top w:val="single" w:color="auto" w:sz="4"/>
+          <w:left w:val="single" w:color="auto" w:sz="4"/>
+          <w:bottom w:val="single" w:color="auto" w:sz="4"/>
+          <w:right w:val="single" w:color="auto" w:sz="4"/>
+          <w:insideH w:val="single" w:color="auto" w:sz="4"/>
+          <w:insideV w:val="single" w:color="auto" w:sz="4"/>
+        </w:tblBorders>
+      </w:tblPr>
+      <w:tblGrid>
+        <w:gridCol w:w="2850"/>
+        <w:gridCol w:w="6510"/>
+      </w:tblGrid>
+      <w:tr>
+        <w:tc>
+          <w:tcPr>
+            <w:tcW w:type="dxa" w:w="2850"/>
+            <w:shd w:fill="0B1F3A" w:color="0B1F3A" w:val="clear"/>
+            <w:tcMar>
+              <w:top w:type="dxa" w:w="80"/>
+              <w:left w:type="dxa" w:w="100"/>
+              <w:bottom w:type="dxa" w:w="80"/>
+              <w:right w:type="dxa" w:w="100"/>
+            </w:tcMar>
+          </w:tcPr>
+          <w:p>
+            <w:pPr>
+              <w:spacing w:after="120" w:before="0" w:line="270"/>
+            </w:pPr>
+            <w:r>
+              <w:rPr>
+                <w:rFonts w:ascii="Arial" w:cs="Arial" w:eastAsia="Arial" w:hAnsi="Arial"/>
+                <w:b/>
+                <w:bCs/>
+                <w:color w:val="FFFFFF"/>
+                <w:sz w:val="17"/>
+                <w:szCs w:val="17"/>
+              </w:rPr>
+              <w:t xml:space="preserve">Likely question</w:t>
+            </w:r>
+          </w:p>
+        </w:tc>
+        <w:tc>
+          <w:tcPr>
+            <w:tcW w:type="dxa" w:w="6510"/>
+            <w:shd w:fill="0B1F3A" w:color="0B1F3A" w:val="clear"/>
+            <w:tcMar>
+              <w:top w:type="dxa" w:w="80"/>
+              <w:left w:type="dxa" w:w="100"/>
+              <w:bottom w:type="dxa" w:w="80"/>
+              <w:right w:type="dxa" w:w="100"/>
+            </w:tcMar>
+          </w:tcPr>
+          <w:p>
+            <w:pPr>
+              <w:spacing w:after="120" w:before="0" w:line="270"/>
+            </w:pPr>
+            <w:r>
+              <w:rPr>
+                <w:rFonts w:ascii="Arial" w:cs="Arial" w:eastAsia="Arial" w:hAnsi="Arial"/>
+                <w:b/>
+                <w:bCs/>
+                <w:color w:val="FFFFFF"/>
+                <w:sz w:val="17"/>
+                <w:szCs w:val="17"/>
+              </w:rPr>
+              <w:t xml:space="preserve">Suggested answer</w:t>
+            </w:r>
+          </w:p>
+        </w:tc>
+      </w:tr>
+      <w:tr>
+        <w:tc>
+          <w:tcPr>
+            <w:tcW w:type="dxa" w:w="2850"/>
+            <w:tcMar>
+              <w:top w:type="dxa" w:w="80"/>
+              <w:left w:type="dxa" w:w="100"/>
+              <w:bottom w:type="dxa" w:w="80"/>
+              <w:right w:type="dxa" w:w="100"/>
+            </w:tcMar>
+          </w:tcPr>
+          <w:p>
+            <w:pPr>
+              <w:spacing w:after="120" w:before="0" w:line="270"/>
+            </w:pPr>
+            <w:r>
+              <w:rPr>
+                <w:rFonts w:ascii="Arial" w:cs="Arial" w:eastAsia="Arial" w:hAnsi="Arial"/>
+                <w:b w:val="false"/>
+                <w:bCs w:val="false"/>
+                <w:color w:val="12233F"/>
+                <w:sz w:val="17"/>
+                <w:szCs w:val="17"/>
+              </w:rPr>
+              <w:t xml:space="preserve">Why did you choose AML investigations?</w:t>
+            </w:r>
+          </w:p>
+        </w:tc>
+        <w:tc>
+          <w:tcPr>
+            <w:tcW w:type="dxa" w:w="6510"/>
+            <w:tcMar>
+              <w:top w:type="dxa" w:w="80"/>
+              <w:left w:type="dxa" w:w="100"/>
+              <w:bottom w:type="dxa" w:w="80"/>
+              <w:right w:type="dxa" w:w="100"/>
+            </w:tcMar>
+          </w:tcPr>
+          <w:p>
+            <w:pPr>
+              <w:spacing w:after="120" w:before="0" w:line="270"/>
+            </w:pPr>
+            <w:r>
+              <w:rPr>
+                <w:rFonts w:ascii="Arial" w:cs="Arial" w:eastAsia="Arial" w:hAnsi="Arial"/>
+                <w:b w:val="false"/>
+                <w:bCs w:val="false"/>
+                <w:color w:val="12233F"/>
+                <w:sz w:val="17"/>
+                <w:szCs w:val="17"/>
+              </w:rPr>
+              <w:t xml:space="preserve">The use case makes the need for traceability, evidence gaps, controlled assistance, and accountable human actions easy to demonstrate. This is a fictional learning prototype, not a bank AML system.</w:t>
+            </w:r>
+          </w:p>
+        </w:tc>
+      </w:tr>
+      <w:tr>
+        <w:tc>
+          <w:tcPr>
+            <w:tcW w:type="dxa" w:w="2850"/>
+            <w:tcMar>
+              <w:top w:type="dxa" w:w="80"/>
+              <w:left w:type="dxa" w:w="100"/>
+              <w:bottom w:type="dxa" w:w="80"/>
+              <w:right w:type="dxa" w:w="100"/>
+            </w:tcMar>
+          </w:tcPr>
+          <w:p>
+            <w:pPr>
+              <w:spacing w:after="120" w:before="0" w:line="270"/>
+            </w:pPr>
+            <w:r>
+              <w:rPr>
+                <w:rFonts w:ascii="Arial" w:cs="Arial" w:eastAsia="Arial" w:hAnsi="Arial"/>
+                <w:b w:val="false"/>
+                <w:bCs w:val="false"/>
+                <w:color w:val="12233F"/>
+                <w:sz w:val="17"/>
+                <w:szCs w:val="17"/>
+              </w:rPr>
+              <w:t xml:space="preserve">What problem does InvestigateIQ solve?</w:t>
+            </w:r>
+          </w:p>
+        </w:tc>
+        <w:tc>
+          <w:tcPr>
+            <w:tcW w:type="dxa" w:w="6510"/>
+            <w:tcMar>
+              <w:top w:type="dxa" w:w="80"/>
+              <w:left w:type="dxa" w:w="100"/>
+              <w:bottom w:type="dxa" w:w="80"/>
+              <w:right w:type="dxa" w:w="100"/>
+            </w:tcMar>
+          </w:tcPr>
+          <w:p>
+            <w:pPr>
+              <w:spacing w:after="120" w:before="0" w:line="270"/>
+            </w:pPr>
+            <w:r>
+              <w:rPr>
+                <w:rFonts w:ascii="Arial" w:cs="Arial" w:eastAsia="Arial" w:hAnsi="Arial"/>
+                <w:b w:val="false"/>
+                <w:bCs w:val="false"/>
+                <w:color w:val="12233F"/>
+                <w:sz w:val="17"/>
+                <w:szCs w:val="17"/>
+              </w:rPr>
+              <w:t xml:space="preserve">An alert by itself does not explain the supporting material, missing evidence, or accountable next step. InvestigateIQ connects the alert, cited material, limitations, and a human rationale in one review path.</w:t>
+            </w:r>
+          </w:p>
+        </w:tc>
+      </w:tr>
+      <w:tr>
+        <w:tc>
+          <w:tcPr>
+            <w:tcW w:type="dxa" w:w="2850"/>
+            <w:tcMar>
+              <w:top w:type="dxa" w:w="80"/>
+              <w:left w:type="dxa" w:w="100"/>
+              <w:bottom w:type="dxa" w:w="80"/>
+              <w:right w:type="dxa" w:w="100"/>
+            </w:tcMar>
+          </w:tcPr>
+          <w:p>
+            <w:pPr>
+              <w:spacing w:after="120" w:before="0" w:line="270"/>
+            </w:pPr>
+            <w:r>
+              <w:rPr>
+                <w:rFonts w:ascii="Arial" w:cs="Arial" w:eastAsia="Arial" w:hAnsi="Arial"/>
+                <w:b w:val="false"/>
+                <w:bCs w:val="false"/>
+                <w:color w:val="12233F"/>
+                <w:sz w:val="17"/>
+                <w:szCs w:val="17"/>
+              </w:rPr>
+              <w:t xml:space="preserve">Who are the intended users?</w:t>
+            </w:r>
+          </w:p>
+        </w:tc>
+        <w:tc>
+          <w:tcPr>
+            <w:tcW w:type="dxa" w:w="6510"/>
+            <w:tcMar>
+              <w:top w:type="dxa" w:w="80"/>
+              <w:left w:type="dxa" w:w="100"/>
+              <w:bottom w:type="dxa" w:w="80"/>
+              <w:right w:type="dxa" w:w="100"/>
+            </w:tcMar>
+          </w:tcPr>
+          <w:p>
+            <w:pPr>
+              <w:spacing w:after="120" w:before="0" w:line="270"/>
+            </w:pPr>
+            <w:r>
+              <w:rPr>
+                <w:rFonts w:ascii="Arial" w:cs="Arial" w:eastAsia="Arial" w:hAnsi="Arial"/>
+                <w:b w:val="false"/>
+                <w:bCs w:val="false"/>
+                <w:color w:val="12233F"/>
+                <w:sz w:val="17"/>
+                <w:szCs w:val="17"/>
+              </w:rPr>
+              <w:t xml:space="preserve">The demo models Investigators, Team Leads, Compliance Officers, and Admin reviewers. The visible role selector is a workflow/display label, not production identity or permissions.</w:t>
+            </w:r>
+          </w:p>
+        </w:tc>
+      </w:tr>
+      <w:tr>
+        <w:tc>
+          <w:tcPr>
+            <w:tcW w:type="dxa" w:w="2850"/>
+            <w:tcMar>
+              <w:top w:type="dxa" w:w="80"/>
+              <w:left w:type="dxa" w:w="100"/>
+              <w:bottom w:type="dxa" w:w="80"/>
+              <w:right w:type="dxa" w:w="100"/>
+            </w:tcMar>
+          </w:tcPr>
+          <w:p>
+            <w:pPr>
+              <w:spacing w:after="120" w:before="0" w:line="270"/>
+            </w:pPr>
+            <w:r>
+              <w:rPr>
+                <w:rFonts w:ascii="Arial" w:cs="Arial" w:eastAsia="Arial" w:hAnsi="Arial"/>
+                <w:b w:val="false"/>
+                <w:bCs w:val="false"/>
+                <w:color w:val="12233F"/>
+                <w:sz w:val="17"/>
+                <w:szCs w:val="17"/>
+              </w:rPr>
+              <w:t xml:space="preserve">What is outside the scope?</w:t>
+            </w:r>
+          </w:p>
+        </w:tc>
+        <w:tc>
+          <w:tcPr>
+            <w:tcW w:type="dxa" w:w="6510"/>
+            <w:tcMar>
+              <w:top w:type="dxa" w:w="80"/>
+              <w:left w:type="dxa" w:w="100"/>
+              <w:bottom w:type="dxa" w:w="80"/>
+              <w:right w:type="dxa" w:w="100"/>
+            </w:tcMar>
+          </w:tcPr>
+          <w:p>
+            <w:pPr>
+              <w:spacing w:after="120" w:before="0" w:line="270"/>
+            </w:pPr>
+            <w:r>
+              <w:rPr>
+                <w:rFonts w:ascii="Arial" w:cs="Arial" w:eastAsia="Arial" w:hAnsi="Arial"/>
+                <w:b w:val="false"/>
+                <w:bCs w:val="false"/>
+                <w:color w:val="12233F"/>
+                <w:sz w:val="17"/>
+                <w:szCs w:val="17"/>
+              </w:rPr>
+              <w:t xml:space="preserve">No real customer data, external bank feed, legal conclusion, autonomous closure/escalation/referral, or regulator filing. We state these boundaries rather than implying a production control.</w:t>
+            </w:r>
+          </w:p>
+        </w:tc>
+      </w:tr>
+      <w:tr>
+        <w:tc>
+          <w:tcPr>
+            <w:tcW w:type="dxa" w:w="2850"/>
+            <w:tcMar>
+              <w:top w:type="dxa" w:w="80"/>
+              <w:left w:type="dxa" w:w="100"/>
+              <w:bottom w:type="dxa" w:w="80"/>
+              <w:right w:type="dxa" w:w="100"/>
+            </w:tcMar>
+          </w:tcPr>
+          <w:p>
+            <w:pPr>
+              <w:spacing w:after="120" w:before="0" w:line="270"/>
+            </w:pPr>
+            <w:r>
+              <w:rPr>
+                <w:rFonts w:ascii="Arial" w:cs="Arial" w:eastAsia="Arial" w:hAnsi="Arial"/>
+                <w:b w:val="false"/>
+                <w:bCs w:val="false"/>
+                <w:color w:val="12233F"/>
+                <w:sz w:val="17"/>
+                <w:szCs w:val="17"/>
+              </w:rPr>
+              <w:t xml:space="preserve">Why use a prototype instead of slides only?</w:t>
+            </w:r>
+          </w:p>
+        </w:tc>
+        <w:tc>
+          <w:tcPr>
+            <w:tcW w:type="dxa" w:w="6510"/>
+            <w:tcMar>
+              <w:top w:type="dxa" w:w="80"/>
+              <w:left w:type="dxa" w:w="100"/>
+              <w:bottom w:type="dxa" w:w="80"/>
+              <w:right w:type="dxa" w:w="100"/>
+            </w:tcMar>
+          </w:tcPr>
+          <w:p>
+            <w:pPr>
+              <w:spacing w:after="120" w:before="0" w:line="270"/>
+            </w:pPr>
+            <w:r>
+              <w:rPr>
+                <w:rFonts w:ascii="Arial" w:cs="Arial" w:eastAsia="Arial" w:hAnsi="Arial"/>
+                <w:b w:val="false"/>
+                <w:bCs w:val="false"/>
+                <w:color w:val="12233F"/>
+                <w:sz w:val="17"/>
+                <w:szCs w:val="17"/>
+              </w:rPr>
+              <w:t xml:space="preserve">The working prototype lets us demonstrate the evidence trail, retrieval, limitation signal, and human audit state. The deck is a concise explanation and fallback.</w:t>
+            </w:r>
+          </w:p>
+        </w:tc>
+      </w:tr>
+    </w:tbl>
+    <w:p>
+      <w:pPr>
+        <w:pStyle w:val="Heading2"/>
+        <w:spacing w:after="120" w:before="220" w:line="270"/>
+      </w:pPr>
+      <w:r>
+        <w:rPr>
+          <w:rFonts w:ascii="Arial" w:cs="Arial" w:eastAsia="Arial" w:hAnsi="Arial"/>
+          <w:b/>
+          <w:bCs/>
+          <w:color w:val="00A79D"/>
+          <w:sz w:val="24"/>
+          <w:szCs w:val="24"/>
+        </w:rPr>
+        <w:t xml:space="preserve">Slide 3 and workflow screens — case lifecycle and accountability</w:t>
+      </w:r>
+    </w:p>
+    <w:tbl>
+      <w:tblPr>
+        <w:tblW w:type="dxa" w:w="9360"/>
+        <w:tblBorders>
+          <w:top w:val="single" w:color="auto" w:sz="4"/>
+          <w:left w:val="single" w:color="auto" w:sz="4"/>
+          <w:bottom w:val="single" w:color="auto" w:sz="4"/>
+          <w:right w:val="single" w:color="auto" w:sz="4"/>
+          <w:insideH w:val="single" w:color="auto" w:sz="4"/>
+          <w:insideV w:val="single" w:color="auto" w:sz="4"/>
+        </w:tblBorders>
+      </w:tblPr>
+      <w:tblGrid>
+        <w:gridCol w:w="2850"/>
+        <w:gridCol w:w="6510"/>
+      </w:tblGrid>
+      <w:tr>
+        <w:tc>
+          <w:tcPr>
+            <w:tcW w:type="dxa" w:w="2850"/>
+            <w:shd w:fill="0B1F3A" w:color="0B1F3A" w:val="clear"/>
+            <w:tcMar>
+              <w:top w:type="dxa" w:w="80"/>
+              <w:left w:type="dxa" w:w="100"/>
+              <w:bottom w:type="dxa" w:w="80"/>
+              <w:right w:type="dxa" w:w="100"/>
+            </w:tcMar>
+          </w:tcPr>
+          <w:p>
+            <w:pPr>
+              <w:spacing w:after="120" w:before="0" w:line="270"/>
+            </w:pPr>
+            <w:r>
+              <w:rPr>
+                <w:rFonts w:ascii="Arial" w:cs="Arial" w:eastAsia="Arial" w:hAnsi="Arial"/>
+                <w:b/>
+                <w:bCs/>
+                <w:color w:val="FFFFFF"/>
+                <w:sz w:val="17"/>
+                <w:szCs w:val="17"/>
+              </w:rPr>
+              <w:t xml:space="preserve">Likely question</w:t>
+            </w:r>
+          </w:p>
+        </w:tc>
+        <w:tc>
+          <w:tcPr>
+            <w:tcW w:type="dxa" w:w="6510"/>
+            <w:shd w:fill="0B1F3A" w:color="0B1F3A" w:val="clear"/>
+            <w:tcMar>
+              <w:top w:type="dxa" w:w="80"/>
+              <w:left w:type="dxa" w:w="100"/>
+              <w:bottom w:type="dxa" w:w="80"/>
+              <w:right w:type="dxa" w:w="100"/>
+            </w:tcMar>
+          </w:tcPr>
+          <w:p>
+            <w:pPr>
+              <w:spacing w:after="120" w:before="0" w:line="270"/>
+            </w:pPr>
+            <w:r>
+              <w:rPr>
+                <w:rFonts w:ascii="Arial" w:cs="Arial" w:eastAsia="Arial" w:hAnsi="Arial"/>
+                <w:b/>
+                <w:bCs/>
+                <w:color w:val="FFFFFF"/>
+                <w:sz w:val="17"/>
+                <w:szCs w:val="17"/>
+              </w:rPr>
+              <w:t xml:space="preserve">Suggested answer</w:t>
+            </w:r>
+          </w:p>
+        </w:tc>
+      </w:tr>
+      <w:tr>
+        <w:tc>
+          <w:tcPr>
+            <w:tcW w:type="dxa" w:w="2850"/>
+            <w:tcMar>
+              <w:top w:type="dxa" w:w="80"/>
+              <w:left w:type="dxa" w:w="100"/>
+              <w:bottom w:type="dxa" w:w="80"/>
+              <w:right w:type="dxa" w:w="100"/>
+            </w:tcMar>
+          </w:tcPr>
+          <w:p>
+            <w:pPr>
+              <w:spacing w:after="120" w:before="0" w:line="270"/>
+            </w:pPr>
+            <w:r>
+              <w:rPr>
+                <w:rFonts w:ascii="Arial" w:cs="Arial" w:eastAsia="Arial" w:hAnsi="Arial"/>
+                <w:b w:val="false"/>
+                <w:bCs w:val="false"/>
+                <w:color w:val="12233F"/>
+                <w:sz w:val="17"/>
+                <w:szCs w:val="17"/>
+              </w:rPr>
+              <w:t xml:space="preserve">How does one case move through the system?</w:t>
+            </w:r>
+          </w:p>
+        </w:tc>
+        <w:tc>
+          <w:tcPr>
+            <w:tcW w:type="dxa" w:w="6510"/>
+            <w:tcMar>
+              <w:top w:type="dxa" w:w="80"/>
+              <w:left w:type="dxa" w:w="100"/>
+              <w:bottom w:type="dxa" w:w="80"/>
+              <w:right w:type="dxa" w:w="100"/>
+            </w:tcMar>
+          </w:tcPr>
+          <w:p>
+            <w:pPr>
+              <w:spacing w:after="120" w:before="0" w:line="270"/>
+            </w:pPr>
+            <w:r>
+              <w:rPr>
+                <w:rFonts w:ascii="Arial" w:cs="Arial" w:eastAsia="Arial" w:hAnsi="Arial"/>
+                <w:b w:val="false"/>
+                <w:bCs w:val="false"/>
+                <w:color w:val="12233F"/>
+                <w:sz w:val="17"/>
+                <w:szCs w:val="17"/>
+              </w:rPr>
+              <w:t xml:space="preserve">A user selects an alert, opens the workspace, inspects records and retrieved chunks, asks a bounded question if needed, and then a named human records a rationale. Compliance is a separate human review step.</w:t>
+            </w:r>
+          </w:p>
+        </w:tc>
+      </w:tr>
+      <w:tr>
+        <w:tc>
+          <w:tcPr>
+            <w:tcW w:type="dxa" w:w="2850"/>
+            <w:tcMar>
+              <w:top w:type="dxa" w:w="80"/>
+              <w:left w:type="dxa" w:w="100"/>
+              <w:bottom w:type="dxa" w:w="80"/>
+              <w:right w:type="dxa" w:w="100"/>
+            </w:tcMar>
+          </w:tcPr>
+          <w:p>
+            <w:pPr>
+              <w:spacing w:after="120" w:before="0" w:line="270"/>
+            </w:pPr>
+            <w:r>
+              <w:rPr>
+                <w:rFonts w:ascii="Arial" w:cs="Arial" w:eastAsia="Arial" w:hAnsi="Arial"/>
+                <w:b w:val="false"/>
+                <w:bCs w:val="false"/>
+                <w:color w:val="12233F"/>
+                <w:sz w:val="17"/>
+                <w:szCs w:val="17"/>
+              </w:rPr>
+              <w:t xml:space="preserve">Does the alert mean the customer did something wrong?</w:t>
+            </w:r>
+          </w:p>
+        </w:tc>
+        <w:tc>
+          <w:tcPr>
+            <w:tcW w:type="dxa" w:w="6510"/>
+            <w:tcMar>
+              <w:top w:type="dxa" w:w="80"/>
+              <w:left w:type="dxa" w:w="100"/>
+              <w:bottom w:type="dxa" w:w="80"/>
+              <w:right w:type="dxa" w:w="100"/>
+            </w:tcMar>
+          </w:tcPr>
+          <w:p>
+            <w:pPr>
+              <w:spacing w:after="120" w:before="0" w:line="270"/>
+            </w:pPr>
+            <w:r>
+              <w:rPr>
+                <w:rFonts w:ascii="Arial" w:cs="Arial" w:eastAsia="Arial" w:hAnsi="Arial"/>
+                <w:b w:val="false"/>
+                <w:bCs w:val="false"/>
+                <w:color w:val="12233F"/>
+                <w:sz w:val="17"/>
+                <w:szCs w:val="17"/>
+              </w:rPr>
+              <w:t xml:space="preserve">No. The alert is a review signal. The product deliberately avoids treating a rule match, a report, or a citation as proof of wrongdoing.</w:t>
+            </w:r>
+          </w:p>
+        </w:tc>
+      </w:tr>
+      <w:tr>
+        <w:tc>
+          <w:tcPr>
+            <w:tcW w:type="dxa" w:w="2850"/>
+            <w:tcMar>
+              <w:top w:type="dxa" w:w="80"/>
+              <w:left w:type="dxa" w:w="100"/>
+              <w:bottom w:type="dxa" w:w="80"/>
+              <w:right w:type="dxa" w:w="100"/>
+            </w:tcMar>
+          </w:tcPr>
+          <w:p>
+            <w:pPr>
+              <w:spacing w:after="120" w:before="0" w:line="270"/>
+            </w:pPr>
+            <w:r>
+              <w:rPr>
+                <w:rFonts w:ascii="Arial" w:cs="Arial" w:eastAsia="Arial" w:hAnsi="Arial"/>
+                <w:b w:val="false"/>
+                <w:bCs w:val="false"/>
+                <w:color w:val="12233F"/>
+                <w:sz w:val="17"/>
+                <w:szCs w:val="17"/>
+              </w:rPr>
+              <w:t xml:space="preserve">Why are completed cases still visible?</w:t>
+            </w:r>
+          </w:p>
+        </w:tc>
+        <w:tc>
+          <w:tcPr>
+            <w:tcW w:type="dxa" w:w="6510"/>
+            <w:tcMar>
+              <w:top w:type="dxa" w:w="80"/>
+              <w:left w:type="dxa" w:w="100"/>
+              <w:bottom w:type="dxa" w:w="80"/>
+              <w:right w:type="dxa" w:w="100"/>
+            </w:tcMar>
+          </w:tcPr>
+          <w:p>
+            <w:pPr>
+              <w:spacing w:after="120" w:before="0" w:line="270"/>
+            </w:pPr>
+            <w:r>
+              <w:rPr>
+                <w:rFonts w:ascii="Arial" w:cs="Arial" w:eastAsia="Arial" w:hAnsi="Arial"/>
+                <w:b w:val="false"/>
+                <w:bCs w:val="false"/>
+                <w:color w:val="12233F"/>
+                <w:sz w:val="17"/>
+                <w:szCs w:val="17"/>
+              </w:rPr>
+              <w:t xml:space="preserve">A completed case remains available for evidence and audit review. It should not invite a presenter to overwrite a recorded state during the demo.</w:t>
+            </w:r>
+          </w:p>
+        </w:tc>
+      </w:tr>
+      <w:tr>
+        <w:tc>
+          <w:tcPr>
+            <w:tcW w:type="dxa" w:w="2850"/>
+            <w:tcMar>
+              <w:top w:type="dxa" w:w="80"/>
+              <w:left w:type="dxa" w:w="100"/>
+              <w:bottom w:type="dxa" w:w="80"/>
+              <w:right w:type="dxa" w:w="100"/>
+            </w:tcMar>
+          </w:tcPr>
+          <w:p>
+            <w:pPr>
+              <w:spacing w:after="120" w:before="0" w:line="270"/>
+            </w:pPr>
+            <w:r>
+              <w:rPr>
+                <w:rFonts w:ascii="Arial" w:cs="Arial" w:eastAsia="Arial" w:hAnsi="Arial"/>
+                <w:b w:val="false"/>
+                <w:bCs w:val="false"/>
+                <w:color w:val="12233F"/>
+                <w:sz w:val="17"/>
+                <w:szCs w:val="17"/>
+              </w:rPr>
+              <w:t xml:space="preserve">What distinguishes Close, Request more information, and Escalate?</w:t>
+            </w:r>
+          </w:p>
+        </w:tc>
+        <w:tc>
+          <w:tcPr>
+            <w:tcW w:type="dxa" w:w="6510"/>
+            <w:tcMar>
+              <w:top w:type="dxa" w:w="80"/>
+              <w:left w:type="dxa" w:w="100"/>
+              <w:bottom w:type="dxa" w:w="80"/>
+              <w:right w:type="dxa" w:w="100"/>
+            </w:tcMar>
+          </w:tcPr>
+          <w:p>
+            <w:pPr>
+              <w:spacing w:after="120" w:before="0" w:line="270"/>
+            </w:pPr>
+            <w:r>
+              <w:rPr>
+                <w:rFonts w:ascii="Arial" w:cs="Arial" w:eastAsia="Arial" w:hAnsi="Arial"/>
+                <w:b w:val="false"/>
+                <w:bCs w:val="false"/>
+                <w:color w:val="12233F"/>
+                <w:sz w:val="17"/>
+                <w:szCs w:val="17"/>
+              </w:rPr>
+              <w:t xml:space="preserve">They are human workflow choices. Close records a reviewed outcome, Request more information identifies an evidence gap, and Escalate routes the case for further review. Each needs a rationale and is auditable.</w:t>
+            </w:r>
+          </w:p>
+        </w:tc>
+      </w:tr>
+      <w:tr>
+        <w:tc>
+          <w:tcPr>
+            <w:tcW w:type="dxa" w:w="2850"/>
+            <w:tcMar>
+              <w:top w:type="dxa" w:w="80"/>
+              <w:left w:type="dxa" w:w="100"/>
+              <w:bottom w:type="dxa" w:w="80"/>
+              <w:right w:type="dxa" w:w="100"/>
+            </w:tcMar>
+          </w:tcPr>
+          <w:p>
+            <w:pPr>
+              <w:spacing w:after="120" w:before="0" w:line="270"/>
+            </w:pPr>
+            <w:r>
+              <w:rPr>
+                <w:rFonts w:ascii="Arial" w:cs="Arial" w:eastAsia="Arial" w:hAnsi="Arial"/>
+                <w:b w:val="false"/>
+                <w:bCs w:val="false"/>
+                <w:color w:val="12233F"/>
+                <w:sz w:val="17"/>
+                <w:szCs w:val="17"/>
+              </w:rPr>
+              <w:t xml:space="preserve">What does Compliance add?</w:t>
+            </w:r>
+          </w:p>
+        </w:tc>
+        <w:tc>
+          <w:tcPr>
+            <w:tcW w:type="dxa" w:w="6510"/>
+            <w:tcMar>
+              <w:top w:type="dxa" w:w="80"/>
+              <w:left w:type="dxa" w:w="100"/>
+              <w:bottom w:type="dxa" w:w="80"/>
+              <w:right w:type="dxa" w:w="100"/>
+            </w:tcMar>
+          </w:tcPr>
+          <w:p>
+            <w:pPr>
+              <w:spacing w:after="120" w:before="0" w:line="270"/>
+            </w:pPr>
+            <w:r>
+              <w:rPr>
+                <w:rFonts w:ascii="Arial" w:cs="Arial" w:eastAsia="Arial" w:hAnsi="Arial"/>
+                <w:b w:val="false"/>
+                <w:bCs w:val="false"/>
+                <w:color w:val="12233F"/>
+                <w:sz w:val="17"/>
+                <w:szCs w:val="17"/>
+              </w:rPr>
+              <w:t xml:space="preserve">Compliance provides a separate human review: acknowledge, return for more information, or record an onward referral. The tool records the action; it does not file externally.</w:t>
+            </w:r>
+          </w:p>
+        </w:tc>
+      </w:tr>
+    </w:tbl>
+    <w:p>
+      <w:pPr>
+        <w:pStyle w:val="Heading2"/>
+        <w:spacing w:after="120" w:before="220" w:line="270"/>
+      </w:pPr>
+      <w:r>
+        <w:rPr>
+          <w:rFonts w:ascii="Arial" w:cs="Arial" w:eastAsia="Arial" w:hAnsi="Arial"/>
+          <w:b/>
+          <w:bCs/>
+          <w:color w:val="00A79D"/>
+          <w:sz w:val="24"/>
+          <w:szCs w:val="24"/>
+        </w:rPr>
+        <w:t xml:space="preserve">Slide 5 and Evidence &amp; RAG — OKF, chunks, retrieval, and citations</w:t>
+      </w:r>
+    </w:p>
+    <w:tbl>
+      <w:tblPr>
+        <w:tblW w:type="dxa" w:w="9360"/>
+        <w:tblBorders>
+          <w:top w:val="single" w:color="auto" w:sz="4"/>
+          <w:left w:val="single" w:color="auto" w:sz="4"/>
+          <w:bottom w:val="single" w:color="auto" w:sz="4"/>
+          <w:right w:val="single" w:color="auto" w:sz="4"/>
+          <w:insideH w:val="single" w:color="auto" w:sz="4"/>
+          <w:insideV w:val="single" w:color="auto" w:sz="4"/>
+        </w:tblBorders>
+      </w:tblPr>
+      <w:tblGrid>
+        <w:gridCol w:w="2850"/>
+        <w:gridCol w:w="6510"/>
+      </w:tblGrid>
+      <w:tr>
+        <w:tc>
+          <w:tcPr>
+            <w:tcW w:type="dxa" w:w="2850"/>
+            <w:shd w:fill="0B1F3A" w:color="0B1F3A" w:val="clear"/>
+            <w:tcMar>
+              <w:top w:type="dxa" w:w="80"/>
+              <w:left w:type="dxa" w:w="100"/>
+              <w:bottom w:type="dxa" w:w="80"/>
+              <w:right w:type="dxa" w:w="100"/>
+            </w:tcMar>
+          </w:tcPr>
+          <w:p>
+            <w:pPr>
+              <w:spacing w:after="120" w:before="0" w:line="270"/>
+            </w:pPr>
+            <w:r>
+              <w:rPr>
+                <w:rFonts w:ascii="Arial" w:cs="Arial" w:eastAsia="Arial" w:hAnsi="Arial"/>
+                <w:b/>
+                <w:bCs/>
+                <w:color w:val="FFFFFF"/>
+                <w:sz w:val="17"/>
+                <w:szCs w:val="17"/>
+              </w:rPr>
+              <w:t xml:space="preserve">Likely question</w:t>
+            </w:r>
+          </w:p>
+        </w:tc>
+        <w:tc>
+          <w:tcPr>
+            <w:tcW w:type="dxa" w:w="6510"/>
+            <w:shd w:fill="0B1F3A" w:color="0B1F3A" w:val="clear"/>
+            <w:tcMar>
+              <w:top w:type="dxa" w:w="80"/>
+              <w:left w:type="dxa" w:w="100"/>
+              <w:bottom w:type="dxa" w:w="80"/>
+              <w:right w:type="dxa" w:w="100"/>
+            </w:tcMar>
+          </w:tcPr>
+          <w:p>
+            <w:pPr>
+              <w:spacing w:after="120" w:before="0" w:line="270"/>
+            </w:pPr>
+            <w:r>
+              <w:rPr>
+                <w:rFonts w:ascii="Arial" w:cs="Arial" w:eastAsia="Arial" w:hAnsi="Arial"/>
+                <w:b/>
+                <w:bCs/>
+                <w:color w:val="FFFFFF"/>
+                <w:sz w:val="17"/>
+                <w:szCs w:val="17"/>
+              </w:rPr>
+              <w:t xml:space="preserve">Suggested answer</w:t>
+            </w:r>
+          </w:p>
+        </w:tc>
+      </w:tr>
+      <w:tr>
+        <w:tc>
+          <w:tcPr>
+            <w:tcW w:type="dxa" w:w="2850"/>
+            <w:tcMar>
+              <w:top w:type="dxa" w:w="80"/>
+              <w:left w:type="dxa" w:w="100"/>
+              <w:bottom w:type="dxa" w:w="80"/>
+              <w:right w:type="dxa" w:w="100"/>
+            </w:tcMar>
+          </w:tcPr>
+          <w:p>
+            <w:pPr>
+              <w:spacing w:after="120" w:before="0" w:line="270"/>
+            </w:pPr>
+            <w:r>
+              <w:rPr>
+                <w:rFonts w:ascii="Arial" w:cs="Arial" w:eastAsia="Arial" w:hAnsi="Arial"/>
+                <w:b w:val="false"/>
+                <w:bCs w:val="false"/>
+                <w:color w:val="12233F"/>
+                <w:sz w:val="17"/>
+                <w:szCs w:val="17"/>
+              </w:rPr>
+              <w:t xml:space="preserve">What is OKF?</w:t>
+            </w:r>
+          </w:p>
+        </w:tc>
+        <w:tc>
+          <w:tcPr>
+            <w:tcW w:type="dxa" w:w="6510"/>
+            <w:tcMar>
+              <w:top w:type="dxa" w:w="80"/>
+              <w:left w:type="dxa" w:w="100"/>
+              <w:bottom w:type="dxa" w:w="80"/>
+              <w:right w:type="dxa" w:w="100"/>
+            </w:tcMar>
+          </w:tcPr>
+          <w:p>
+            <w:pPr>
+              <w:spacing w:after="120" w:before="0" w:line="270"/>
+            </w:pPr>
+            <w:r>
+              <w:rPr>
+                <w:rFonts w:ascii="Arial" w:cs="Arial" w:eastAsia="Arial" w:hAnsi="Arial"/>
+                <w:b w:val="false"/>
+                <w:bCs w:val="false"/>
+                <w:color w:val="12233F"/>
+                <w:sz w:val="17"/>
+                <w:szCs w:val="17"/>
+              </w:rPr>
+              <w:t xml:space="preserve">In this prototype, OKF means Open Knowledge Format: a readable synthetic source record with stable metadata, criteria, version information, and body text.</w:t>
+            </w:r>
+          </w:p>
+        </w:tc>
+      </w:tr>
+      <w:tr>
+        <w:tc>
+          <w:tcPr>
+            <w:tcW w:type="dxa" w:w="2850"/>
+            <w:tcMar>
+              <w:top w:type="dxa" w:w="80"/>
+              <w:left w:type="dxa" w:w="100"/>
+              <w:bottom w:type="dxa" w:w="80"/>
+              <w:right w:type="dxa" w:w="100"/>
+            </w:tcMar>
+          </w:tcPr>
+          <w:p>
+            <w:pPr>
+              <w:spacing w:after="120" w:before="0" w:line="270"/>
+            </w:pPr>
+            <w:r>
+              <w:rPr>
+                <w:rFonts w:ascii="Arial" w:cs="Arial" w:eastAsia="Arial" w:hAnsi="Arial"/>
+                <w:b w:val="false"/>
+                <w:bCs w:val="false"/>
+                <w:color w:val="12233F"/>
+                <w:sz w:val="17"/>
+                <w:szCs w:val="17"/>
+              </w:rPr>
+              <w:t xml:space="preserve">Why split documents into chunks?</w:t>
+            </w:r>
+          </w:p>
+        </w:tc>
+        <w:tc>
+          <w:tcPr>
+            <w:tcW w:type="dxa" w:w="6510"/>
+            <w:tcMar>
+              <w:top w:type="dxa" w:w="80"/>
+              <w:left w:type="dxa" w:w="100"/>
+              <w:bottom w:type="dxa" w:w="80"/>
+              <w:right w:type="dxa" w:w="100"/>
+            </w:tcMar>
+          </w:tcPr>
+          <w:p>
+            <w:pPr>
+              <w:spacing w:after="120" w:before="0" w:line="270"/>
+            </w:pPr>
+            <w:r>
+              <w:rPr>
+                <w:rFonts w:ascii="Arial" w:cs="Arial" w:eastAsia="Arial" w:hAnsi="Arial"/>
+                <w:b w:val="false"/>
+                <w:bCs w:val="false"/>
+                <w:color w:val="12233F"/>
+                <w:sz w:val="17"/>
+                <w:szCs w:val="17"/>
+              </w:rPr>
+              <w:t xml:space="preserve">Chunking creates smaller inspectable passages. A C0 metadata chunk preserves context, while body chunks let a reviewer see the exact passage used in retrieval.</w:t>
+            </w:r>
+          </w:p>
+        </w:tc>
+      </w:tr>
+      <w:tr>
+        <w:tc>
+          <w:tcPr>
+            <w:tcW w:type="dxa" w:w="2850"/>
+            <w:tcMar>
+              <w:top w:type="dxa" w:w="80"/>
+              <w:left w:type="dxa" w:w="100"/>
+              <w:bottom w:type="dxa" w:w="80"/>
+              <w:right w:type="dxa" w:w="100"/>
+            </w:tcMar>
+          </w:tcPr>
+          <w:p>
+            <w:pPr>
+              <w:spacing w:after="120" w:before="0" w:line="270"/>
+            </w:pPr>
+            <w:r>
+              <w:rPr>
+                <w:rFonts w:ascii="Arial" w:cs="Arial" w:eastAsia="Arial" w:hAnsi="Arial"/>
+                <w:b w:val="false"/>
+                <w:bCs w:val="false"/>
+                <w:color w:val="12233F"/>
+                <w:sz w:val="17"/>
+                <w:szCs w:val="17"/>
+              </w:rPr>
+              <w:t xml:space="preserve">How does retrieval work?</w:t>
+            </w:r>
+          </w:p>
+        </w:tc>
+        <w:tc>
+          <w:tcPr>
+            <w:tcW w:type="dxa" w:w="6510"/>
+            <w:tcMar>
+              <w:top w:type="dxa" w:w="80"/>
+              <w:left w:type="dxa" w:w="100"/>
+              <w:bottom w:type="dxa" w:w="80"/>
+              <w:right w:type="dxa" w:w="100"/>
+            </w:tcMar>
+          </w:tcPr>
+          <w:p>
+            <w:pPr>
+              <w:spacing w:after="120" w:before="0" w:line="270"/>
+            </w:pPr>
+            <w:r>
+              <w:rPr>
+                <w:rFonts w:ascii="Arial" w:cs="Arial" w:eastAsia="Arial" w:hAnsi="Arial"/>
+                <w:b w:val="false"/>
+                <w:bCs w:val="false"/>
+                <w:color w:val="12233F"/>
+                <w:sz w:val="17"/>
+                <w:szCs w:val="17"/>
+              </w:rPr>
+              <w:t xml:space="preserve">SQLite FTS5 performs local lexical keyword matching and BM25 orders the matching passages. The active case/scenario scope is kept with the query.</w:t>
+            </w:r>
+          </w:p>
+        </w:tc>
+      </w:tr>
+      <w:tr>
+        <w:tc>
+          <w:tcPr>
+            <w:tcW w:type="dxa" w:w="2850"/>
+            <w:tcMar>
+              <w:top w:type="dxa" w:w="80"/>
+              <w:left w:type="dxa" w:w="100"/>
+              <w:bottom w:type="dxa" w:w="80"/>
+              <w:right w:type="dxa" w:w="100"/>
+            </w:tcMar>
+          </w:tcPr>
+          <w:p>
+            <w:pPr>
+              <w:spacing w:after="120" w:before="0" w:line="270"/>
+            </w:pPr>
+            <w:r>
+              <w:rPr>
+                <w:rFonts w:ascii="Arial" w:cs="Arial" w:eastAsia="Arial" w:hAnsi="Arial"/>
+                <w:b w:val="false"/>
+                <w:bCs w:val="false"/>
+                <w:color w:val="12233F"/>
+                <w:sz w:val="17"/>
+                <w:szCs w:val="17"/>
+              </w:rPr>
+              <w:t xml:space="preserve">Do you use vector embeddings or semantic search?</w:t>
+            </w:r>
+          </w:p>
+        </w:tc>
+        <w:tc>
+          <w:tcPr>
+            <w:tcW w:type="dxa" w:w="6510"/>
+            <w:tcMar>
+              <w:top w:type="dxa" w:w="80"/>
+              <w:left w:type="dxa" w:w="100"/>
+              <w:bottom w:type="dxa" w:w="80"/>
+              <w:right w:type="dxa" w:w="100"/>
+            </w:tcMar>
+          </w:tcPr>
+          <w:p>
+            <w:pPr>
+              <w:spacing w:after="120" w:before="0" w:line="270"/>
+            </w:pPr>
+            <w:r>
+              <w:rPr>
+                <w:rFonts w:ascii="Arial" w:cs="Arial" w:eastAsia="Arial" w:hAnsi="Arial"/>
+                <w:b w:val="false"/>
+                <w:bCs w:val="false"/>
+                <w:color w:val="12233F"/>
+                <w:sz w:val="17"/>
+                <w:szCs w:val="17"/>
+              </w:rPr>
+              <w:t xml:space="preserve">No. This implementation uses transparent lexical FTS5/BM25 retrieval, not a vector index. That choice is easier to inspect and reproduce for the course demonstration.</w:t>
+            </w:r>
+          </w:p>
+        </w:tc>
+      </w:tr>
+      <w:tr>
+        <w:tc>
+          <w:tcPr>
+            <w:tcW w:type="dxa" w:w="2850"/>
+            <w:tcMar>
+              <w:top w:type="dxa" w:w="80"/>
+              <w:left w:type="dxa" w:w="100"/>
+              <w:bottom w:type="dxa" w:w="80"/>
+              <w:right w:type="dxa" w:w="100"/>
+            </w:tcMar>
+          </w:tcPr>
+          <w:p>
+            <w:pPr>
+              <w:spacing w:after="120" w:before="0" w:line="270"/>
+            </w:pPr>
+            <w:r>
+              <w:rPr>
+                <w:rFonts w:ascii="Arial" w:cs="Arial" w:eastAsia="Arial" w:hAnsi="Arial"/>
+                <w:b w:val="false"/>
+                <w:bCs w:val="false"/>
+                <w:color w:val="12233F"/>
+                <w:sz w:val="17"/>
+                <w:szCs w:val="17"/>
+              </w:rPr>
+              <w:t xml:space="preserve">How do you know retrieved text is relevant or true?</w:t>
+            </w:r>
+          </w:p>
+        </w:tc>
+        <w:tc>
+          <w:tcPr>
+            <w:tcW w:type="dxa" w:w="6510"/>
+            <w:tcMar>
+              <w:top w:type="dxa" w:w="80"/>
+              <w:left w:type="dxa" w:w="100"/>
+              <w:bottom w:type="dxa" w:w="80"/>
+              <w:right w:type="dxa" w:w="100"/>
+            </w:tcMar>
+          </w:tcPr>
+          <w:p>
+            <w:pPr>
+              <w:spacing w:after="120" w:before="0" w:line="270"/>
+            </w:pPr>
+            <w:r>
+              <w:rPr>
+                <w:rFonts w:ascii="Arial" w:cs="Arial" w:eastAsia="Arial" w:hAnsi="Arial"/>
+                <w:b w:val="false"/>
+                <w:bCs w:val="false"/>
+                <w:color w:val="12233F"/>
+                <w:sz w:val="17"/>
+                <w:szCs w:val="17"/>
+              </w:rPr>
+              <w:t xml:space="preserve">BM25 ranks textual matches; it does not prove truth, legal relevance, or correctness. The reviewer can open the source/chunk, see limitations, and make the decision.</w:t>
+            </w:r>
+          </w:p>
+        </w:tc>
+      </w:tr>
+      <w:tr>
+        <w:tc>
+          <w:tcPr>
+            <w:tcW w:type="dxa" w:w="2850"/>
+            <w:tcMar>
+              <w:top w:type="dxa" w:w="80"/>
+              <w:left w:type="dxa" w:w="100"/>
+              <w:bottom w:type="dxa" w:w="80"/>
+              <w:right w:type="dxa" w:w="100"/>
+            </w:tcMar>
+          </w:tcPr>
+          <w:p>
+            <w:pPr>
+              <w:spacing w:after="120" w:before="0" w:line="270"/>
+            </w:pPr>
+            <w:r>
+              <w:rPr>
+                <w:rFonts w:ascii="Arial" w:cs="Arial" w:eastAsia="Arial" w:hAnsi="Arial"/>
+                <w:b w:val="false"/>
+                <w:bCs w:val="false"/>
+                <w:color w:val="12233F"/>
+                <w:sz w:val="17"/>
+                <w:szCs w:val="17"/>
+              </w:rPr>
+              <w:t xml:space="preserve">What stops a citation from being fabricated?</w:t>
+            </w:r>
+          </w:p>
+        </w:tc>
+        <w:tc>
+          <w:tcPr>
+            <w:tcW w:type="dxa" w:w="6510"/>
+            <w:tcMar>
+              <w:top w:type="dxa" w:w="80"/>
+              <w:left w:type="dxa" w:w="100"/>
+              <w:bottom w:type="dxa" w:w="80"/>
+              <w:right w:type="dxa" w:w="100"/>
+            </w:tcMar>
+          </w:tcPr>
+          <w:p>
+            <w:pPr>
+              <w:spacing w:after="120" w:before="0" w:line="270"/>
+            </w:pPr>
+            <w:r>
+              <w:rPr>
+                <w:rFonts w:ascii="Arial" w:cs="Arial" w:eastAsia="Arial" w:hAnsi="Arial"/>
+                <w:b w:val="false"/>
+                <w:bCs w:val="false"/>
+                <w:color w:val="12233F"/>
+                <w:sz w:val="17"/>
+                <w:szCs w:val="17"/>
+              </w:rPr>
+              <w:t xml:space="preserve">The validator checks known source/chunk IDs and the report is expected to cite retrieved context. This reduces selected citation failures but is not a guarantee that every statement is true.</w:t>
+            </w:r>
+          </w:p>
+        </w:tc>
+      </w:tr>
+    </w:tbl>
+    <w:p>
+      <w:pPr>
+        <w:pStyle w:val="Heading2"/>
+        <w:spacing w:after="120" w:before="220" w:line="270"/>
+      </w:pPr>
+      <w:r>
+        <w:rPr>
+          <w:rFonts w:ascii="Arial" w:cs="Arial" w:eastAsia="Arial" w:hAnsi="Arial"/>
+          <w:b/>
+          <w:bCs/>
+          <w:color w:val="00A79D"/>
+          <w:sz w:val="24"/>
+          <w:szCs w:val="24"/>
+        </w:rPr>
+        <w:t xml:space="preserve">Slides 4 and 6 — AI, confidence, validation, and responsible use</w:t>
+      </w:r>
+    </w:p>
+    <w:tbl>
+      <w:tblPr>
+        <w:tblW w:type="dxa" w:w="9360"/>
+        <w:tblBorders>
+          <w:top w:val="single" w:color="auto" w:sz="4"/>
+          <w:left w:val="single" w:color="auto" w:sz="4"/>
+          <w:bottom w:val="single" w:color="auto" w:sz="4"/>
+          <w:right w:val="single" w:color="auto" w:sz="4"/>
+          <w:insideH w:val="single" w:color="auto" w:sz="4"/>
+          <w:insideV w:val="single" w:color="auto" w:sz="4"/>
+        </w:tblBorders>
+      </w:tblPr>
+      <w:tblGrid>
+        <w:gridCol w:w="2850"/>
+        <w:gridCol w:w="6510"/>
+      </w:tblGrid>
+      <w:tr>
+        <w:tc>
+          <w:tcPr>
+            <w:tcW w:type="dxa" w:w="2850"/>
+            <w:shd w:fill="0B1F3A" w:color="0B1F3A" w:val="clear"/>
+            <w:tcMar>
+              <w:top w:type="dxa" w:w="80"/>
+              <w:left w:type="dxa" w:w="100"/>
+              <w:bottom w:type="dxa" w:w="80"/>
+              <w:right w:type="dxa" w:w="100"/>
+            </w:tcMar>
+          </w:tcPr>
+          <w:p>
+            <w:pPr>
+              <w:spacing w:after="120" w:before="0" w:line="270"/>
+            </w:pPr>
+            <w:r>
+              <w:rPr>
+                <w:rFonts w:ascii="Arial" w:cs="Arial" w:eastAsia="Arial" w:hAnsi="Arial"/>
+                <w:b/>
+                <w:bCs/>
+                <w:color w:val="FFFFFF"/>
+                <w:sz w:val="17"/>
+                <w:szCs w:val="17"/>
+              </w:rPr>
+              <w:t xml:space="preserve">Likely question</w:t>
+            </w:r>
+          </w:p>
+        </w:tc>
+        <w:tc>
+          <w:tcPr>
+            <w:tcW w:type="dxa" w:w="6510"/>
+            <w:shd w:fill="0B1F3A" w:color="0B1F3A" w:val="clear"/>
+            <w:tcMar>
+              <w:top w:type="dxa" w:w="80"/>
+              <w:left w:type="dxa" w:w="100"/>
+              <w:bottom w:type="dxa" w:w="80"/>
+              <w:right w:type="dxa" w:w="100"/>
+            </w:tcMar>
+          </w:tcPr>
+          <w:p>
+            <w:pPr>
+              <w:spacing w:after="120" w:before="0" w:line="270"/>
+            </w:pPr>
+            <w:r>
+              <w:rPr>
+                <w:rFonts w:ascii="Arial" w:cs="Arial" w:eastAsia="Arial" w:hAnsi="Arial"/>
+                <w:b/>
+                <w:bCs/>
+                <w:color w:val="FFFFFF"/>
+                <w:sz w:val="17"/>
+                <w:szCs w:val="17"/>
+              </w:rPr>
+              <w:t xml:space="preserve">Suggested answer</w:t>
+            </w:r>
+          </w:p>
+        </w:tc>
+      </w:tr>
+      <w:tr>
+        <w:tc>
+          <w:tcPr>
+            <w:tcW w:type="dxa" w:w="2850"/>
+            <w:tcMar>
+              <w:top w:type="dxa" w:w="80"/>
+              <w:left w:type="dxa" w:w="100"/>
+              <w:bottom w:type="dxa" w:w="80"/>
+              <w:right w:type="dxa" w:w="100"/>
+            </w:tcMar>
+          </w:tcPr>
+          <w:p>
+            <w:pPr>
+              <w:spacing w:after="120" w:before="0" w:line="270"/>
+            </w:pPr>
+            <w:r>
+              <w:rPr>
+                <w:rFonts w:ascii="Arial" w:cs="Arial" w:eastAsia="Arial" w:hAnsi="Arial"/>
+                <w:b w:val="false"/>
+                <w:bCs w:val="false"/>
+                <w:color w:val="12233F"/>
+                <w:sz w:val="17"/>
+                <w:szCs w:val="17"/>
+              </w:rPr>
+              <w:t xml:space="preserve">Where exactly is AI used?</w:t>
+            </w:r>
+          </w:p>
+        </w:tc>
+        <w:tc>
+          <w:tcPr>
+            <w:tcW w:type="dxa" w:w="6510"/>
+            <w:tcMar>
+              <w:top w:type="dxa" w:w="80"/>
+              <w:left w:type="dxa" w:w="100"/>
+              <w:bottom w:type="dxa" w:w="80"/>
+              <w:right w:type="dxa" w:w="100"/>
+            </w:tcMar>
+          </w:tcPr>
+          <w:p>
+            <w:pPr>
+              <w:spacing w:after="120" w:before="0" w:line="270"/>
+            </w:pPr>
+            <w:r>
+              <w:rPr>
+                <w:rFonts w:ascii="Arial" w:cs="Arial" w:eastAsia="Arial" w:hAnsi="Arial"/>
+                <w:b w:val="false"/>
+                <w:bCs w:val="false"/>
+                <w:color w:val="12233F"/>
+                <w:sz w:val="17"/>
+                <w:szCs w:val="17"/>
+              </w:rPr>
+              <w:t xml:space="preserve">Five specialist components gather or calculate evidence inputs. The Investigation Summary Agent is the only component that may make an optional Gemini model call to draft a structured report. Calculated mode makes no model call.</w:t>
+            </w:r>
+          </w:p>
+        </w:tc>
+      </w:tr>
+      <w:tr>
+        <w:tc>
+          <w:tcPr>
+            <w:tcW w:type="dxa" w:w="2850"/>
+            <w:tcMar>
+              <w:top w:type="dxa" w:w="80"/>
+              <w:left w:type="dxa" w:w="100"/>
+              <w:bottom w:type="dxa" w:w="80"/>
+              <w:right w:type="dxa" w:w="100"/>
+            </w:tcMar>
+          </w:tcPr>
+          <w:p>
+            <w:pPr>
+              <w:spacing w:after="120" w:before="0" w:line="270"/>
+            </w:pPr>
+            <w:r>
+              <w:rPr>
+                <w:rFonts w:ascii="Arial" w:cs="Arial" w:eastAsia="Arial" w:hAnsi="Arial"/>
+                <w:b w:val="false"/>
+                <w:bCs w:val="false"/>
+                <w:color w:val="12233F"/>
+                <w:sz w:val="17"/>
+                <w:szCs w:val="17"/>
+              </w:rPr>
+              <w:t xml:space="preserve">Are these autonomous agents?</w:t>
+            </w:r>
+          </w:p>
+        </w:tc>
+        <w:tc>
+          <w:tcPr>
+            <w:tcW w:type="dxa" w:w="6510"/>
+            <w:tcMar>
+              <w:top w:type="dxa" w:w="80"/>
+              <w:left w:type="dxa" w:w="100"/>
+              <w:bottom w:type="dxa" w:w="80"/>
+              <w:right w:type="dxa" w:w="100"/>
+            </w:tcMar>
+          </w:tcPr>
+          <w:p>
+            <w:pPr>
+              <w:spacing w:after="120" w:before="0" w:line="270"/>
+            </w:pPr>
+            <w:r>
+              <w:rPr>
+                <w:rFonts w:ascii="Arial" w:cs="Arial" w:eastAsia="Arial" w:hAnsi="Arial"/>
+                <w:b w:val="false"/>
+                <w:bCs w:val="false"/>
+                <w:color w:val="12233F"/>
+                <w:sz w:val="17"/>
+                <w:szCs w:val="17"/>
+              </w:rPr>
+              <w:t xml:space="preserve">No. They are bounded investigation-specialist components in a defined workflow. They do not set goals, access external systems, or take workflow actions on their own.</w:t>
+            </w:r>
+          </w:p>
+        </w:tc>
+      </w:tr>
+      <w:tr>
+        <w:tc>
+          <w:tcPr>
+            <w:tcW w:type="dxa" w:w="2850"/>
+            <w:tcMar>
+              <w:top w:type="dxa" w:w="80"/>
+              <w:left w:type="dxa" w:w="100"/>
+              <w:bottom w:type="dxa" w:w="80"/>
+              <w:right w:type="dxa" w:w="100"/>
+            </w:tcMar>
+          </w:tcPr>
+          <w:p>
+            <w:pPr>
+              <w:spacing w:after="120" w:before="0" w:line="270"/>
+            </w:pPr>
+            <w:r>
+              <w:rPr>
+                <w:rFonts w:ascii="Arial" w:cs="Arial" w:eastAsia="Arial" w:hAnsi="Arial"/>
+                <w:b w:val="false"/>
+                <w:bCs w:val="false"/>
+                <w:color w:val="12233F"/>
+                <w:sz w:val="17"/>
+                <w:szCs w:val="17"/>
+              </w:rPr>
+              <w:t xml:space="preserve">Do you have CEO or CFO agents?</w:t>
+            </w:r>
+          </w:p>
+        </w:tc>
+        <w:tc>
+          <w:tcPr>
+            <w:tcW w:type="dxa" w:w="6510"/>
+            <w:tcMar>
+              <w:top w:type="dxa" w:w="80"/>
+              <w:left w:type="dxa" w:w="100"/>
+              <w:bottom w:type="dxa" w:w="80"/>
+              <w:right w:type="dxa" w:w="100"/>
+            </w:tcMar>
+          </w:tcPr>
+          <w:p>
+            <w:pPr>
+              <w:spacing w:after="120" w:before="0" w:line="270"/>
+            </w:pPr>
+            <w:r>
+              <w:rPr>
+                <w:rFonts w:ascii="Arial" w:cs="Arial" w:eastAsia="Arial" w:hAnsi="Arial"/>
+                <w:b w:val="false"/>
+                <w:bCs w:val="false"/>
+                <w:color w:val="12233F"/>
+                <w:sz w:val="17"/>
+                <w:szCs w:val="17"/>
+              </w:rPr>
+              <w:t xml:space="preserve">No. The implemented components are Alert Triage, Customer/KYC, Transaction Investigation, Relationship, Evidence, and the Investigation Summary Agent. We do not claim CEO/CFO persona agents.</w:t>
+            </w:r>
+          </w:p>
+        </w:tc>
+      </w:tr>
+      <w:tr>
+        <w:tc>
+          <w:tcPr>
+            <w:tcW w:type="dxa" w:w="2850"/>
+            <w:tcMar>
+              <w:top w:type="dxa" w:w="80"/>
+              <w:left w:type="dxa" w:w="100"/>
+              <w:bottom w:type="dxa" w:w="80"/>
+              <w:right w:type="dxa" w:w="100"/>
+            </w:tcMar>
+          </w:tcPr>
+          <w:p>
+            <w:pPr>
+              <w:spacing w:after="120" w:before="0" w:line="270"/>
+            </w:pPr>
+            <w:r>
+              <w:rPr>
+                <w:rFonts w:ascii="Arial" w:cs="Arial" w:eastAsia="Arial" w:hAnsi="Arial"/>
+                <w:b w:val="false"/>
+                <w:bCs w:val="false"/>
+                <w:color w:val="12233F"/>
+                <w:sz w:val="17"/>
+                <w:szCs w:val="17"/>
+              </w:rPr>
+              <w:t xml:space="preserve">Which model do you use?</w:t>
+            </w:r>
+          </w:p>
+        </w:tc>
+        <w:tc>
+          <w:tcPr>
+            <w:tcW w:type="dxa" w:w="6510"/>
+            <w:tcMar>
+              <w:top w:type="dxa" w:w="80"/>
+              <w:left w:type="dxa" w:w="100"/>
+              <w:bottom w:type="dxa" w:w="80"/>
+              <w:right w:type="dxa" w:w="100"/>
+            </w:tcMar>
+          </w:tcPr>
+          <w:p>
+            <w:pPr>
+              <w:spacing w:after="120" w:before="0" w:line="270"/>
+            </w:pPr>
+            <w:r>
+              <w:rPr>
+                <w:rFonts w:ascii="Arial" w:cs="Arial" w:eastAsia="Arial" w:hAnsi="Arial"/>
+                <w:b w:val="false"/>
+                <w:bCs w:val="false"/>
+                <w:color w:val="12233F"/>
+                <w:sz w:val="17"/>
+                <w:szCs w:val="17"/>
+              </w:rPr>
+              <w:t xml:space="preserve">The optional drafting path is configured for Gemini. The product can also run in calculated mode without a model call; we do not claim a benchmark comparison between models.</w:t>
+            </w:r>
+          </w:p>
+        </w:tc>
+      </w:tr>
+      <w:tr>
+        <w:tc>
+          <w:tcPr>
+            <w:tcW w:type="dxa" w:w="2850"/>
+            <w:tcMar>
+              <w:top w:type="dxa" w:w="80"/>
+              <w:left w:type="dxa" w:w="100"/>
+              <w:bottom w:type="dxa" w:w="80"/>
+              <w:right w:type="dxa" w:w="100"/>
+            </w:tcMar>
+          </w:tcPr>
+          <w:p>
+            <w:pPr>
+              <w:spacing w:after="120" w:before="0" w:line="270"/>
+            </w:pPr>
+            <w:r>
+              <w:rPr>
+                <w:rFonts w:ascii="Arial" w:cs="Arial" w:eastAsia="Arial" w:hAnsi="Arial"/>
+                <w:b w:val="false"/>
+                <w:bCs w:val="false"/>
+                <w:color w:val="12233F"/>
+                <w:sz w:val="17"/>
+                <w:szCs w:val="17"/>
+              </w:rPr>
+              <w:t xml:space="preserve">How do you reduce hallucination?</w:t>
+            </w:r>
+          </w:p>
+        </w:tc>
+        <w:tc>
+          <w:tcPr>
+            <w:tcW w:type="dxa" w:w="6510"/>
+            <w:tcMar>
+              <w:top w:type="dxa" w:w="80"/>
+              <w:left w:type="dxa" w:w="100"/>
+              <w:bottom w:type="dxa" w:w="80"/>
+              <w:right w:type="dxa" w:w="100"/>
+            </w:tcMar>
+          </w:tcPr>
+          <w:p>
+            <w:pPr>
+              <w:spacing w:after="120" w:before="0" w:line="270"/>
+            </w:pPr>
+            <w:r>
+              <w:rPr>
+                <w:rFonts w:ascii="Arial" w:cs="Arial" w:eastAsia="Arial" w:hAnsi="Arial"/>
+                <w:b w:val="false"/>
+                <w:bCs w:val="false"/>
+                <w:color w:val="12233F"/>
+                <w:sz w:val="17"/>
+                <w:szCs w:val="17"/>
+              </w:rPr>
+              <w:t xml:space="preserve">We retrieve supplied material first, keep source IDs, require inspectable citations, use grounded prompt rules, treat source fields as untrusted, and run the Grounding Validator. These measures reduce selected failure modes; they do not eliminate hallucination or guarantee truth.</w:t>
+            </w:r>
+          </w:p>
+        </w:tc>
+      </w:tr>
+      <w:tr>
+        <w:tc>
+          <w:tcPr>
+            <w:tcW w:type="dxa" w:w="2850"/>
+            <w:tcMar>
+              <w:top w:type="dxa" w:w="80"/>
+              <w:left w:type="dxa" w:w="100"/>
+              <w:bottom w:type="dxa" w:w="80"/>
+              <w:right w:type="dxa" w:w="100"/>
+            </w:tcMar>
+          </w:tcPr>
+          <w:p>
+            <w:pPr>
+              <w:spacing w:after="120" w:before="0" w:line="270"/>
+            </w:pPr>
+            <w:r>
+              <w:rPr>
+                <w:rFonts w:ascii="Arial" w:cs="Arial" w:eastAsia="Arial" w:hAnsi="Arial"/>
+                <w:b w:val="false"/>
+                <w:bCs w:val="false"/>
+                <w:color w:val="12233F"/>
+                <w:sz w:val="17"/>
+                <w:szCs w:val="17"/>
+              </w:rPr>
+              <w:t xml:space="preserve">What does the Grounding Validator check?</w:t>
+            </w:r>
+          </w:p>
+        </w:tc>
+        <w:tc>
+          <w:tcPr>
+            <w:tcW w:type="dxa" w:w="6510"/>
+            <w:tcMar>
+              <w:top w:type="dxa" w:w="80"/>
+              <w:left w:type="dxa" w:w="100"/>
+              <w:bottom w:type="dxa" w:w="80"/>
+              <w:right w:type="dxa" w:w="100"/>
+            </w:tcMar>
+          </w:tcPr>
+          <w:p>
+            <w:pPr>
+              <w:spacing w:after="120" w:before="0" w:line="270"/>
+            </w:pPr>
+            <w:r>
+              <w:rPr>
+                <w:rFonts w:ascii="Arial" w:cs="Arial" w:eastAsia="Arial" w:hAnsi="Arial"/>
+                <w:b w:val="false"/>
+                <w:bCs w:val="false"/>
+                <w:color w:val="12233F"/>
+                <w:sz w:val="17"/>
+                <w:szCs w:val="17"/>
+              </w:rPr>
+              <w:t xml:space="preserve">It checks known IDs, selected ratio claims, forbidden verdict language, and obvious prompt-like text. It can downgrade unsupported verified wording or remove unsafe output elements before the human sees the draft.</w:t>
+            </w:r>
+          </w:p>
+        </w:tc>
+      </w:tr>
+      <w:tr>
+        <w:tc>
+          <w:tcPr>
+            <w:tcW w:type="dxa" w:w="2850"/>
+            <w:tcMar>
+              <w:top w:type="dxa" w:w="80"/>
+              <w:left w:type="dxa" w:w="100"/>
+              <w:bottom w:type="dxa" w:w="80"/>
+              <w:right w:type="dxa" w:w="100"/>
+            </w:tcMar>
+          </w:tcPr>
+          <w:p>
+            <w:pPr>
+              <w:spacing w:after="120" w:before="0" w:line="270"/>
+            </w:pPr>
+            <w:r>
+              <w:rPr>
+                <w:rFonts w:ascii="Arial" w:cs="Arial" w:eastAsia="Arial" w:hAnsi="Arial"/>
+                <w:b w:val="false"/>
+                <w:bCs w:val="false"/>
+                <w:color w:val="12233F"/>
+                <w:sz w:val="17"/>
+                <w:szCs w:val="17"/>
+              </w:rPr>
+              <w:t xml:space="preserve">How do you handle prompt injection in retrieved material?</w:t>
+            </w:r>
+          </w:p>
+        </w:tc>
+        <w:tc>
+          <w:tcPr>
+            <w:tcW w:type="dxa" w:w="6510"/>
+            <w:tcMar>
+              <w:top w:type="dxa" w:w="80"/>
+              <w:left w:type="dxa" w:w="100"/>
+              <w:bottom w:type="dxa" w:w="80"/>
+              <w:right w:type="dxa" w:w="100"/>
+            </w:tcMar>
+          </w:tcPr>
+          <w:p>
+            <w:pPr>
+              <w:spacing w:after="120" w:before="0" w:line="270"/>
+            </w:pPr>
+            <w:r>
+              <w:rPr>
+                <w:rFonts w:ascii="Arial" w:cs="Arial" w:eastAsia="Arial" w:hAnsi="Arial"/>
+                <w:b w:val="false"/>
+                <w:bCs w:val="false"/>
+                <w:color w:val="12233F"/>
+                <w:sz w:val="17"/>
+                <w:szCs w:val="17"/>
+              </w:rPr>
+              <w:t xml:space="preserve">Source fields are treated as untrusted. The guardrail layer screens obvious prompt-like content and the model is not given authority to execute actions. This is a protective control, not a claim of perfect injection resistance.</w:t>
+            </w:r>
+          </w:p>
+        </w:tc>
+      </w:tr>
+      <w:tr>
+        <w:tc>
+          <w:tcPr>
+            <w:tcW w:type="dxa" w:w="2850"/>
+            <w:tcMar>
+              <w:top w:type="dxa" w:w="80"/>
+              <w:left w:type="dxa" w:w="100"/>
+              <w:bottom w:type="dxa" w:w="80"/>
+              <w:right w:type="dxa" w:w="100"/>
+            </w:tcMar>
+          </w:tcPr>
+          <w:p>
+            <w:pPr>
+              <w:spacing w:after="120" w:before="0" w:line="270"/>
+            </w:pPr>
+            <w:r>
+              <w:rPr>
+                <w:rFonts w:ascii="Arial" w:cs="Arial" w:eastAsia="Arial" w:hAnsi="Arial"/>
+                <w:b w:val="false"/>
+                <w:bCs w:val="false"/>
+                <w:color w:val="12233F"/>
+                <w:sz w:val="17"/>
+                <w:szCs w:val="17"/>
+              </w:rPr>
+              <w:t xml:space="preserve">What is evidence confidence?</w:t>
+            </w:r>
+          </w:p>
+        </w:tc>
+        <w:tc>
+          <w:tcPr>
+            <w:tcW w:type="dxa" w:w="6510"/>
+            <w:tcMar>
+              <w:top w:type="dxa" w:w="80"/>
+              <w:left w:type="dxa" w:w="100"/>
+              <w:bottom w:type="dxa" w:w="80"/>
+              <w:right w:type="dxa" w:w="100"/>
+            </w:tcMar>
+          </w:tcPr>
+          <w:p>
+            <w:pPr>
+              <w:spacing w:after="120" w:before="0" w:line="270"/>
+            </w:pPr>
+            <w:r>
+              <w:rPr>
+                <w:rFonts w:ascii="Arial" w:cs="Arial" w:eastAsia="Arial" w:hAnsi="Arial"/>
+                <w:b w:val="false"/>
+                <w:bCs w:val="false"/>
+                <w:color w:val="12233F"/>
+                <w:sz w:val="17"/>
+                <w:szCs w:val="17"/>
+              </w:rPr>
+              <w:t xml:space="preserve">It is a deterministic support-and-limitations signal calculated after a report is available. It is not a fraud score, probability of crime, legality assessment, or recommended outcome.</w:t>
+            </w:r>
+          </w:p>
+        </w:tc>
+      </w:tr>
+      <w:tr>
+        <w:tc>
+          <w:tcPr>
+            <w:tcW w:type="dxa" w:w="2850"/>
+            <w:tcMar>
+              <w:top w:type="dxa" w:w="80"/>
+              <w:left w:type="dxa" w:w="100"/>
+              <w:bottom w:type="dxa" w:w="80"/>
+              <w:right w:type="dxa" w:w="100"/>
+            </w:tcMar>
+          </w:tcPr>
+          <w:p>
+            <w:pPr>
+              <w:spacing w:after="120" w:before="0" w:line="270"/>
+            </w:pPr>
+            <w:r>
+              <w:rPr>
+                <w:rFonts w:ascii="Arial" w:cs="Arial" w:eastAsia="Arial" w:hAnsi="Arial"/>
+                <w:b w:val="false"/>
+                <w:bCs w:val="false"/>
+                <w:color w:val="12233F"/>
+                <w:sz w:val="17"/>
+                <w:szCs w:val="17"/>
+              </w:rPr>
+              <w:t xml:space="preserve">How did you validate the AI output?</w:t>
+            </w:r>
+          </w:p>
+        </w:tc>
+        <w:tc>
+          <w:tcPr>
+            <w:tcW w:type="dxa" w:w="6510"/>
+            <w:tcMar>
+              <w:top w:type="dxa" w:w="80"/>
+              <w:left w:type="dxa" w:w="100"/>
+              <w:bottom w:type="dxa" w:w="80"/>
+              <w:right w:type="dxa" w:w="100"/>
+            </w:tcMar>
+          </w:tcPr>
+          <w:p>
+            <w:pPr>
+              <w:spacing w:after="120" w:before="0" w:line="270"/>
+            </w:pPr>
+            <w:r>
+              <w:rPr>
+                <w:rFonts w:ascii="Arial" w:cs="Arial" w:eastAsia="Arial" w:hAnsi="Arial"/>
+                <w:b w:val="false"/>
+                <w:bCs w:val="false"/>
+                <w:color w:val="12233F"/>
+                <w:sz w:val="17"/>
+                <w:szCs w:val="17"/>
+              </w:rPr>
+              <w:t xml:space="preserve">The prototype validates selected structural properties—known citations, selected numerical wording, unsafe verdict language, and visible limitations. A production evaluation would additionally need a labelled test set, citation-quality metrics, failure analysis, and human review.</w:t>
+            </w:r>
+          </w:p>
+        </w:tc>
+      </w:tr>
+      <w:tr>
+        <w:tc>
+          <w:tcPr>
+            <w:tcW w:type="dxa" w:w="2850"/>
+            <w:tcMar>
+              <w:top w:type="dxa" w:w="80"/>
+              <w:left w:type="dxa" w:w="100"/>
+              <w:bottom w:type="dxa" w:w="80"/>
+              <w:right w:type="dxa" w:w="100"/>
+            </w:tcMar>
+          </w:tcPr>
+          <w:p>
+            <w:pPr>
+              <w:spacing w:after="120" w:before="0" w:line="270"/>
+            </w:pPr>
+            <w:r>
+              <w:rPr>
+                <w:rFonts w:ascii="Arial" w:cs="Arial" w:eastAsia="Arial" w:hAnsi="Arial"/>
+                <w:b w:val="false"/>
+                <w:bCs w:val="false"/>
+                <w:color w:val="12233F"/>
+                <w:sz w:val="17"/>
+                <w:szCs w:val="17"/>
+              </w:rPr>
+              <w:t xml:space="preserve">What happens if the model is unavailable or produces a poor draft?</w:t>
+            </w:r>
+          </w:p>
+        </w:tc>
+        <w:tc>
+          <w:tcPr>
+            <w:tcW w:type="dxa" w:w="6510"/>
+            <w:tcMar>
+              <w:top w:type="dxa" w:w="80"/>
+              <w:left w:type="dxa" w:w="100"/>
+              <w:bottom w:type="dxa" w:w="80"/>
+              <w:right w:type="dxa" w:w="100"/>
+            </w:tcMar>
+          </w:tcPr>
+          <w:p>
+            <w:pPr>
+              <w:spacing w:after="120" w:before="0" w:line="270"/>
+            </w:pPr>
+            <w:r>
+              <w:rPr>
+                <w:rFonts w:ascii="Arial" w:cs="Arial" w:eastAsia="Arial" w:hAnsi="Arial"/>
+                <w:b w:val="false"/>
+                <w:bCs w:val="false"/>
+                <w:color w:val="12233F"/>
+                <w:sz w:val="17"/>
+                <w:szCs w:val="17"/>
+              </w:rPr>
+              <w:t xml:space="preserve">Calculated mode still produces a deterministic review from the fictional rows. A draft remains advisory, validation notes and limitations stay visible, and a human can decline to act on it.</w:t>
+            </w:r>
+          </w:p>
+        </w:tc>
+      </w:tr>
+      <w:tr>
+        <w:tc>
+          <w:tcPr>
+            <w:tcW w:type="dxa" w:w="2850"/>
+            <w:tcMar>
+              <w:top w:type="dxa" w:w="80"/>
+              <w:left w:type="dxa" w:w="100"/>
+              <w:bottom w:type="dxa" w:w="80"/>
+              <w:right w:type="dxa" w:w="100"/>
+            </w:tcMar>
+          </w:tcPr>
+          <w:p>
+            <w:pPr>
+              <w:spacing w:after="120" w:before="0" w:line="270"/>
+            </w:pPr>
+            <w:r>
+              <w:rPr>
+                <w:rFonts w:ascii="Arial" w:cs="Arial" w:eastAsia="Arial" w:hAnsi="Arial"/>
+                <w:b w:val="false"/>
+                <w:bCs w:val="false"/>
+                <w:color w:val="12233F"/>
+                <w:sz w:val="17"/>
+                <w:szCs w:val="17"/>
+              </w:rPr>
+              <w:t xml:space="preserve">How do you address bias or fairness?</w:t>
+            </w:r>
+          </w:p>
+        </w:tc>
+        <w:tc>
+          <w:tcPr>
+            <w:tcW w:type="dxa" w:w="6510"/>
+            <w:tcMar>
+              <w:top w:type="dxa" w:w="80"/>
+              <w:left w:type="dxa" w:w="100"/>
+              <w:bottom w:type="dxa" w:w="80"/>
+              <w:right w:type="dxa" w:w="100"/>
+            </w:tcMar>
+          </w:tcPr>
+          <w:p>
+            <w:pPr>
+              <w:spacing w:after="120" w:before="0" w:line="270"/>
+            </w:pPr>
+            <w:r>
+              <w:rPr>
+                <w:rFonts w:ascii="Arial" w:cs="Arial" w:eastAsia="Arial" w:hAnsi="Arial"/>
+                <w:b w:val="false"/>
+                <w:bCs w:val="false"/>
+                <w:color w:val="12233F"/>
+                <w:sz w:val="17"/>
+                <w:szCs w:val="17"/>
+              </w:rPr>
+              <w:t xml:space="preserve">This fictional prototype does not claim bias testing or fairness certification. It avoids a score about a person, keeps evidence and limitations visible, and requires human accountability. A real deployment would require governance, data-quality review, and formal model-risk assessment.</w:t>
+            </w:r>
+          </w:p>
+        </w:tc>
+      </w:tr>
+      <w:tr>
+        <w:tc>
+          <w:tcPr>
+            <w:tcW w:type="dxa" w:w="2850"/>
+            <w:tcMar>
+              <w:top w:type="dxa" w:w="80"/>
+              <w:left w:type="dxa" w:w="100"/>
+              <w:bottom w:type="dxa" w:w="80"/>
+              <w:right w:type="dxa" w:w="100"/>
+            </w:tcMar>
+          </w:tcPr>
+          <w:p>
+            <w:pPr>
+              <w:spacing w:after="120" w:before="0" w:line="270"/>
+            </w:pPr>
+            <w:r>
+              <w:rPr>
+                <w:rFonts w:ascii="Arial" w:cs="Arial" w:eastAsia="Arial" w:hAnsi="Arial"/>
+                <w:b w:val="false"/>
+                <w:bCs w:val="false"/>
+                <w:color w:val="12233F"/>
+                <w:sz w:val="17"/>
+                <w:szCs w:val="17"/>
+              </w:rPr>
+              <w:t xml:space="preserve">Is the system explainable?</w:t>
+            </w:r>
+          </w:p>
+        </w:tc>
+        <w:tc>
+          <w:tcPr>
+            <w:tcW w:type="dxa" w:w="6510"/>
+            <w:tcMar>
+              <w:top w:type="dxa" w:w="80"/>
+              <w:left w:type="dxa" w:w="100"/>
+              <w:bottom w:type="dxa" w:w="80"/>
+              <w:right w:type="dxa" w:w="100"/>
+            </w:tcMar>
+          </w:tcPr>
+          <w:p>
+            <w:pPr>
+              <w:spacing w:after="120" w:before="0" w:line="270"/>
+            </w:pPr>
+            <w:r>
+              <w:rPr>
+                <w:rFonts w:ascii="Arial" w:cs="Arial" w:eastAsia="Arial" w:hAnsi="Arial"/>
+                <w:b w:val="false"/>
+                <w:bCs w:val="false"/>
+                <w:color w:val="12233F"/>
+                <w:sz w:val="17"/>
+                <w:szCs w:val="17"/>
+              </w:rPr>
+              <w:t xml:space="preserve">It is designed for traceability, not a claim of full model interpretability. The user can inspect case rows, source chunks, retrieval method, citations, validator notes, confidence limitations, and the human rationale.</w:t>
+            </w:r>
+          </w:p>
+        </w:tc>
+      </w:tr>
+      <w:tr>
+        <w:tc>
+          <w:tcPr>
+            <w:tcW w:type="dxa" w:w="2850"/>
+            <w:tcMar>
+              <w:top w:type="dxa" w:w="80"/>
+              <w:left w:type="dxa" w:w="100"/>
+              <w:bottom w:type="dxa" w:w="80"/>
+              <w:right w:type="dxa" w:w="100"/>
+            </w:tcMar>
+          </w:tcPr>
+          <w:p>
+            <w:pPr>
+              <w:spacing w:after="120" w:before="0" w:line="270"/>
+            </w:pPr>
+            <w:r>
+              <w:rPr>
+                <w:rFonts w:ascii="Arial" w:cs="Arial" w:eastAsia="Arial" w:hAnsi="Arial"/>
+                <w:b w:val="false"/>
+                <w:bCs w:val="false"/>
+                <w:color w:val="12233F"/>
+                <w:sz w:val="17"/>
+                <w:szCs w:val="17"/>
+              </w:rPr>
+              <w:t xml:space="preserve">Does the AI make the final decision?</w:t>
+            </w:r>
+          </w:p>
+        </w:tc>
+        <w:tc>
+          <w:tcPr>
+            <w:tcW w:type="dxa" w:w="6510"/>
+            <w:tcMar>
+              <w:top w:type="dxa" w:w="80"/>
+              <w:left w:type="dxa" w:w="100"/>
+              <w:bottom w:type="dxa" w:w="80"/>
+              <w:right w:type="dxa" w:w="100"/>
+            </w:tcMar>
+          </w:tcPr>
+          <w:p>
+            <w:pPr>
+              <w:spacing w:after="120" w:before="0" w:line="270"/>
+            </w:pPr>
+            <w:r>
+              <w:rPr>
+                <w:rFonts w:ascii="Arial" w:cs="Arial" w:eastAsia="Arial" w:hAnsi="Arial"/>
+                <w:b w:val="false"/>
+                <w:bCs w:val="false"/>
+                <w:color w:val="12233F"/>
+                <w:sz w:val="17"/>
+                <w:szCs w:val="17"/>
+              </w:rPr>
+              <w:t xml:space="preserve">No. Only a named person with a written rationale can create an investigator or Compliance action. The Copilot cannot submit a decision, close a case, escalate, or file anything.</w:t>
+            </w:r>
+          </w:p>
+        </w:tc>
+      </w:tr>
+      <w:tr>
+        <w:tc>
+          <w:tcPr>
+            <w:tcW w:type="dxa" w:w="2850"/>
+            <w:tcMar>
+              <w:top w:type="dxa" w:w="80"/>
+              <w:left w:type="dxa" w:w="100"/>
+              <w:bottom w:type="dxa" w:w="80"/>
+              <w:right w:type="dxa" w:w="100"/>
+            </w:tcMar>
+          </w:tcPr>
+          <w:p>
+            <w:pPr>
+              <w:spacing w:after="120" w:before="0" w:line="270"/>
+            </w:pPr>
+            <w:r>
+              <w:rPr>
+                <w:rFonts w:ascii="Arial" w:cs="Arial" w:eastAsia="Arial" w:hAnsi="Arial"/>
+                <w:b w:val="false"/>
+                <w:bCs w:val="false"/>
+                <w:color w:val="12233F"/>
+                <w:sz w:val="17"/>
+                <w:szCs w:val="17"/>
+              </w:rPr>
+              <w:t xml:space="preserve">What is the difference between RAG and the model?</w:t>
+            </w:r>
+          </w:p>
+        </w:tc>
+        <w:tc>
+          <w:tcPr>
+            <w:tcW w:type="dxa" w:w="6510"/>
+            <w:tcMar>
+              <w:top w:type="dxa" w:w="80"/>
+              <w:left w:type="dxa" w:w="100"/>
+              <w:bottom w:type="dxa" w:w="80"/>
+              <w:right w:type="dxa" w:w="100"/>
+            </w:tcMar>
+          </w:tcPr>
+          <w:p>
+            <w:pPr>
+              <w:spacing w:after="120" w:before="0" w:line="270"/>
+            </w:pPr>
+            <w:r>
+              <w:rPr>
+                <w:rFonts w:ascii="Arial" w:cs="Arial" w:eastAsia="Arial" w:hAnsi="Arial"/>
+                <w:b w:val="false"/>
+                <w:bCs w:val="false"/>
+                <w:color w:val="12233F"/>
+                <w:sz w:val="17"/>
+                <w:szCs w:val="17"/>
+              </w:rPr>
+              <w:t xml:space="preserve">RAG is the retrieval step: it selects supplied source passages before an answer is drafted. The optional model turns bounded inputs into a structured summary. Retrieval provides context; it does not make the model's output automatically true.</w:t>
+            </w:r>
+          </w:p>
+        </w:tc>
+      </w:tr>
+      <w:tr>
+        <w:tc>
+          <w:tcPr>
+            <w:tcW w:type="dxa" w:w="2850"/>
+            <w:tcMar>
+              <w:top w:type="dxa" w:w="80"/>
+              <w:left w:type="dxa" w:w="100"/>
+              <w:bottom w:type="dxa" w:w="80"/>
+              <w:right w:type="dxa" w:w="100"/>
+            </w:tcMar>
+          </w:tcPr>
+          <w:p>
+            <w:pPr>
+              <w:spacing w:after="120" w:before="0" w:line="270"/>
+            </w:pPr>
+            <w:r>
+              <w:rPr>
+                <w:rFonts w:ascii="Arial" w:cs="Arial" w:eastAsia="Arial" w:hAnsi="Arial"/>
+                <w:b w:val="false"/>
+                <w:bCs w:val="false"/>
+                <w:color w:val="12233F"/>
+                <w:sz w:val="17"/>
+                <w:szCs w:val="17"/>
+              </w:rPr>
+              <w:t xml:space="preserve">Why use RAG instead of fine-tuning a model?</w:t>
+            </w:r>
+          </w:p>
+        </w:tc>
+        <w:tc>
+          <w:tcPr>
+            <w:tcW w:type="dxa" w:w="6510"/>
+            <w:tcMar>
+              <w:top w:type="dxa" w:w="80"/>
+              <w:left w:type="dxa" w:w="100"/>
+              <w:bottom w:type="dxa" w:w="80"/>
+              <w:right w:type="dxa" w:w="100"/>
+            </w:tcMar>
+          </w:tcPr>
+          <w:p>
+            <w:pPr>
+              <w:spacing w:after="120" w:before="0" w:line="270"/>
+            </w:pPr>
+            <w:r>
+              <w:rPr>
+                <w:rFonts w:ascii="Arial" w:cs="Arial" w:eastAsia="Arial" w:hAnsi="Arial"/>
+                <w:b w:val="false"/>
+                <w:bCs w:val="false"/>
+                <w:color w:val="12233F"/>
+                <w:sz w:val="17"/>
+                <w:szCs w:val="17"/>
+              </w:rPr>
+              <w:t xml:space="preserve">The course prototype needs source-level traceability and inspectable updates. Retrieval allows a reviewer to see the current supplied passage. We do not claim that fine-tuning was performed or that it would remove the need for validation.</w:t>
+            </w:r>
+          </w:p>
+        </w:tc>
+      </w:tr>
+      <w:tr>
+        <w:tc>
+          <w:tcPr>
+            <w:tcW w:type="dxa" w:w="2850"/>
+            <w:tcMar>
+              <w:top w:type="dxa" w:w="80"/>
+              <w:left w:type="dxa" w:w="100"/>
+              <w:bottom w:type="dxa" w:w="80"/>
+              <w:right w:type="dxa" w:w="100"/>
+            </w:tcMar>
+          </w:tcPr>
+          <w:p>
+            <w:pPr>
+              <w:spacing w:after="120" w:before="0" w:line="270"/>
+            </w:pPr>
+            <w:r>
+              <w:rPr>
+                <w:rFonts w:ascii="Arial" w:cs="Arial" w:eastAsia="Arial" w:hAnsi="Arial"/>
+                <w:b w:val="false"/>
+                <w:bCs w:val="false"/>
+                <w:color w:val="12233F"/>
+                <w:sz w:val="17"/>
+                <w:szCs w:val="17"/>
+              </w:rPr>
+              <w:t xml:space="preserve">Are prompts or model settings the main safety control?</w:t>
+            </w:r>
+          </w:p>
+        </w:tc>
+        <w:tc>
+          <w:tcPr>
+            <w:tcW w:type="dxa" w:w="6510"/>
+            <w:tcMar>
+              <w:top w:type="dxa" w:w="80"/>
+              <w:left w:type="dxa" w:w="100"/>
+              <w:bottom w:type="dxa" w:w="80"/>
+              <w:right w:type="dxa" w:w="100"/>
+            </w:tcMar>
+          </w:tcPr>
+          <w:p>
+            <w:pPr>
+              <w:spacing w:after="120" w:before="0" w:line="270"/>
+            </w:pPr>
+            <w:r>
+              <w:rPr>
+                <w:rFonts w:ascii="Arial" w:cs="Arial" w:eastAsia="Arial" w:hAnsi="Arial"/>
+                <w:b w:val="false"/>
+                <w:bCs w:val="false"/>
+                <w:color w:val="12233F"/>
+                <w:sz w:val="17"/>
+                <w:szCs w:val="17"/>
+              </w:rPr>
+              <w:t xml:space="preserve">No. Prompts are only one layer. The stronger prototype controls are bounded inputs, cited retrieval, deterministic specialist calculations, validation checks, visible limitations, and a mandatory human action. We do not claim to have optimized temperature or model parameters.</w:t>
+            </w:r>
+          </w:p>
+        </w:tc>
+      </w:tr>
+      <w:tr>
+        <w:tc>
+          <w:tcPr>
+            <w:tcW w:type="dxa" w:w="2850"/>
+            <w:tcMar>
+              <w:top w:type="dxa" w:w="80"/>
+              <w:left w:type="dxa" w:w="100"/>
+              <w:bottom w:type="dxa" w:w="80"/>
+              <w:right w:type="dxa" w:w="100"/>
+            </w:tcMar>
+          </w:tcPr>
+          <w:p>
+            <w:pPr>
+              <w:spacing w:after="120" w:before="0" w:line="270"/>
+            </w:pPr>
+            <w:r>
+              <w:rPr>
+                <w:rFonts w:ascii="Arial" w:cs="Arial" w:eastAsia="Arial" w:hAnsi="Arial"/>
+                <w:b w:val="false"/>
+                <w:bCs w:val="false"/>
+                <w:color w:val="12233F"/>
+                <w:sz w:val="17"/>
+                <w:szCs w:val="17"/>
+              </w:rPr>
+              <w:t xml:space="preserve">How do you test for hallucination?</w:t>
+            </w:r>
+          </w:p>
+        </w:tc>
+        <w:tc>
+          <w:tcPr>
+            <w:tcW w:type="dxa" w:w="6510"/>
+            <w:tcMar>
+              <w:top w:type="dxa" w:w="80"/>
+              <w:left w:type="dxa" w:w="100"/>
+              <w:bottom w:type="dxa" w:w="80"/>
+              <w:right w:type="dxa" w:w="100"/>
+            </w:tcMar>
+          </w:tcPr>
+          <w:p>
+            <w:pPr>
+              <w:spacing w:after="120" w:before="0" w:line="270"/>
+            </w:pPr>
+            <w:r>
+              <w:rPr>
+                <w:rFonts w:ascii="Arial" w:cs="Arial" w:eastAsia="Arial" w:hAnsi="Arial"/>
+                <w:b w:val="false"/>
+                <w:bCs w:val="false"/>
+                <w:color w:val="12233F"/>
+                <w:sz w:val="17"/>
+                <w:szCs w:val="17"/>
+              </w:rPr>
+              <w:t xml:space="preserve">We do not claim a complete hallucination benchmark. We test selected structural failure modes such as unknown citations, prohibited verdict language, prompt-like retrieved text, and selected unsupported claims. A production test would require representative evaluation cases and human scoring.</w:t>
+            </w:r>
+          </w:p>
+        </w:tc>
+      </w:tr>
+      <w:tr>
+        <w:tc>
+          <w:tcPr>
+            <w:tcW w:type="dxa" w:w="2850"/>
+            <w:tcMar>
+              <w:top w:type="dxa" w:w="80"/>
+              <w:left w:type="dxa" w:w="100"/>
+              <w:bottom w:type="dxa" w:w="80"/>
+              <w:right w:type="dxa" w:w="100"/>
+            </w:tcMar>
+          </w:tcPr>
+          <w:p>
+            <w:pPr>
+              <w:spacing w:after="120" w:before="0" w:line="270"/>
+            </w:pPr>
+            <w:r>
+              <w:rPr>
+                <w:rFonts w:ascii="Arial" w:cs="Arial" w:eastAsia="Arial" w:hAnsi="Arial"/>
+                <w:b w:val="false"/>
+                <w:bCs w:val="false"/>
+                <w:color w:val="12233F"/>
+                <w:sz w:val="17"/>
+                <w:szCs w:val="17"/>
+              </w:rPr>
+              <w:t xml:space="preserve">How do you measure model accuracy?</w:t>
+            </w:r>
+          </w:p>
+        </w:tc>
+        <w:tc>
+          <w:tcPr>
+            <w:tcW w:type="dxa" w:w="6510"/>
+            <w:tcMar>
+              <w:top w:type="dxa" w:w="80"/>
+              <w:left w:type="dxa" w:w="100"/>
+              <w:bottom w:type="dxa" w:w="80"/>
+              <w:right w:type="dxa" w:w="100"/>
+            </w:tcMar>
+          </w:tcPr>
+          <w:p>
+            <w:pPr>
+              <w:spacing w:after="120" w:before="0" w:line="270"/>
+            </w:pPr>
+            <w:r>
+              <w:rPr>
+                <w:rFonts w:ascii="Arial" w:cs="Arial" w:eastAsia="Arial" w:hAnsi="Arial"/>
+                <w:b w:val="false"/>
+                <w:bCs w:val="false"/>
+                <w:color w:val="12233F"/>
+                <w:sz w:val="17"/>
+                <w:szCs w:val="17"/>
+              </w:rPr>
+              <w:t xml:space="preserve">This prototype does not report model-accuracy percentages because it has no labelled, representative benchmark set. The displayed confidence is evidence support/limitations, not model accuracy. Future evaluation would separate factuality, citation precision, coverage, and reviewer agreement.</w:t>
+            </w:r>
+          </w:p>
+        </w:tc>
+      </w:tr>
+      <w:tr>
+        <w:tc>
+          <w:tcPr>
+            <w:tcW w:type="dxa" w:w="2850"/>
+            <w:tcMar>
+              <w:top w:type="dxa" w:w="80"/>
+              <w:left w:type="dxa" w:w="100"/>
+              <w:bottom w:type="dxa" w:w="80"/>
+              <w:right w:type="dxa" w:w="100"/>
+            </w:tcMar>
+          </w:tcPr>
+          <w:p>
+            <w:pPr>
+              <w:spacing w:after="120" w:before="0" w:line="270"/>
+            </w:pPr>
+            <w:r>
+              <w:rPr>
+                <w:rFonts w:ascii="Arial" w:cs="Arial" w:eastAsia="Arial" w:hAnsi="Arial"/>
+                <w:b w:val="false"/>
+                <w:bCs w:val="false"/>
+                <w:color w:val="12233F"/>
+                <w:sz w:val="17"/>
+                <w:szCs w:val="17"/>
+              </w:rPr>
+              <w:t xml:space="preserve">What data does the model see?</w:t>
+            </w:r>
+          </w:p>
+        </w:tc>
+        <w:tc>
+          <w:tcPr>
+            <w:tcW w:type="dxa" w:w="6510"/>
+            <w:tcMar>
+              <w:top w:type="dxa" w:w="80"/>
+              <w:left w:type="dxa" w:w="100"/>
+              <w:bottom w:type="dxa" w:w="80"/>
+              <w:right w:type="dxa" w:w="100"/>
+            </w:tcMar>
+          </w:tcPr>
+          <w:p>
+            <w:pPr>
+              <w:spacing w:after="120" w:before="0" w:line="270"/>
+            </w:pPr>
+            <w:r>
+              <w:rPr>
+                <w:rFonts w:ascii="Arial" w:cs="Arial" w:eastAsia="Arial" w:hAnsi="Arial"/>
+                <w:b w:val="false"/>
+                <w:bCs w:val="false"/>
+                <w:color w:val="12233F"/>
+                <w:sz w:val="17"/>
+                <w:szCs w:val="17"/>
+              </w:rPr>
+              <w:t xml:space="preserve">Only the bounded fictional case inputs and retrieved context used for the selected prototype path. We make no claim about production data handling. A real deployment would require data minimisation, an approved processing agreement, retention controls, and access review.</w:t>
+            </w:r>
+          </w:p>
+        </w:tc>
+      </w:tr>
+      <w:tr>
+        <w:tc>
+          <w:tcPr>
+            <w:tcW w:type="dxa" w:w="2850"/>
+            <w:tcMar>
+              <w:top w:type="dxa" w:w="80"/>
+              <w:left w:type="dxa" w:w="100"/>
+              <w:bottom w:type="dxa" w:w="80"/>
+              <w:right w:type="dxa" w:w="100"/>
+            </w:tcMar>
+          </w:tcPr>
+          <w:p>
+            <w:pPr>
+              <w:spacing w:after="120" w:before="0" w:line="270"/>
+            </w:pPr>
+            <w:r>
+              <w:rPr>
+                <w:rFonts w:ascii="Arial" w:cs="Arial" w:eastAsia="Arial" w:hAnsi="Arial"/>
+                <w:b w:val="false"/>
+                <w:bCs w:val="false"/>
+                <w:color w:val="12233F"/>
+                <w:sz w:val="17"/>
+                <w:szCs w:val="17"/>
+              </w:rPr>
+              <w:t xml:space="preserve">Can the model leak data between cases?</w:t>
+            </w:r>
+          </w:p>
+        </w:tc>
+        <w:tc>
+          <w:tcPr>
+            <w:tcW w:type="dxa" w:w="6510"/>
+            <w:tcMar>
+              <w:top w:type="dxa" w:w="80"/>
+              <w:left w:type="dxa" w:w="100"/>
+              <w:bottom w:type="dxa" w:w="80"/>
+              <w:right w:type="dxa" w:w="100"/>
+            </w:tcMar>
+          </w:tcPr>
+          <w:p>
+            <w:pPr>
+              <w:spacing w:after="120" w:before="0" w:line="270"/>
+            </w:pPr>
+            <w:r>
+              <w:rPr>
+                <w:rFonts w:ascii="Arial" w:cs="Arial" w:eastAsia="Arial" w:hAnsi="Arial"/>
+                <w:b w:val="false"/>
+                <w:bCs w:val="false"/>
+                <w:color w:val="12233F"/>
+                <w:sz w:val="17"/>
+                <w:szCs w:val="17"/>
+              </w:rPr>
+              <w:t xml:space="preserve">The intended design scopes retrieval to the active case/scenario and identifies the cited source. This demo has only fictional data. Cross-case isolation, tenancy, logging, and security testing would be mandatory production controls, not claims we make here.</w:t>
+            </w:r>
+          </w:p>
+        </w:tc>
+      </w:tr>
+      <w:tr>
+        <w:tc>
+          <w:tcPr>
+            <w:tcW w:type="dxa" w:w="2850"/>
+            <w:tcMar>
+              <w:top w:type="dxa" w:w="80"/>
+              <w:left w:type="dxa" w:w="100"/>
+              <w:bottom w:type="dxa" w:w="80"/>
+              <w:right w:type="dxa" w:w="100"/>
+            </w:tcMar>
+          </w:tcPr>
+          <w:p>
+            <w:pPr>
+              <w:spacing w:after="120" w:before="0" w:line="270"/>
+            </w:pPr>
+            <w:r>
+              <w:rPr>
+                <w:rFonts w:ascii="Arial" w:cs="Arial" w:eastAsia="Arial" w:hAnsi="Arial"/>
+                <w:b w:val="false"/>
+                <w:bCs w:val="false"/>
+                <w:color w:val="12233F"/>
+                <w:sz w:val="17"/>
+                <w:szCs w:val="17"/>
+              </w:rPr>
+              <w:t xml:space="preserve">What happens when retrieval finds no useful source?</w:t>
+            </w:r>
+          </w:p>
+        </w:tc>
+        <w:tc>
+          <w:tcPr>
+            <w:tcW w:type="dxa" w:w="6510"/>
+            <w:tcMar>
+              <w:top w:type="dxa" w:w="80"/>
+              <w:left w:type="dxa" w:w="100"/>
+              <w:bottom w:type="dxa" w:w="80"/>
+              <w:right w:type="dxa" w:w="100"/>
+            </w:tcMar>
+          </w:tcPr>
+          <w:p>
+            <w:pPr>
+              <w:spacing w:after="120" w:before="0" w:line="270"/>
+            </w:pPr>
+            <w:r>
+              <w:rPr>
+                <w:rFonts w:ascii="Arial" w:cs="Arial" w:eastAsia="Arial" w:hAnsi="Arial"/>
+                <w:b w:val="false"/>
+                <w:bCs w:val="false"/>
+                <w:color w:val="12233F"/>
+                <w:sz w:val="17"/>
+                <w:szCs w:val="17"/>
+              </w:rPr>
+              <w:t xml:space="preserve">The correct response is to show an evidence gap or limitation, not invent an answer. The reviewer can request more information or escalate according to the workflow; the model cannot turn missing evidence into proof.</w:t>
+            </w:r>
+          </w:p>
+        </w:tc>
+      </w:tr>
+      <w:tr>
+        <w:tc>
+          <w:tcPr>
+            <w:tcW w:type="dxa" w:w="2850"/>
+            <w:tcMar>
+              <w:top w:type="dxa" w:w="80"/>
+              <w:left w:type="dxa" w:w="100"/>
+              <w:bottom w:type="dxa" w:w="80"/>
+              <w:right w:type="dxa" w:w="100"/>
+            </w:tcMar>
+          </w:tcPr>
+          <w:p>
+            <w:pPr>
+              <w:spacing w:after="120" w:before="0" w:line="270"/>
+            </w:pPr>
+            <w:r>
+              <w:rPr>
+                <w:rFonts w:ascii="Arial" w:cs="Arial" w:eastAsia="Arial" w:hAnsi="Arial"/>
+                <w:b w:val="false"/>
+                <w:bCs w:val="false"/>
+                <w:color w:val="12233F"/>
+                <w:sz w:val="17"/>
+                <w:szCs w:val="17"/>
+              </w:rPr>
+              <w:t xml:space="preserve">Why call this an agent?</w:t>
+            </w:r>
+          </w:p>
+        </w:tc>
+        <w:tc>
+          <w:tcPr>
+            <w:tcW w:type="dxa" w:w="6510"/>
+            <w:tcMar>
+              <w:top w:type="dxa" w:w="80"/>
+              <w:left w:type="dxa" w:w="100"/>
+              <w:bottom w:type="dxa" w:w="80"/>
+              <w:right w:type="dxa" w:w="100"/>
+            </w:tcMar>
+          </w:tcPr>
+          <w:p>
+            <w:pPr>
+              <w:spacing w:after="120" w:before="0" w:line="270"/>
+            </w:pPr>
+            <w:r>
+              <w:rPr>
+                <w:rFonts w:ascii="Arial" w:cs="Arial" w:eastAsia="Arial" w:hAnsi="Arial"/>
+                <w:b w:val="false"/>
+                <w:bCs w:val="false"/>
+                <w:color w:val="12233F"/>
+                <w:sz w:val="17"/>
+                <w:szCs w:val="17"/>
+              </w:rPr>
+              <w:t xml:space="preserve">The term is used narrowly for a bounded component with a specialist purpose in a defined workflow. It is not a free-running autonomous agent: it has no independent authority, external execution, or final-decision power.</w:t>
+            </w:r>
+          </w:p>
+        </w:tc>
+      </w:tr>
+      <w:tr>
+        <w:tc>
+          <w:tcPr>
+            <w:tcW w:type="dxa" w:w="2850"/>
+            <w:tcMar>
+              <w:top w:type="dxa" w:w="80"/>
+              <w:left w:type="dxa" w:w="100"/>
+              <w:bottom w:type="dxa" w:w="80"/>
+              <w:right w:type="dxa" w:w="100"/>
+            </w:tcMar>
+          </w:tcPr>
+          <w:p>
+            <w:pPr>
+              <w:spacing w:after="120" w:before="0" w:line="270"/>
+            </w:pPr>
+            <w:r>
+              <w:rPr>
+                <w:rFonts w:ascii="Arial" w:cs="Arial" w:eastAsia="Arial" w:hAnsi="Arial"/>
+                <w:b w:val="false"/>
+                <w:bCs w:val="false"/>
+                <w:color w:val="12233F"/>
+                <w:sz w:val="17"/>
+                <w:szCs w:val="17"/>
+              </w:rPr>
+              <w:t xml:space="preserve">How would you monitor this in production?</w:t>
+            </w:r>
+          </w:p>
+        </w:tc>
+        <w:tc>
+          <w:tcPr>
+            <w:tcW w:type="dxa" w:w="6510"/>
+            <w:tcMar>
+              <w:top w:type="dxa" w:w="80"/>
+              <w:left w:type="dxa" w:w="100"/>
+              <w:bottom w:type="dxa" w:w="80"/>
+              <w:right w:type="dxa" w:w="100"/>
+            </w:tcMar>
+          </w:tcPr>
+          <w:p>
+            <w:pPr>
+              <w:spacing w:after="120" w:before="0" w:line="270"/>
+            </w:pPr>
+            <w:r>
+              <w:rPr>
+                <w:rFonts w:ascii="Arial" w:cs="Arial" w:eastAsia="Arial" w:hAnsi="Arial"/>
+                <w:b w:val="false"/>
+                <w:bCs w:val="false"/>
+                <w:color w:val="12233F"/>
+                <w:sz w:val="17"/>
+                <w:szCs w:val="17"/>
+              </w:rPr>
+              <w:t xml:space="preserve">We would monitor retrieval quality, citation validity, validator flags, human overrides, latency, failures, drift in input patterns, and access events. Thresholds, ownership, review cadence, and incident response would need formal governance.</w:t>
+            </w:r>
+          </w:p>
+        </w:tc>
+      </w:tr>
+      <w:tr>
+        <w:tc>
+          <w:tcPr>
+            <w:tcW w:type="dxa" w:w="2850"/>
+            <w:tcMar>
+              <w:top w:type="dxa" w:w="80"/>
+              <w:left w:type="dxa" w:w="100"/>
+              <w:bottom w:type="dxa" w:w="80"/>
+              <w:right w:type="dxa" w:w="100"/>
+            </w:tcMar>
+          </w:tcPr>
+          <w:p>
+            <w:pPr>
+              <w:spacing w:after="120" w:before="0" w:line="270"/>
+            </w:pPr>
+            <w:r>
+              <w:rPr>
+                <w:rFonts w:ascii="Arial" w:cs="Arial" w:eastAsia="Arial" w:hAnsi="Arial"/>
+                <w:b w:val="false"/>
+                <w:bCs w:val="false"/>
+                <w:color w:val="12233F"/>
+                <w:sz w:val="17"/>
+                <w:szCs w:val="17"/>
+              </w:rPr>
+              <w:t xml:space="preserve">Can this system be scaled?</w:t>
+            </w:r>
+          </w:p>
+        </w:tc>
+        <w:tc>
+          <w:tcPr>
+            <w:tcW w:type="dxa" w:w="6510"/>
+            <w:tcMar>
+              <w:top w:type="dxa" w:w="80"/>
+              <w:left w:type="dxa" w:w="100"/>
+              <w:bottom w:type="dxa" w:w="80"/>
+              <w:right w:type="dxa" w:w="100"/>
+            </w:tcMar>
+          </w:tcPr>
+          <w:p>
+            <w:pPr>
+              <w:spacing w:after="120" w:before="0" w:line="270"/>
+            </w:pPr>
+            <w:r>
+              <w:rPr>
+                <w:rFonts w:ascii="Arial" w:cs="Arial" w:eastAsia="Arial" w:hAnsi="Arial"/>
+                <w:b w:val="false"/>
+                <w:bCs w:val="false"/>
+                <w:color w:val="12233F"/>
+                <w:sz w:val="17"/>
+                <w:szCs w:val="17"/>
+              </w:rPr>
+              <w:t xml:space="preserve">The prototype demonstrates the logic, not a scalability benchmark. SQLite FTS5/BM25 is appropriate for the small local demonstration. Production scale would need measured load testing, a governed data platform, access controls, observability, and capacity design.</w:t>
+            </w:r>
+          </w:p>
+        </w:tc>
+      </w:tr>
+      <w:tr>
+        <w:tc>
+          <w:tcPr>
+            <w:tcW w:type="dxa" w:w="2850"/>
+            <w:tcMar>
+              <w:top w:type="dxa" w:w="80"/>
+              <w:left w:type="dxa" w:w="100"/>
+              <w:bottom w:type="dxa" w:w="80"/>
+              <w:right w:type="dxa" w:w="100"/>
+            </w:tcMar>
+          </w:tcPr>
+          <w:p>
+            <w:pPr>
+              <w:spacing w:after="120" w:before="0" w:line="270"/>
+            </w:pPr>
+            <w:r>
+              <w:rPr>
+                <w:rFonts w:ascii="Arial" w:cs="Arial" w:eastAsia="Arial" w:hAnsi="Arial"/>
+                <w:b w:val="false"/>
+                <w:bCs w:val="false"/>
+                <w:color w:val="12233F"/>
+                <w:sz w:val="17"/>
+                <w:szCs w:val="17"/>
+              </w:rPr>
+              <w:t xml:space="preserve">What responsible-AI principle is most visible here?</w:t>
+            </w:r>
+          </w:p>
+        </w:tc>
+        <w:tc>
+          <w:tcPr>
+            <w:tcW w:type="dxa" w:w="6510"/>
+            <w:tcMar>
+              <w:top w:type="dxa" w:w="80"/>
+              <w:left w:type="dxa" w:w="100"/>
+              <w:bottom w:type="dxa" w:w="80"/>
+              <w:right w:type="dxa" w:w="100"/>
+            </w:tcMar>
+          </w:tcPr>
+          <w:p>
+            <w:pPr>
+              <w:spacing w:after="120" w:before="0" w:line="270"/>
+            </w:pPr>
+            <w:r>
+              <w:rPr>
+                <w:rFonts w:ascii="Arial" w:cs="Arial" w:eastAsia="Arial" w:hAnsi="Arial"/>
+                <w:b w:val="false"/>
+                <w:bCs w:val="false"/>
+                <w:color w:val="12233F"/>
+                <w:sz w:val="17"/>
+                <w:szCs w:val="17"/>
+              </w:rPr>
+              <w:t xml:space="preserve">Human oversight and contestability: users can inspect the evidence trail, see what is missing, challenge the draft, and record their own rationale. Confidence is presented as a limitation-aware signal rather than an automated decision.</w:t>
+            </w:r>
+          </w:p>
+        </w:tc>
+      </w:tr>
+    </w:tbl>
+    <w:p>
+      <w:pPr>
+        <w:pStyle w:val="Heading2"/>
+        <w:spacing w:after="120" w:before="220" w:line="270"/>
+      </w:pPr>
+      <w:r>
+        <w:rPr>
+          <w:rFonts w:ascii="Arial" w:cs="Arial" w:eastAsia="Arial" w:hAnsi="Arial"/>
+          <w:b/>
+          <w:bCs/>
+          <w:color w:val="00A79D"/>
+          <w:sz w:val="24"/>
+          <w:szCs w:val="24"/>
+        </w:rPr>
+        <w:t xml:space="preserve">Live demo, outcomes, and future-readiness questions</w:t>
+      </w:r>
+    </w:p>
+    <w:tbl>
+      <w:tblPr>
+        <w:tblW w:type="dxa" w:w="9360"/>
+        <w:tblBorders>
+          <w:top w:val="single" w:color="auto" w:sz="4"/>
+          <w:left w:val="single" w:color="auto" w:sz="4"/>
+          <w:bottom w:val="single" w:color="auto" w:sz="4"/>
+          <w:right w:val="single" w:color="auto" w:sz="4"/>
+          <w:insideH w:val="single" w:color="auto" w:sz="4"/>
+          <w:insideV w:val="single" w:color="auto" w:sz="4"/>
+        </w:tblBorders>
+      </w:tblPr>
+      <w:tblGrid>
+        <w:gridCol w:w="2850"/>
+        <w:gridCol w:w="6510"/>
+      </w:tblGrid>
+      <w:tr>
+        <w:tc>
+          <w:tcPr>
+            <w:tcW w:type="dxa" w:w="2850"/>
+            <w:shd w:fill="0B1F3A" w:color="0B1F3A" w:val="clear"/>
+            <w:tcMar>
+              <w:top w:type="dxa" w:w="80"/>
+              <w:left w:type="dxa" w:w="100"/>
+              <w:bottom w:type="dxa" w:w="80"/>
+              <w:right w:type="dxa" w:w="100"/>
+            </w:tcMar>
+          </w:tcPr>
+          <w:p>
+            <w:pPr>
+              <w:spacing w:after="120" w:before="0" w:line="270"/>
+            </w:pPr>
+            <w:r>
+              <w:rPr>
+                <w:rFonts w:ascii="Arial" w:cs="Arial" w:eastAsia="Arial" w:hAnsi="Arial"/>
+                <w:b/>
+                <w:bCs/>
+                <w:color w:val="FFFFFF"/>
+                <w:sz w:val="17"/>
+                <w:szCs w:val="17"/>
+              </w:rPr>
+              <w:t xml:space="preserve">Likely question</w:t>
+            </w:r>
+          </w:p>
+        </w:tc>
+        <w:tc>
+          <w:tcPr>
+            <w:tcW w:type="dxa" w:w="6510"/>
+            <w:shd w:fill="0B1F3A" w:color="0B1F3A" w:val="clear"/>
+            <w:tcMar>
+              <w:top w:type="dxa" w:w="80"/>
+              <w:left w:type="dxa" w:w="100"/>
+              <w:bottom w:type="dxa" w:w="80"/>
+              <w:right w:type="dxa" w:w="100"/>
+            </w:tcMar>
+          </w:tcPr>
+          <w:p>
+            <w:pPr>
+              <w:spacing w:after="120" w:before="0" w:line="270"/>
+            </w:pPr>
+            <w:r>
+              <w:rPr>
+                <w:rFonts w:ascii="Arial" w:cs="Arial" w:eastAsia="Arial" w:hAnsi="Arial"/>
+                <w:b/>
+                <w:bCs/>
+                <w:color w:val="FFFFFF"/>
+                <w:sz w:val="17"/>
+                <w:szCs w:val="17"/>
+              </w:rPr>
+              <w:t xml:space="preserve">Suggested answer</w:t>
+            </w:r>
+          </w:p>
+        </w:tc>
+      </w:tr>
+      <w:tr>
+        <w:tc>
+          <w:tcPr>
+            <w:tcW w:type="dxa" w:w="2850"/>
+            <w:tcMar>
+              <w:top w:type="dxa" w:w="80"/>
+              <w:left w:type="dxa" w:w="100"/>
+              <w:bottom w:type="dxa" w:w="80"/>
+              <w:right w:type="dxa" w:w="100"/>
+            </w:tcMar>
+          </w:tcPr>
+          <w:p>
+            <w:pPr>
+              <w:spacing w:after="120" w:before="0" w:line="270"/>
+            </w:pPr>
+            <w:r>
+              <w:rPr>
+                <w:rFonts w:ascii="Arial" w:cs="Arial" w:eastAsia="Arial" w:hAnsi="Arial"/>
+                <w:b w:val="false"/>
+                <w:bCs w:val="false"/>
+                <w:color w:val="12233F"/>
+                <w:sz w:val="17"/>
+                <w:szCs w:val="17"/>
+              </w:rPr>
+              <w:t xml:space="preserve">Why is the live demo read-only?</w:t>
+            </w:r>
+          </w:p>
+        </w:tc>
+        <w:tc>
+          <w:tcPr>
+            <w:tcW w:type="dxa" w:w="6510"/>
+            <w:tcMar>
+              <w:top w:type="dxa" w:w="80"/>
+              <w:left w:type="dxa" w:w="100"/>
+              <w:bottom w:type="dxa" w:w="80"/>
+              <w:right w:type="dxa" w:w="100"/>
+            </w:tcMar>
+          </w:tcPr>
+          <w:p>
+            <w:pPr>
+              <w:spacing w:after="120" w:before="0" w:line="270"/>
+            </w:pPr>
+            <w:r>
+              <w:rPr>
+                <w:rFonts w:ascii="Arial" w:cs="Arial" w:eastAsia="Arial" w:hAnsi="Arial"/>
+                <w:b w:val="false"/>
+                <w:bCs w:val="false"/>
+                <w:color w:val="12233F"/>
+                <w:sz w:val="17"/>
+                <w:szCs w:val="17"/>
+              </w:rPr>
+              <w:t xml:space="preserve">A completed action is persistent in the demo store, so we protect the demonstration state. We show the available controls and audit trail without changing a case.</w:t>
+            </w:r>
+          </w:p>
+        </w:tc>
+      </w:tr>
+      <w:tr>
+        <w:tc>
+          <w:tcPr>
+            <w:tcW w:type="dxa" w:w="2850"/>
+            <w:tcMar>
+              <w:top w:type="dxa" w:w="80"/>
+              <w:left w:type="dxa" w:w="100"/>
+              <w:bottom w:type="dxa" w:w="80"/>
+              <w:right w:type="dxa" w:w="100"/>
+            </w:tcMar>
+          </w:tcPr>
+          <w:p>
+            <w:pPr>
+              <w:spacing w:after="120" w:before="0" w:line="270"/>
+            </w:pPr>
+            <w:r>
+              <w:rPr>
+                <w:rFonts w:ascii="Arial" w:cs="Arial" w:eastAsia="Arial" w:hAnsi="Arial"/>
+                <w:b w:val="false"/>
+                <w:bCs w:val="false"/>
+                <w:color w:val="12233F"/>
+                <w:sz w:val="17"/>
+                <w:szCs w:val="17"/>
+              </w:rPr>
+              <w:t xml:space="preserve">Why show a closed case and an open/escalated case?</w:t>
+            </w:r>
+          </w:p>
+        </w:tc>
+        <w:tc>
+          <w:tcPr>
+            <w:tcW w:type="dxa" w:w="6510"/>
+            <w:tcMar>
+              <w:top w:type="dxa" w:w="80"/>
+              <w:left w:type="dxa" w:w="100"/>
+              <w:bottom w:type="dxa" w:w="80"/>
+              <w:right w:type="dxa" w:w="100"/>
+            </w:tcMar>
+          </w:tcPr>
+          <w:p>
+            <w:pPr>
+              <w:spacing w:after="120" w:before="0" w:line="270"/>
+            </w:pPr>
+            <w:r>
+              <w:rPr>
+                <w:rFonts w:ascii="Arial" w:cs="Arial" w:eastAsia="Arial" w:hAnsi="Arial"/>
+                <w:b w:val="false"/>
+                <w:bCs w:val="false"/>
+                <w:color w:val="12233F"/>
+                <w:sz w:val="17"/>
+                <w:szCs w:val="17"/>
+              </w:rPr>
+              <w:t xml:space="preserve">The closed case demonstrates evidence and audit access; the active case demonstrates investigation, retrieval, Copilot, confidence, and the human-decision boundary.</w:t>
+            </w:r>
+          </w:p>
+        </w:tc>
+      </w:tr>
+      <w:tr>
+        <w:tc>
+          <w:tcPr>
+            <w:tcW w:type="dxa" w:w="2850"/>
+            <w:tcMar>
+              <w:top w:type="dxa" w:w="80"/>
+              <w:left w:type="dxa" w:w="100"/>
+              <w:bottom w:type="dxa" w:w="80"/>
+              <w:right w:type="dxa" w:w="100"/>
+            </w:tcMar>
+          </w:tcPr>
+          <w:p>
+            <w:pPr>
+              <w:spacing w:after="120" w:before="0" w:line="270"/>
+            </w:pPr>
+            <w:r>
+              <w:rPr>
+                <w:rFonts w:ascii="Arial" w:cs="Arial" w:eastAsia="Arial" w:hAnsi="Arial"/>
+                <w:b w:val="false"/>
+                <w:bCs w:val="false"/>
+                <w:color w:val="12233F"/>
+                <w:sz w:val="17"/>
+                <w:szCs w:val="17"/>
+              </w:rPr>
+              <w:t xml:space="preserve">Why does the Admin area use a passcode?</w:t>
+            </w:r>
+          </w:p>
+        </w:tc>
+        <w:tc>
+          <w:tcPr>
+            <w:tcW w:type="dxa" w:w="6510"/>
+            <w:tcMar>
+              <w:top w:type="dxa" w:w="80"/>
+              <w:left w:type="dxa" w:w="100"/>
+              <w:bottom w:type="dxa" w:w="80"/>
+              <w:right w:type="dxa" w:w="100"/>
+            </w:tcMar>
+          </w:tcPr>
+          <w:p>
+            <w:pPr>
+              <w:spacing w:after="120" w:before="0" w:line="270"/>
+            </w:pPr>
+            <w:r>
+              <w:rPr>
+                <w:rFonts w:ascii="Arial" w:cs="Arial" w:eastAsia="Arial" w:hAnsi="Arial"/>
+                <w:b w:val="false"/>
+                <w:bCs w:val="false"/>
+                <w:color w:val="12233F"/>
+                <w:sz w:val="17"/>
+                <w:szCs w:val="17"/>
+              </w:rPr>
+              <w:t xml:space="preserve">It is a limited teaching-demo gate for source/rule inspection, not production authentication or authorization. We never disclose the passcode in the deck, guide, or live session.</w:t>
+            </w:r>
+          </w:p>
+        </w:tc>
+      </w:tr>
+      <w:tr>
+        <w:tc>
+          <w:tcPr>
+            <w:tcW w:type="dxa" w:w="2850"/>
+            <w:tcMar>
+              <w:top w:type="dxa" w:w="80"/>
+              <w:left w:type="dxa" w:w="100"/>
+              <w:bottom w:type="dxa" w:w="80"/>
+              <w:right w:type="dxa" w:w="100"/>
+            </w:tcMar>
+          </w:tcPr>
+          <w:p>
+            <w:pPr>
+              <w:spacing w:after="120" w:before="0" w:line="270"/>
+            </w:pPr>
+            <w:r>
+              <w:rPr>
+                <w:rFonts w:ascii="Arial" w:cs="Arial" w:eastAsia="Arial" w:hAnsi="Arial"/>
+                <w:b w:val="false"/>
+                <w:bCs w:val="false"/>
+                <w:color w:val="12233F"/>
+                <w:sz w:val="17"/>
+                <w:szCs w:val="17"/>
+              </w:rPr>
+              <w:t xml:space="preserve">Is personal or sensitive data being sent to an AI model?</w:t>
+            </w:r>
+          </w:p>
+        </w:tc>
+        <w:tc>
+          <w:tcPr>
+            <w:tcW w:type="dxa" w:w="6510"/>
+            <w:tcMar>
+              <w:top w:type="dxa" w:w="80"/>
+              <w:left w:type="dxa" w:w="100"/>
+              <w:bottom w:type="dxa" w:w="80"/>
+              <w:right w:type="dxa" w:w="100"/>
+            </w:tcMar>
+          </w:tcPr>
+          <w:p>
+            <w:pPr>
+              <w:spacing w:after="120" w:before="0" w:line="270"/>
+            </w:pPr>
+            <w:r>
+              <w:rPr>
+                <w:rFonts w:ascii="Arial" w:cs="Arial" w:eastAsia="Arial" w:hAnsi="Arial"/>
+                <w:b w:val="false"/>
+                <w:bCs w:val="false"/>
+                <w:color w:val="12233F"/>
+                <w:sz w:val="17"/>
+                <w:szCs w:val="17"/>
+              </w:rPr>
+              <w:t xml:space="preserve">No real customer information is used in this course prototype. All displayed data is fictional. A real deployment would need approved privacy, retention, access-control, and model-governance controls before any integration.</w:t>
+            </w:r>
+          </w:p>
+        </w:tc>
+      </w:tr>
+      <w:tr>
+        <w:tc>
+          <w:tcPr>
+            <w:tcW w:type="dxa" w:w="2850"/>
+            <w:tcMar>
+              <w:top w:type="dxa" w:w="80"/>
+              <w:left w:type="dxa" w:w="100"/>
+              <w:bottom w:type="dxa" w:w="80"/>
+              <w:right w:type="dxa" w:w="100"/>
+            </w:tcMar>
+          </w:tcPr>
+          <w:p>
+            <w:pPr>
+              <w:spacing w:after="120" w:before="0" w:line="270"/>
+            </w:pPr>
+            <w:r>
+              <w:rPr>
+                <w:rFonts w:ascii="Arial" w:cs="Arial" w:eastAsia="Arial" w:hAnsi="Arial"/>
+                <w:b w:val="false"/>
+                <w:bCs w:val="false"/>
+                <w:color w:val="12233F"/>
+                <w:sz w:val="17"/>
+                <w:szCs w:val="17"/>
+              </w:rPr>
+              <w:t xml:space="preserve">How would you measure business value?</w:t>
+            </w:r>
+          </w:p>
+        </w:tc>
+        <w:tc>
+          <w:tcPr>
+            <w:tcW w:type="dxa" w:w="6510"/>
+            <w:tcMar>
+              <w:top w:type="dxa" w:w="80"/>
+              <w:left w:type="dxa" w:w="100"/>
+              <w:bottom w:type="dxa" w:w="80"/>
+              <w:right w:type="dxa" w:w="100"/>
+            </w:tcMar>
+          </w:tcPr>
+          <w:p>
+            <w:pPr>
+              <w:spacing w:after="120" w:before="0" w:line="270"/>
+            </w:pPr>
+            <w:r>
+              <w:rPr>
+                <w:rFonts w:ascii="Arial" w:cs="Arial" w:eastAsia="Arial" w:hAnsi="Arial"/>
+                <w:b w:val="false"/>
+                <w:bCs w:val="false"/>
+                <w:color w:val="12233F"/>
+                <w:sz w:val="17"/>
+                <w:szCs w:val="17"/>
+              </w:rPr>
+              <w:t xml:space="preserve">We do not claim savings from fictional data. A pilot would measure verified lookup time, avoided rework, audit-reconstruction time, and safety issues against an approved cost baseline before calculating ROI.</w:t>
+            </w:r>
+          </w:p>
+        </w:tc>
+      </w:tr>
+      <w:tr>
+        <w:tc>
+          <w:tcPr>
+            <w:tcW w:type="dxa" w:w="2850"/>
+            <w:tcMar>
+              <w:top w:type="dxa" w:w="80"/>
+              <w:left w:type="dxa" w:w="100"/>
+              <w:bottom w:type="dxa" w:w="80"/>
+              <w:right w:type="dxa" w:w="100"/>
+            </w:tcMar>
+          </w:tcPr>
+          <w:p>
+            <w:pPr>
+              <w:spacing w:after="120" w:before="0" w:line="270"/>
+            </w:pPr>
+            <w:r>
+              <w:rPr>
+                <w:rFonts w:ascii="Arial" w:cs="Arial" w:eastAsia="Arial" w:hAnsi="Arial"/>
+                <w:b w:val="false"/>
+                <w:bCs w:val="false"/>
+                <w:color w:val="12233F"/>
+                <w:sz w:val="17"/>
+                <w:szCs w:val="17"/>
+              </w:rPr>
+              <w:t xml:space="preserve">What are the next steps before real deployment?</w:t>
+            </w:r>
+          </w:p>
+        </w:tc>
+        <w:tc>
+          <w:tcPr>
+            <w:tcW w:type="dxa" w:w="6510"/>
+            <w:tcMar>
+              <w:top w:type="dxa" w:w="80"/>
+              <w:left w:type="dxa" w:w="100"/>
+              <w:bottom w:type="dxa" w:w="80"/>
+              <w:right w:type="dxa" w:w="100"/>
+            </w:tcMar>
+          </w:tcPr>
+          <w:p>
+            <w:pPr>
+              <w:spacing w:after="120" w:before="0" w:line="270"/>
+            </w:pPr>
+            <w:r>
+              <w:rPr>
+                <w:rFonts w:ascii="Arial" w:cs="Arial" w:eastAsia="Arial" w:hAnsi="Arial"/>
+                <w:b w:val="false"/>
+                <w:bCs w:val="false"/>
+                <w:color w:val="12233F"/>
+                <w:sz w:val="17"/>
+                <w:szCs w:val="17"/>
+              </w:rPr>
+              <w:t xml:space="preserve">Authentication and authorization, governed ingestion, evidence-lineage versioning, test fixtures, retrieval/model evaluation, monitoring, privacy review, model-risk assessment, and clear operational ownership.</w:t>
+            </w:r>
+          </w:p>
+        </w:tc>
+      </w:tr>
+      <w:tr>
+        <w:tc>
+          <w:tcPr>
+            <w:tcW w:type="dxa" w:w="2850"/>
+            <w:tcMar>
+              <w:top w:type="dxa" w:w="80"/>
+              <w:left w:type="dxa" w:w="100"/>
+              <w:bottom w:type="dxa" w:w="80"/>
+              <w:right w:type="dxa" w:w="100"/>
+            </w:tcMar>
+          </w:tcPr>
+          <w:p>
+            <w:pPr>
+              <w:spacing w:after="120" w:before="0" w:line="270"/>
+            </w:pPr>
+            <w:r>
+              <w:rPr>
+                <w:rFonts w:ascii="Arial" w:cs="Arial" w:eastAsia="Arial" w:hAnsi="Arial"/>
+                <w:b w:val="false"/>
+                <w:bCs w:val="false"/>
+                <w:color w:val="12233F"/>
+                <w:sz w:val="17"/>
+                <w:szCs w:val="17"/>
+              </w:rPr>
+              <w:t xml:space="preserve">What should we say if a professor asks something we did not implement?</w:t>
+            </w:r>
+          </w:p>
+        </w:tc>
+        <w:tc>
+          <w:tcPr>
+            <w:tcW w:type="dxa" w:w="6510"/>
+            <w:tcMar>
+              <w:top w:type="dxa" w:w="80"/>
+              <w:left w:type="dxa" w:w="100"/>
+              <w:bottom w:type="dxa" w:w="80"/>
+              <w:right w:type="dxa" w:w="100"/>
+            </w:tcMar>
+          </w:tcPr>
+          <w:p>
+            <w:pPr>
+              <w:spacing w:after="120" w:before="0" w:line="270"/>
+            </w:pPr>
+            <w:r>
+              <w:rPr>
+                <w:rFonts w:ascii="Arial" w:cs="Arial" w:eastAsia="Arial" w:hAnsi="Arial"/>
+                <w:b w:val="false"/>
+                <w:bCs w:val="false"/>
+                <w:color w:val="12233F"/>
+                <w:sz w:val="17"/>
+                <w:szCs w:val="17"/>
+              </w:rPr>
+              <w:t xml:space="preserve">Answer directly: ‘That is not implemented in this fictional prototype. We would treat it as a governed next-step requirement rather than claim it already works.’ Then connect it to the roadmap if relevant.</w:t>
+            </w:r>
+          </w:p>
+        </w:tc>
+      </w:tr>
+    </w:tbl>
+    <w:p>
+      <w:pPr>
+        <w:pStyle w:val="Heading1"/>
+        <w:spacing w:after="120" w:before="260" w:line="270"/>
+      </w:pPr>
+      <w:r>
+        <w:rPr>
+          <w:rFonts w:ascii="Arial" w:cs="Arial" w:eastAsia="Arial" w:hAnsi="Arial"/>
+          <w:b/>
+          <w:bCs/>
+          <w:color w:val="0B1F3A"/>
+          <w:sz w:val="28"/>
+          <w:szCs w:val="28"/>
+        </w:rPr>
+        <w:t xml:space="preserve">How to answer safely</w:t>
+      </w:r>
+    </w:p>
+    <w:p>
+      <w:pPr>
+        <w:spacing w:after="120" w:before="0" w:line="270"/>
+      </w:pPr>
+      <w:r>
+        <w:rPr>
+          <w:rFonts w:ascii="Arial" w:cs="Arial" w:eastAsia="Arial" w:hAnsi="Arial"/>
+          <w:b w:val="false"/>
+          <w:bCs w:val="false"/>
+          <w:color w:val="12233F"/>
+          <w:sz w:val="20"/>
+          <w:szCs w:val="20"/>
+        </w:rPr>
+        <w:t xml:space="preserve">1. State what this prototype actually does, and distinguish it from a production banking system.  2. Point to an inspectable artifact: a cited chunk, the data-flow diagram, a validation message, or an audit record.  3. Name the limitation before claiming the benefit: fictional data, lexical retrieval, optional model drafting, and no autonomous action.  4. If a requested capability is not implemented, say so plainly: ‘That is a planned production control, not a claim of this prototype.’</w:t>
       </w:r>
     </w:p>
     <w:sectPr>
